--- a/Documentation/Analysis/Requirements Analysis/UserRequirements - W.docx
+++ b/Documentation/Analysis/Requirements Analysis/UserRequirements - W.docx
@@ -447,56 +447,6 @@
           <w:rtl/>
         </w:rPr>
         <w:t>مدیر باید بتواند از طریق یک رابط کاربری ساده (مانند جدول همراه با چک‌باکس)، سطح دسترسی‌ها را با یک کلیک فعال یا غیرفعال کند</w:t>
-      </w:r>
-      <w:r>
-        <w:rPr>
-          <w:rFonts w:cs="Mj_Casablanca Light"/>
-          <w:sz w:val="28"/>
-          <w:szCs w:val="28"/>
-        </w:rPr>
-        <w:t xml:space="preserve">. </w:t>
-      </w:r>
-    </w:p>
-    <w:p>
-      <w:pPr>
-        <w:pStyle w:val="ListParagraph"/>
-        <w:numPr>
-          <w:ilvl w:val="0"/>
-          <w:numId w:val="13"/>
-        </w:numPr>
-        <w:bidi/>
-        <w:ind w:left="1170"/>
-        <w:rPr>
-          <w:rFonts w:cs="Mj_Casablanca Light"/>
-          <w:sz w:val="28"/>
-          <w:szCs w:val="28"/>
-        </w:rPr>
-      </w:pPr>
-      <w:r>
-        <w:rPr>
-          <w:rFonts w:cs="Mj_Casablanca Light"/>
-          <w:sz w:val="28"/>
-          <w:szCs w:val="28"/>
-          <w:rtl/>
-        </w:rPr>
-        <w:t>تغییرات دسترسی باید به صورت در لحظه</w:t>
-      </w:r>
-      <w:r>
-        <w:rPr>
-          <w:rFonts w:cs="Mj_Casablanca Light"/>
-          <w:sz w:val="28"/>
-          <w:szCs w:val="28"/>
-        </w:rPr>
-        <w:t xml:space="preserve"> (Real-time) </w:t>
-      </w:r>
-      <w:r>
-        <w:rPr>
-          <w:rFonts w:cs="Mj_Casablanca Light"/>
-          <w:sz w:val="28"/>
-          <w:szCs w:val="28"/>
-          <w:rtl/>
-        </w:rPr>
-        <w:t>و بدون نیاز به بارگذاری مجدد صفحه اعمال شود</w:t>
       </w:r>
       <w:r>
         <w:rPr>
@@ -635,6 +585,57 @@
     <w:p>
       <w:pPr>
         <w:pStyle w:val="ListParagraph"/>
+        <w:tabs>
+          <w:tab w:val="right" w:pos="900"/>
+          <w:tab w:val="right" w:pos="1080"/>
+          <w:tab w:val="right" w:pos="1170"/>
+        </w:tabs>
+        <w:bidi/>
+        <w:ind w:left="1170"/>
+        <w:rPr>
+          <w:rFonts w:cs="Mj_Casablanca Light"/>
+          <w:sz w:val="28"/>
+          <w:szCs w:val="28"/>
+        </w:rPr>
+      </w:pPr>
+    </w:p>
+    <w:p>
+      <w:pPr>
+        <w:pStyle w:val="ListParagraph"/>
+        <w:tabs>
+          <w:tab w:val="right" w:pos="900"/>
+          <w:tab w:val="right" w:pos="1080"/>
+          <w:tab w:val="right" w:pos="1170"/>
+        </w:tabs>
+        <w:bidi/>
+        <w:ind w:left="1170"/>
+        <w:rPr>
+          <w:rFonts w:cs="Mj_Casablanca Light"/>
+          <w:sz w:val="28"/>
+          <w:szCs w:val="28"/>
+        </w:rPr>
+      </w:pPr>
+    </w:p>
+    <w:p>
+      <w:pPr>
+        <w:pStyle w:val="ListParagraph"/>
+        <w:tabs>
+          <w:tab w:val="right" w:pos="900"/>
+          <w:tab w:val="right" w:pos="1080"/>
+          <w:tab w:val="right" w:pos="1170"/>
+        </w:tabs>
+        <w:bidi/>
+        <w:ind w:left="1170"/>
+        <w:rPr>
+          <w:rFonts w:cs="Mj_Casablanca Light"/>
+          <w:sz w:val="28"/>
+          <w:szCs w:val="28"/>
+        </w:rPr>
+      </w:pPr>
+    </w:p>
+    <w:p>
+      <w:pPr>
+        <w:pStyle w:val="ListParagraph"/>
         <w:numPr>
           <w:ilvl w:val="0"/>
           <w:numId w:val="6"/>
@@ -912,85 +913,7 @@
     </w:p>
     <w:p>
       <w:pPr>
-        <w:pStyle w:val="ListParagraph"/>
         <w:bidi/>
-        <w:ind w:left="1170"/>
-        <w:rPr>
-          <w:rFonts w:cs="Mj_Casablanca Light"/>
-          <w:sz w:val="28"/>
-          <w:szCs w:val="28"/>
-        </w:rPr>
-      </w:pPr>
-    </w:p>
-    <w:p>
-      <w:pPr>
-        <w:pStyle w:val="ListParagraph"/>
-        <w:numPr>
-          <w:ilvl w:val="0"/>
-          <w:numId w:val="6"/>
-        </w:numPr>
-        <w:bidi/>
-        <w:rPr>
-          <w:rFonts w:cs="Mj_Casablanca Light"/>
-          <w:sz w:val="28"/>
-          <w:szCs w:val="28"/>
-        </w:rPr>
-      </w:pPr>
-      <w:r>
-        <w:rPr>
-          <w:rFonts w:cs="Mj_Casablanca Light"/>
-          <w:sz w:val="28"/>
-          <w:szCs w:val="28"/>
-          <w:rtl/>
-        </w:rPr>
-        <w:t>نظارت بر چت‌های پشتیبانی با مشتریان</w:t>
-      </w:r>
-      <w:r>
-        <w:rPr>
-          <w:rFonts w:cs="Mj_Casablanca Light"/>
-          <w:sz w:val="28"/>
-          <w:szCs w:val="28"/>
-        </w:rPr>
-        <w:t xml:space="preserve">: </w:t>
-      </w:r>
-    </w:p>
-    <w:p>
-      <w:pPr>
-        <w:pStyle w:val="ListParagraph"/>
-        <w:numPr>
-          <w:ilvl w:val="0"/>
-          <w:numId w:val="27"/>
-        </w:numPr>
-        <w:bidi/>
-        <w:rPr>
-          <w:rFonts w:cs="Mj_Casablanca Light"/>
-          <w:sz w:val="28"/>
-          <w:szCs w:val="28"/>
-        </w:rPr>
-      </w:pPr>
-      <w:r>
-        <w:rPr>
-          <w:rFonts w:cs="Mj_Casablanca Light"/>
-          <w:sz w:val="28"/>
-          <w:szCs w:val="28"/>
-          <w:rtl/>
-        </w:rPr>
-        <w:t>مدیر باید به آرشیو چت‌ها دسترسی داشته باشد و بتواند متن گفتگوها را بر اساس کلیدواژه جستجو کند</w:t>
-      </w:r>
-      <w:r>
-        <w:rPr>
-          <w:rFonts w:cs="Mj_Casablanca Light"/>
-          <w:sz w:val="28"/>
-          <w:szCs w:val="28"/>
-        </w:rPr>
-        <w:t xml:space="preserve"> (Search Functionality). </w:t>
-      </w:r>
-    </w:p>
-    <w:p>
-      <w:pPr>
-        <w:pStyle w:val="ListParagraph"/>
-        <w:bidi/>
-        <w:ind w:left="1209"/>
         <w:rPr>
           <w:rFonts w:cs="Mj_Casablanca Light"/>
           <w:sz w:val="28"/>
@@ -1053,73 +976,6 @@
           <w:rtl/>
         </w:rPr>
         <w:t>داشبورد باید دارای نمودارهای گرافیکی (مانند نمودار میله‌ای و دایره‌ای) با قابلیت درک آسان باشد تا روند رشد ماهانه، آمار رزروها و وضعیت مالی با یک نگاه قابل ارزیابی باشند</w:t>
-      </w:r>
-      <w:r>
-        <w:rPr>
-          <w:rFonts w:cs="Mj_Casablanca Light"/>
-          <w:sz w:val="28"/>
-          <w:szCs w:val="28"/>
-        </w:rPr>
-        <w:t xml:space="preserve">. </w:t>
-      </w:r>
-    </w:p>
-    <w:p>
-      <w:pPr>
-        <w:pStyle w:val="ListParagraph"/>
-        <w:numPr>
-          <w:ilvl w:val="0"/>
-          <w:numId w:val="28"/>
-        </w:numPr>
-        <w:bidi/>
-        <w:ind w:hanging="450"/>
-        <w:rPr>
-          <w:rFonts w:cs="Mj_Casablanca Light"/>
-          <w:sz w:val="28"/>
-          <w:szCs w:val="28"/>
-        </w:rPr>
-      </w:pPr>
-      <w:r>
-        <w:rPr>
-          <w:rFonts w:cs="Mj_Casablanca Light"/>
-          <w:sz w:val="28"/>
-          <w:szCs w:val="28"/>
-          <w:rtl/>
-        </w:rPr>
-        <w:t>امکان خروجی گرفتن سریع گزارش‌ها به صورت</w:t>
-      </w:r>
-      <w:r>
-        <w:rPr>
-          <w:rFonts w:cs="Mj_Casablanca Light"/>
-          <w:sz w:val="28"/>
-          <w:szCs w:val="28"/>
-        </w:rPr>
-        <w:t xml:space="preserve"> PDF </w:t>
-      </w:r>
-      <w:r>
-        <w:rPr>
-          <w:rFonts w:cs="Mj_Casablanca Light"/>
-          <w:sz w:val="28"/>
-          <w:szCs w:val="28"/>
-          <w:rtl/>
-        </w:rPr>
-        <w:t>یا</w:t>
-      </w:r>
-      <w:r>
-        <w:rPr>
-          <w:rFonts w:cs="Mj_Casablanca Light"/>
-          <w:sz w:val="28"/>
-          <w:szCs w:val="28"/>
-        </w:rPr>
-        <w:t xml:space="preserve"> Excel </w:t>
-      </w:r>
-      <w:r>
-        <w:rPr>
-          <w:rFonts w:cs="Mj_Casablanca Light"/>
-          <w:sz w:val="28"/>
-          <w:szCs w:val="28"/>
-          <w:rtl/>
-        </w:rPr>
-        <w:t>با یک کلیک وجود داشته باشد</w:t>
       </w:r>
       <w:r>
         <w:rPr>
@@ -1475,7 +1331,7 @@
           <w:szCs w:val="28"/>
           <w:rtl/>
         </w:rPr>
-        <w:t>اطلاعات هویتی مشتری (مانند شماره تلفن دقیق) باید در دیتابیس به صورت رمزنگاری‌شده نگه</w:t>
+        <w:t>اطلاعات هویتی مشتری (مانند شماره تلفن دقیق) باید در دیتابیس نگه</w:t>
       </w:r>
       <w:r>
         <w:rPr>
@@ -1519,59 +1375,6 @@
           <w:szCs w:val="28"/>
         </w:rPr>
         <w:t xml:space="preserve">. </w:t>
-      </w:r>
-    </w:p>
-    <w:p>
-      <w:pPr>
-        <w:pStyle w:val="ListParagraph"/>
-        <w:tabs>
-          <w:tab w:val="right" w:pos="1170"/>
-        </w:tabs>
-        <w:bidi/>
-        <w:ind w:left="1170"/>
-        <w:rPr>
-          <w:rFonts w:cs="Mj_Casablanca Light"/>
-          <w:sz w:val="28"/>
-          <w:szCs w:val="28"/>
-        </w:rPr>
-      </w:pPr>
-    </w:p>
-    <w:p>
-      <w:pPr>
-        <w:pStyle w:val="ListParagraph"/>
-        <w:numPr>
-          <w:ilvl w:val="0"/>
-          <w:numId w:val="30"/>
-        </w:numPr>
-        <w:bidi/>
-        <w:rPr>
-          <w:rFonts w:cs="Mj_Casablanca Light"/>
-          <w:b/>
-          <w:bCs/>
-          <w:sz w:val="28"/>
-          <w:szCs w:val="28"/>
-        </w:rPr>
-      </w:pPr>
-      <w:r>
-        <w:rPr>
-          <w:rFonts w:cs="Mj_Casablanca Light"/>
-          <w:b/>
-          <w:bCs/>
-          <w:sz w:val="28"/>
-          <w:szCs w:val="28"/>
-          <w:rtl/>
-        </w:rPr>
-        <w:t>جستجو، فیلتر و مرتب‌سازی پیشرفته</w:t>
-      </w:r>
-      <w:r>
-        <w:rPr>
-          <w:rFonts w:cs="Mj_Casablanca Light"/>
-          <w:b/>
-          <w:bCs/>
-          <w:sz w:val="28"/>
-          <w:szCs w:val="28"/>
-        </w:rPr>
-        <w:t xml:space="preserve">: </w:t>
       </w:r>
     </w:p>
     <w:p>
@@ -1599,54 +1402,257 @@
           <w:szCs w:val="28"/>
           <w:rtl/>
         </w:rPr>
-        <w:t>نوار جستجو باید دارای ویژگی تکمیل خودکار</w:t>
-      </w:r>
-      <w:r>
-        <w:rPr>
-          <w:rFonts w:cs="Mj_Casablanca Light"/>
-          <w:sz w:val="28"/>
-          <w:szCs w:val="28"/>
-        </w:rPr>
-        <w:t xml:space="preserve"> (Auto-complete) </w:t>
-      </w:r>
-      <w:r>
-        <w:rPr>
-          <w:rFonts w:cs="Mj_Casablanca Light"/>
-          <w:sz w:val="28"/>
-          <w:szCs w:val="28"/>
-          <w:rtl/>
-        </w:rPr>
-        <w:t xml:space="preserve">و پیشنهاد هوشمند کلمات با کمترین تاخیر (زیر </w:t>
-      </w:r>
-      <m:oMath>
-        <m:r>
-          <m:rPr>
-            <m:sty m:val="p"/>
-          </m:rPr>
-          <w:rPr>
-            <w:rFonts w:ascii="Cambria Math" w:hAnsi="Cambria Math" w:cs="Mj_Casablanca Light"/>
-            <w:sz w:val="28"/>
-            <w:szCs w:val="28"/>
-          </w:rPr>
-          <m:t>500</m:t>
-        </m:r>
-      </m:oMath>
-      <w:r>
-        <w:rPr>
-          <w:rFonts w:cs="Mj_Casablanca Light"/>
-          <w:sz w:val="28"/>
-          <w:szCs w:val="28"/>
-          <w:rtl/>
-        </w:rPr>
-        <w:t>میلی‌ثانیه) باشد</w:t>
-      </w:r>
-      <w:r>
-        <w:rPr>
-          <w:rFonts w:cs="Mj_Casablanca Light"/>
-          <w:sz w:val="28"/>
-          <w:szCs w:val="28"/>
-        </w:rPr>
-        <w:t xml:space="preserve">. </w:t>
+        <w:t>قابل</w:t>
+      </w:r>
+      <w:r>
+        <w:rPr>
+          <w:rFonts w:cs="Mj_Casablanca Light" w:hint="cs"/>
+          <w:sz w:val="28"/>
+          <w:szCs w:val="28"/>
+          <w:rtl/>
+        </w:rPr>
+        <w:t>ی</w:t>
+      </w:r>
+      <w:r>
+        <w:rPr>
+          <w:rFonts w:cs="Mj_Casablanca Light" w:hint="eastAsia"/>
+          <w:sz w:val="28"/>
+          <w:szCs w:val="28"/>
+          <w:rtl/>
+        </w:rPr>
+        <w:t>ت</w:t>
+      </w:r>
+      <w:r>
+        <w:rPr>
+          <w:rFonts w:cs="Mj_Casablanca Light"/>
+          <w:sz w:val="28"/>
+          <w:szCs w:val="28"/>
+          <w:rtl/>
+        </w:rPr>
+        <w:t xml:space="preserve"> ساختن نام کاربر</w:t>
+      </w:r>
+      <w:r>
+        <w:rPr>
+          <w:rFonts w:cs="Mj_Casablanca Light" w:hint="cs"/>
+          <w:sz w:val="28"/>
+          <w:szCs w:val="28"/>
+          <w:rtl/>
+        </w:rPr>
+        <w:t>ی</w:t>
+      </w:r>
+      <w:r>
+        <w:rPr>
+          <w:rFonts w:cs="Mj_Casablanca Light"/>
+          <w:sz w:val="28"/>
+          <w:szCs w:val="28"/>
+          <w:rtl/>
+        </w:rPr>
+        <w:t xml:space="preserve"> و کلمه عبور با</w:t>
+      </w:r>
+      <w:r>
+        <w:rPr>
+          <w:rFonts w:cs="Mj_Casablanca Light" w:hint="cs"/>
+          <w:sz w:val="28"/>
+          <w:szCs w:val="28"/>
+          <w:rtl/>
+        </w:rPr>
+        <w:t>ی</w:t>
+      </w:r>
+      <w:r>
+        <w:rPr>
+          <w:rFonts w:cs="Mj_Casablanca Light" w:hint="eastAsia"/>
+          <w:sz w:val="28"/>
+          <w:szCs w:val="28"/>
+          <w:rtl/>
+        </w:rPr>
+        <w:t>د</w:t>
+      </w:r>
+      <w:r>
+        <w:rPr>
+          <w:rFonts w:cs="Mj_Casablanca Light"/>
+          <w:sz w:val="28"/>
+          <w:szCs w:val="28"/>
+          <w:rtl/>
+        </w:rPr>
+        <w:t xml:space="preserve"> فراهم شود تا ادم</w:t>
+      </w:r>
+      <w:r>
+        <w:rPr>
+          <w:rFonts w:cs="Mj_Casablanca Light" w:hint="cs"/>
+          <w:sz w:val="28"/>
+          <w:szCs w:val="28"/>
+          <w:rtl/>
+        </w:rPr>
+        <w:t>ی</w:t>
+      </w:r>
+      <w:r>
+        <w:rPr>
+          <w:rFonts w:cs="Mj_Casablanca Light" w:hint="eastAsia"/>
+          <w:sz w:val="28"/>
+          <w:szCs w:val="28"/>
+          <w:rtl/>
+        </w:rPr>
+        <w:t>ن</w:t>
+      </w:r>
+      <w:r>
+        <w:rPr>
+          <w:rFonts w:cs="Mj_Casablanca Light"/>
+          <w:sz w:val="28"/>
+          <w:szCs w:val="28"/>
+          <w:rtl/>
+        </w:rPr>
+        <w:t xml:space="preserve"> ها و پشت</w:t>
+      </w:r>
+      <w:r>
+        <w:rPr>
+          <w:rFonts w:cs="Mj_Casablanca Light" w:hint="cs"/>
+          <w:sz w:val="28"/>
+          <w:szCs w:val="28"/>
+          <w:rtl/>
+        </w:rPr>
+        <w:t>ی</w:t>
+      </w:r>
+      <w:r>
+        <w:rPr>
+          <w:rFonts w:cs="Mj_Casablanca Light" w:hint="eastAsia"/>
+          <w:sz w:val="28"/>
+          <w:szCs w:val="28"/>
+          <w:rtl/>
+        </w:rPr>
+        <w:t>بان</w:t>
+      </w:r>
+      <w:r>
+        <w:rPr>
+          <w:rFonts w:cs="Mj_Casablanca Light" w:hint="cs"/>
+          <w:sz w:val="28"/>
+          <w:szCs w:val="28"/>
+          <w:rtl/>
+        </w:rPr>
+        <w:t>ی</w:t>
+      </w:r>
+      <w:r>
+        <w:rPr>
+          <w:rFonts w:cs="Mj_Casablanca Light"/>
+          <w:sz w:val="28"/>
+          <w:szCs w:val="28"/>
+          <w:rtl/>
+        </w:rPr>
+        <w:t xml:space="preserve"> ها بتوانند وارد حساب خود و ن</w:t>
+      </w:r>
+      <w:r>
+        <w:rPr>
+          <w:rFonts w:cs="Mj_Casablanca Light" w:hint="cs"/>
+          <w:sz w:val="28"/>
+          <w:szCs w:val="28"/>
+          <w:rtl/>
+        </w:rPr>
+        <w:t>ی</w:t>
+      </w:r>
+      <w:r>
+        <w:rPr>
+          <w:rFonts w:cs="Mj_Casablanca Light" w:hint="eastAsia"/>
+          <w:sz w:val="28"/>
+          <w:szCs w:val="28"/>
+          <w:rtl/>
+        </w:rPr>
+        <w:t>ز</w:t>
+      </w:r>
+      <w:r>
+        <w:rPr>
+          <w:rFonts w:cs="Mj_Casablanca Light"/>
+          <w:sz w:val="28"/>
+          <w:szCs w:val="28"/>
+          <w:rtl/>
+        </w:rPr>
+        <w:t xml:space="preserve"> حساب مشتر</w:t>
+      </w:r>
+      <w:r>
+        <w:rPr>
+          <w:rFonts w:cs="Mj_Casablanca Light" w:hint="cs"/>
+          <w:sz w:val="28"/>
+          <w:szCs w:val="28"/>
+          <w:rtl/>
+        </w:rPr>
+        <w:t>ی</w:t>
+      </w:r>
+      <w:r>
+        <w:rPr>
+          <w:rFonts w:cs="Mj_Casablanca Light" w:hint="eastAsia"/>
+          <w:sz w:val="28"/>
+          <w:szCs w:val="28"/>
+          <w:rtl/>
+        </w:rPr>
+        <w:t>ان</w:t>
+      </w:r>
+      <w:r>
+        <w:rPr>
+          <w:rFonts w:cs="Mj_Casablanca Light"/>
+          <w:sz w:val="28"/>
+          <w:szCs w:val="28"/>
+          <w:rtl/>
+        </w:rPr>
+        <w:t xml:space="preserve"> شوند</w:t>
+      </w:r>
+      <w:r>
+        <w:rPr>
+          <w:rFonts w:cs="Mj_Casablanca Light"/>
+          <w:sz w:val="28"/>
+          <w:szCs w:val="28"/>
+        </w:rPr>
+        <w:t xml:space="preserve"> .</w:t>
+      </w:r>
+    </w:p>
+    <w:p>
+      <w:pPr>
+        <w:pStyle w:val="ListParagraph"/>
+        <w:tabs>
+          <w:tab w:val="right" w:pos="1170"/>
+        </w:tabs>
+        <w:bidi/>
+        <w:ind w:left="1170"/>
+        <w:rPr>
+          <w:rFonts w:cs="Mj_Casablanca Light"/>
+          <w:sz w:val="28"/>
+          <w:szCs w:val="28"/>
+        </w:rPr>
+      </w:pPr>
+    </w:p>
+    <w:p>
+      <w:pPr>
+        <w:pStyle w:val="ListParagraph"/>
+        <w:numPr>
+          <w:ilvl w:val="0"/>
+          <w:numId w:val="30"/>
+        </w:numPr>
+        <w:bidi/>
+        <w:rPr>
+          <w:rFonts w:cs="Mj_Casablanca Light"/>
+          <w:b/>
+          <w:bCs/>
+          <w:sz w:val="28"/>
+          <w:szCs w:val="28"/>
+        </w:rPr>
+      </w:pPr>
+      <w:r>
+        <w:rPr>
+          <w:rFonts w:cs="Mj_Casablanca Light"/>
+          <w:b/>
+          <w:bCs/>
+          <w:sz w:val="28"/>
+          <w:szCs w:val="28"/>
+          <w:rtl/>
+        </w:rPr>
+        <w:t>جستجو، فیلتر و مرتب‌سازی پیشرفته</w:t>
+      </w:r>
+      <w:r>
+        <w:rPr>
+          <w:rFonts w:cs="Mj_Casablanca Light"/>
+          <w:b/>
+          <w:bCs/>
+          <w:sz w:val="28"/>
+          <w:szCs w:val="28"/>
+        </w:rPr>
+        <w:t xml:space="preserve">: </w:t>
       </w:r>
     </w:p>
     <w:p>
@@ -1787,91 +1793,23 @@
           <w:szCs w:val="28"/>
           <w:rtl/>
         </w:rPr>
-        <w:t>ستاره و همچنین محاسبه فاصله دقیق مبتنی بر</w:t>
-      </w:r>
-      <w:r>
-        <w:rPr>
-          <w:rFonts w:cs="Mj_Casablanca Light"/>
-          <w:sz w:val="28"/>
-          <w:szCs w:val="28"/>
-        </w:rPr>
-        <w:t xml:space="preserve"> </w:t>
-      </w:r>
-      <w:r>
-        <w:rPr>
-          <w:rFonts w:cs="Mj_Casablanca Light"/>
-          <w:sz w:val="28"/>
-          <w:szCs w:val="28"/>
-        </w:rPr>
-        <w:t xml:space="preserve"> </w:t>
-      </w:r>
-      <w:r>
-        <w:rPr>
-          <w:rFonts w:cs="Mj_Casablanca Light"/>
-          <w:sz w:val="28"/>
-          <w:szCs w:val="28"/>
-        </w:rPr>
-        <w:t xml:space="preserve">GPS </w:t>
-      </w:r>
-      <w:r>
-        <w:rPr>
-          <w:rFonts w:cs="Mj_Casablanca Light"/>
-          <w:sz w:val="28"/>
-          <w:szCs w:val="28"/>
-          <w:rtl/>
-        </w:rPr>
-        <w:t>دستگاه کاربر پس از دریافت مجوز</w:t>
-      </w:r>
-      <w:r>
-        <w:rPr>
-          <w:rFonts w:cs="Mj_Casablanca Light"/>
-          <w:sz w:val="28"/>
-          <w:szCs w:val="28"/>
-        </w:rPr>
-        <w:t xml:space="preserve"> </w:t>
-      </w:r>
-      <w:r>
-        <w:rPr>
-          <w:rFonts w:cs="Mj_Casablanca Light"/>
-          <w:sz w:val="28"/>
-          <w:szCs w:val="28"/>
-        </w:rPr>
-        <w:t>(</w:t>
-      </w:r>
-      <w:r>
-        <w:rPr>
-          <w:rFonts w:cs="Mj_Casablanca Light"/>
-          <w:sz w:val="28"/>
-          <w:szCs w:val="28"/>
-        </w:rPr>
-        <w:t xml:space="preserve">Location) </w:t>
-      </w:r>
-      <w:r>
-        <w:rPr>
-          <w:rFonts w:cs="Mj_Casablanca Light"/>
-          <w:sz w:val="28"/>
-          <w:szCs w:val="28"/>
-          <w:rtl/>
-        </w:rPr>
-        <w:t>برای یافتن نزدیک‌ترین‌ها فراهم باشد</w:t>
-      </w:r>
-      <w:r>
-        <w:rPr>
-          <w:rFonts w:cs="Mj_Casablanca Light"/>
-          <w:sz w:val="28"/>
-          <w:szCs w:val="28"/>
-        </w:rPr>
-        <w:t xml:space="preserve">. </w:t>
-      </w:r>
-    </w:p>
-    <w:p>
-      <w:pPr>
-        <w:pStyle w:val="ListParagraph"/>
+        <w:t xml:space="preserve">ستاره </w:t>
+      </w:r>
+      <w:r>
+        <w:rPr>
+          <w:rFonts w:cs="Mj_Casablanca Light"/>
+          <w:sz w:val="28"/>
+          <w:szCs w:val="28"/>
+        </w:rPr>
+        <w:t>.</w:t>
+      </w:r>
+    </w:p>
+    <w:p>
+      <w:pPr>
         <w:tabs>
           <w:tab w:val="right" w:pos="1170"/>
         </w:tabs>
         <w:bidi/>
-        <w:ind w:left="1170"/>
         <w:rPr>
           <w:rFonts w:cs="Mj_Casablanca Light"/>
           <w:sz w:val="28"/>
@@ -2018,68 +1956,15 @@
           <w:szCs w:val="28"/>
           <w:rtl/>
         </w:rPr>
-        <w:t>باید تعاملی باشد و قابلیت اتصال مستقیم به اپلیکیشن‌های مسیریاب</w:t>
-      </w:r>
-      <w:r>
-        <w:rPr>
-          <w:rFonts w:cs="Mj_Casablanca Light"/>
-          <w:sz w:val="28"/>
-          <w:szCs w:val="28"/>
-        </w:rPr>
-        <w:t xml:space="preserve"> </w:t>
-      </w:r>
-      <w:r>
-        <w:rPr>
-          <w:rFonts w:cs="Mj_Casablanca Light"/>
-          <w:sz w:val="28"/>
-          <w:szCs w:val="28"/>
-          <w:rtl/>
-        </w:rPr>
-        <w:t>مانند نشان</w:t>
-      </w:r>
-      <w:r>
-        <w:rPr>
-          <w:rFonts w:cs="Mj_Casablanca Light" w:hint="cs"/>
-          <w:sz w:val="28"/>
-          <w:szCs w:val="28"/>
-          <w:rtl/>
-        </w:rPr>
-        <w:t xml:space="preserve"> يا </w:t>
-      </w:r>
-      <w:r>
-        <w:rPr>
-          <w:rFonts w:cs="Mj_Casablanca Light"/>
-          <w:sz w:val="28"/>
-          <w:szCs w:val="28"/>
-          <w:rtl/>
-        </w:rPr>
-        <w:t>بلد</w:t>
-      </w:r>
-      <w:r>
-        <w:rPr>
-          <w:rFonts w:cs="Mj_Casablanca Light" w:hint="cs"/>
-          <w:sz w:val="28"/>
-          <w:szCs w:val="28"/>
-          <w:rtl/>
-        </w:rPr>
-        <w:t xml:space="preserve"> </w:t>
-      </w:r>
-      <w:r>
-        <w:rPr>
-          <w:rFonts w:cs="Mj_Casablanca Light"/>
-          <w:sz w:val="28"/>
-          <w:szCs w:val="28"/>
-          <w:rtl/>
-        </w:rPr>
-        <w:t>را با دکمه “مسیریابی” داشته باشد</w:t>
-      </w:r>
-      <w:r>
-        <w:rPr>
-          <w:rFonts w:cs="Mj_Casablanca Light"/>
-          <w:sz w:val="28"/>
-          <w:szCs w:val="28"/>
-        </w:rPr>
-        <w:t xml:space="preserve">. </w:t>
+        <w:t xml:space="preserve">باید تعاملی باشد </w:t>
+      </w:r>
+      <w:r>
+        <w:rPr>
+          <w:rFonts w:cs="Mj_Casablanca Light"/>
+          <w:sz w:val="28"/>
+          <w:szCs w:val="28"/>
+        </w:rPr>
+        <w:t>.</w:t>
       </w:r>
     </w:p>
     <w:p>
@@ -2188,6 +2073,45 @@
     </w:p>
     <w:p>
       <w:pPr>
+        <w:tabs>
+          <w:tab w:val="right" w:pos="1170"/>
+        </w:tabs>
+        <w:bidi/>
+        <w:rPr>
+          <w:rFonts w:cs="Mj_Casablanca Light"/>
+          <w:sz w:val="28"/>
+          <w:szCs w:val="28"/>
+        </w:rPr>
+      </w:pPr>
+    </w:p>
+    <w:p>
+      <w:pPr>
+        <w:tabs>
+          <w:tab w:val="right" w:pos="1170"/>
+        </w:tabs>
+        <w:bidi/>
+        <w:rPr>
+          <w:rFonts w:cs="Mj_Casablanca Light"/>
+          <w:sz w:val="28"/>
+          <w:szCs w:val="28"/>
+        </w:rPr>
+      </w:pPr>
+    </w:p>
+    <w:p>
+      <w:pPr>
+        <w:tabs>
+          <w:tab w:val="right" w:pos="1170"/>
+        </w:tabs>
+        <w:bidi/>
+        <w:rPr>
+          <w:rFonts w:cs="Mj_Casablanca Light"/>
+          <w:sz w:val="28"/>
+          <w:szCs w:val="28"/>
+        </w:rPr>
+      </w:pPr>
+    </w:p>
+    <w:p>
+      <w:pPr>
         <w:pStyle w:val="ListParagraph"/>
         <w:numPr>
           <w:ilvl w:val="0"/>
@@ -2522,6 +2446,21 @@
     <w:p>
       <w:pPr>
         <w:pStyle w:val="ListParagraph"/>
+        <w:tabs>
+          <w:tab w:val="right" w:pos="1170"/>
+        </w:tabs>
+        <w:bidi/>
+        <w:ind w:left="1170"/>
+        <w:rPr>
+          <w:rFonts w:cs="Mj_Casablanca Light"/>
+          <w:sz w:val="28"/>
+          <w:szCs w:val="28"/>
+        </w:rPr>
+      </w:pPr>
+    </w:p>
+    <w:p>
+      <w:pPr>
+        <w:pStyle w:val="ListParagraph"/>
         <w:numPr>
           <w:ilvl w:val="0"/>
           <w:numId w:val="30"/>
@@ -2544,7 +2483,7 @@
           <w:szCs w:val="28"/>
           <w:rtl/>
         </w:rPr>
-        <w:t>اطلاع‌رسانی و پیامک</w:t>
+        <w:t>شخصی‌سازی</w:t>
       </w:r>
       <w:r>
         <w:rPr>
@@ -2554,7 +2493,7 @@
           <w:sz w:val="28"/>
           <w:szCs w:val="28"/>
         </w:rPr>
-        <w:t xml:space="preserve"> (SMS): </w:t>
+        <w:t xml:space="preserve">: </w:t>
       </w:r>
     </w:p>
     <w:p>
@@ -2571,43 +2510,166 @@
         <w:ind w:left="1170"/>
         <w:rPr>
           <w:rFonts w:cs="Mj_Casablanca Light"/>
-          <w:sz w:val="28"/>
-          <w:szCs w:val="28"/>
-        </w:rPr>
-      </w:pPr>
-      <w:r>
-        <w:rPr>
-          <w:rFonts w:cs="Mj_Casablanca Light"/>
-          <w:sz w:val="28"/>
-          <w:szCs w:val="28"/>
-          <w:rtl/>
-        </w:rPr>
-        <w:t>سیستم باید مجهز به صف پیام</w:t>
-      </w:r>
-      <w:r>
-        <w:rPr>
-          <w:rFonts w:cs="Mj_Casablanca Light"/>
-          <w:sz w:val="28"/>
-          <w:szCs w:val="28"/>
-        </w:rPr>
-        <w:t xml:space="preserve"> (Message Queue) </w:t>
-      </w:r>
-      <w:r>
-        <w:rPr>
-          <w:rFonts w:cs="Mj_Casablanca Light"/>
-          <w:sz w:val="28"/>
-          <w:szCs w:val="28"/>
-          <w:rtl/>
-        </w:rPr>
-        <w:t>باشد تا پیامک تاییدیه بلافاصله (زیر چند ثانیه) پس از رزرو ارسال شود</w:t>
-      </w:r>
-      <w:r>
-        <w:rPr>
-          <w:rFonts w:cs="Mj_Casablanca Light"/>
-          <w:sz w:val="28"/>
-          <w:szCs w:val="28"/>
-        </w:rPr>
-        <w:t xml:space="preserve">. </w:t>
+          <w:color w:val="2E74B5" w:themeColor="accent5" w:themeShade="BF"/>
+          <w:sz w:val="32"/>
+          <w:szCs w:val="32"/>
+          <w:rtl/>
+          <w:lang w:bidi="fa-IR"/>
+        </w:rPr>
+      </w:pPr>
+      <w:r>
+        <w:rPr>
+          <w:rFonts w:cs="Mj_Casablanca Light"/>
+          <w:sz w:val="28"/>
+          <w:szCs w:val="28"/>
+          <w:rtl/>
+        </w:rPr>
+        <w:t>قابلیت شخصی‌سازی تم</w:t>
+      </w:r>
+      <w:r>
+        <w:rPr>
+          <w:rFonts w:cs="Mj_Casablanca Light"/>
+          <w:sz w:val="28"/>
+          <w:szCs w:val="28"/>
+        </w:rPr>
+        <w:t xml:space="preserve"> (Theme Customization) </w:t>
+      </w:r>
+      <w:r>
+        <w:rPr>
+          <w:rFonts w:cs="Mj_Casablanca Light"/>
+          <w:sz w:val="28"/>
+          <w:szCs w:val="28"/>
+          <w:rtl/>
+        </w:rPr>
+        <w:t>باید حداقل شامل کلید تغییر حالت روز و شب</w:t>
+      </w:r>
+      <w:r>
+        <w:rPr>
+          <w:rFonts w:cs="Mj_Casablanca Light"/>
+          <w:sz w:val="28"/>
+          <w:szCs w:val="28"/>
+        </w:rPr>
+        <w:t xml:space="preserve"> (Light/Dark Mode) </w:t>
+      </w:r>
+      <w:r>
+        <w:rPr>
+          <w:rFonts w:cs="Mj_Casablanca Light"/>
+          <w:sz w:val="28"/>
+          <w:szCs w:val="28"/>
+          <w:rtl/>
+        </w:rPr>
+        <w:t>باشد و انتخاب کاربر در</w:t>
+      </w:r>
+      <w:r>
+        <w:rPr>
+          <w:rFonts w:cs="Mj_Casablanca Light"/>
+          <w:sz w:val="28"/>
+          <w:szCs w:val="28"/>
+        </w:rPr>
+        <w:t xml:space="preserve"> Local Storage </w:t>
+      </w:r>
+      <w:r>
+        <w:rPr>
+          <w:rFonts w:cs="Mj_Casablanca Light"/>
+          <w:sz w:val="28"/>
+          <w:szCs w:val="28"/>
+          <w:rtl/>
+        </w:rPr>
+        <w:t>مرورگر ذخیره شود</w:t>
+      </w:r>
+      <w:r>
+        <w:rPr>
+          <w:rFonts w:cs="Mj_Casablanca Light"/>
+          <w:sz w:val="28"/>
+          <w:szCs w:val="28"/>
+        </w:rPr>
+        <w:t>.</w:t>
+      </w:r>
+      <w:r>
+        <w:rPr>
+          <w:rFonts w:cs="Mj_Casablanca Light"/>
+          <w:color w:val="2E74B5" w:themeColor="accent5" w:themeShade="BF"/>
+          <w:sz w:val="32"/>
+          <w:szCs w:val="32"/>
+          <w:rtl/>
+          <w:lang w:bidi="fa-IR"/>
+        </w:rPr>
+        <w:br w:type="page"/>
+      </w:r>
+    </w:p>
+    <w:p>
+      <w:pPr>
+        <w:bidi/>
+        <w:rPr>
+          <w:rFonts w:cs="Mj_Casablanca Light"/>
+          <w:color w:val="00B0F0"/>
+          <w:sz w:val="36"/>
+          <w:szCs w:val="36"/>
+        </w:rPr>
+      </w:pPr>
+      <w:r>
+        <w:rPr>
+          <w:rFonts w:cs="Mj_Casablanca Light" w:hint="cs"/>
+          <w:b/>
+          <w:bCs/>
+          <w:color w:val="00B0F0"/>
+          <w:sz w:val="36"/>
+          <w:szCs w:val="36"/>
+          <w:rtl/>
+          <w:lang w:bidi="fa-IR"/>
+        </w:rPr>
+        <w:lastRenderedPageBreak/>
+        <w:t xml:space="preserve">۳. </w:t>
+      </w:r>
+      <w:r>
+        <w:rPr>
+          <w:rFonts w:cs="Mj_Casablanca Light"/>
+          <w:b/>
+          <w:bCs/>
+          <w:color w:val="00B0F0"/>
+          <w:sz w:val="36"/>
+          <w:szCs w:val="36"/>
+          <w:rtl/>
+        </w:rPr>
+        <w:t>نیازمندی‌های کاربر: کارمندان حضوری</w:t>
+      </w:r>
+    </w:p>
+    <w:p>
+      <w:pPr>
+        <w:pStyle w:val="ListParagraph"/>
+        <w:numPr>
+          <w:ilvl w:val="0"/>
+          <w:numId w:val="30"/>
+        </w:numPr>
+        <w:bidi/>
+        <w:rPr>
+          <w:rFonts w:cs="Mj_Casablanca Light"/>
+          <w:b/>
+          <w:bCs/>
+          <w:sz w:val="28"/>
+          <w:szCs w:val="28"/>
+        </w:rPr>
+      </w:pPr>
+      <w:r>
+        <w:rPr>
+          <w:rFonts w:cs="Mj_Casablanca Light"/>
+          <w:b/>
+          <w:bCs/>
+          <w:sz w:val="28"/>
+          <w:szCs w:val="28"/>
+          <w:rtl/>
+        </w:rPr>
+        <w:t>ورود و مشاهده تقویم کاری</w:t>
+      </w:r>
+      <w:r>
+        <w:rPr>
+          <w:rFonts w:cs="Mj_Casablanca Light"/>
+          <w:b/>
+          <w:bCs/>
+          <w:sz w:val="28"/>
+          <w:szCs w:val="28"/>
+        </w:rPr>
+        <w:t xml:space="preserve">: </w:t>
       </w:r>
     </w:p>
     <w:p>
@@ -2635,7 +2697,7 @@
           <w:szCs w:val="28"/>
           <w:rtl/>
         </w:rPr>
-        <w:t>یادآوری ۲۴ ساعت قبل باید به صورت خودکار</w:t>
+        <w:t>از آنجا که کارمندان حضوری ممکن است در حین کار از سیستم یا تبلت مشترک استفاده کنند، ورود به پنل آن‌ها باید سریع</w:t>
       </w:r>
       <w:r>
         <w:rPr>
@@ -2647,22 +2709,47 @@
       </w:r>
       <w:r>
         <w:rPr>
-          <w:rFonts w:cs="Mj_Casablanca Light"/>
-          <w:sz w:val="28"/>
-          <w:szCs w:val="28"/>
-          <w:rtl/>
-        </w:rPr>
-        <w:t>در سیستم تنظیم شده باشد و علاوه بر پیام</w:t>
-      </w:r>
-      <w:r>
-        <w:rPr>
           <w:rFonts w:cs="Mj_Casablanca Light" w:hint="cs"/>
           <w:sz w:val="28"/>
           <w:szCs w:val="28"/>
           <w:rtl/>
-          <w:lang w:bidi="fa-IR"/>
-        </w:rPr>
-        <w:t xml:space="preserve">ك در پنل كاربري هم </w:t>
+        </w:rPr>
+        <w:t>(</w:t>
+      </w:r>
+      <w:r>
+        <w:rPr>
+          <w:rFonts w:cs="Mj_Casablanca Light"/>
+          <w:sz w:val="28"/>
+          <w:szCs w:val="28"/>
+          <w:rtl/>
+        </w:rPr>
+        <w:t>مثلاً با یک</w:t>
+      </w:r>
+      <w:r>
+        <w:rPr>
+          <w:rFonts w:cs="Mj_Casablanca Light"/>
+          <w:sz w:val="28"/>
+          <w:szCs w:val="28"/>
+        </w:rPr>
+        <w:t xml:space="preserve"> PIN Code </w:t>
+      </w:r>
+      <w:r>
+        <w:rPr>
+          <w:rFonts w:cs="Mj_Casablanca Light"/>
+          <w:sz w:val="28"/>
+          <w:szCs w:val="28"/>
+          <w:rtl/>
+        </w:rPr>
+        <w:t>چهار رقمی</w:t>
+      </w:r>
+      <w:r>
+        <w:rPr>
+          <w:rFonts w:cs="Mj_Casablanca Light" w:hint="cs"/>
+          <w:sz w:val="28"/>
+          <w:szCs w:val="28"/>
+          <w:rtl/>
+        </w:rPr>
+        <w:t>)</w:t>
       </w:r>
       <w:r>
         <w:rPr>
@@ -2679,7 +2766,7 @@
           <w:szCs w:val="28"/>
           <w:rtl/>
         </w:rPr>
-        <w:t>نیز ارسال شود</w:t>
+        <w:t>امکان‌پذیر باشد</w:t>
       </w:r>
       <w:r>
         <w:rPr>
@@ -2688,59 +2775,6 @@
           <w:szCs w:val="28"/>
         </w:rPr>
         <w:t xml:space="preserve">. </w:t>
-      </w:r>
-    </w:p>
-    <w:p>
-      <w:pPr>
-        <w:pStyle w:val="ListParagraph"/>
-        <w:tabs>
-          <w:tab w:val="right" w:pos="1170"/>
-        </w:tabs>
-        <w:bidi/>
-        <w:ind w:left="1170"/>
-        <w:rPr>
-          <w:rFonts w:cs="Mj_Casablanca Light"/>
-          <w:sz w:val="28"/>
-          <w:szCs w:val="28"/>
-        </w:rPr>
-      </w:pPr>
-    </w:p>
-    <w:p>
-      <w:pPr>
-        <w:pStyle w:val="ListParagraph"/>
-        <w:numPr>
-          <w:ilvl w:val="0"/>
-          <w:numId w:val="30"/>
-        </w:numPr>
-        <w:bidi/>
-        <w:rPr>
-          <w:rFonts w:cs="Mj_Casablanca Light"/>
-          <w:b/>
-          <w:bCs/>
-          <w:sz w:val="28"/>
-          <w:szCs w:val="28"/>
-        </w:rPr>
-      </w:pPr>
-      <w:r>
-        <w:rPr>
-          <w:rFonts w:cs="Mj_Casablanca Light"/>
-          <w:b/>
-          <w:bCs/>
-          <w:sz w:val="28"/>
-          <w:szCs w:val="28"/>
-          <w:rtl/>
-        </w:rPr>
-        <w:t>چت آنلاین و شخصی‌سازی</w:t>
-      </w:r>
-      <w:r>
-        <w:rPr>
-          <w:rFonts w:cs="Mj_Casablanca Light"/>
-          <w:b/>
-          <w:bCs/>
-          <w:sz w:val="28"/>
-          <w:szCs w:val="28"/>
-        </w:rPr>
-        <w:t xml:space="preserve">: </w:t>
       </w:r>
     </w:p>
     <w:p>
@@ -2768,41 +2802,39 @@
           <w:szCs w:val="28"/>
           <w:rtl/>
         </w:rPr>
-        <w:t>سیستم چت (با کسب‌وکار و با پشتیبانی کل پلتفرم) باید مبتنی بر</w:t>
-      </w:r>
-      <w:r>
-        <w:rPr>
-          <w:rFonts w:cs="Mj_Casablanca Light"/>
-          <w:sz w:val="28"/>
-          <w:szCs w:val="28"/>
-        </w:rPr>
-        <w:t xml:space="preserve"> WebSockets </w:t>
-      </w:r>
-      <w:r>
-        <w:rPr>
-          <w:rFonts w:cs="Mj_Casablanca Light"/>
-          <w:sz w:val="28"/>
-          <w:szCs w:val="28"/>
-          <w:rtl/>
-        </w:rPr>
-        <w:t>باشد تا پیام‌ها در لحظه</w:t>
-      </w:r>
-      <w:r>
-        <w:rPr>
-          <w:rFonts w:cs="Mj_Casablanca Light"/>
-          <w:sz w:val="28"/>
-          <w:szCs w:val="28"/>
-        </w:rPr>
-        <w:t xml:space="preserve"> (Real-time) </w:t>
-      </w:r>
-      <w:r>
-        <w:rPr>
-          <w:rFonts w:cs="Mj_Casablanca Light"/>
-          <w:sz w:val="28"/>
-          <w:szCs w:val="28"/>
-          <w:rtl/>
-        </w:rPr>
-        <w:t>ارسال و دریافت شوند و دارای وضعیت‌های “ارسال شد” و “خوانده شد” (تیک) باشد</w:t>
+        <w:t>داشبورد اصلی کارمند باید به طور پیش‌فرض روی لیست نوبت‌های امروز</w:t>
+      </w:r>
+    </w:p>
+    <w:p>
+      <w:pPr>
+        <w:pStyle w:val="ListParagraph"/>
+        <w:tabs>
+          <w:tab w:val="right" w:pos="1170"/>
+        </w:tabs>
+        <w:bidi/>
+        <w:ind w:left="1170"/>
+        <w:rPr>
+          <w:rFonts w:cs="Mj_Casablanca Light"/>
+          <w:sz w:val="28"/>
+          <w:szCs w:val="28"/>
+        </w:rPr>
+      </w:pPr>
+      <w:r>
+        <w:rPr>
+          <w:rFonts w:cs="Mj_Casablanca Light"/>
+          <w:sz w:val="28"/>
+          <w:szCs w:val="28"/>
+        </w:rPr>
+        <w:t xml:space="preserve"> (Today’s Appointments) </w:t>
+      </w:r>
+      <w:r>
+        <w:rPr>
+          <w:rFonts w:cs="Mj_Casablanca Light"/>
+          <w:sz w:val="28"/>
+          <w:szCs w:val="28"/>
+          <w:rtl/>
+        </w:rPr>
+        <w:t>تنظیم شده باشد و نیازی به گشتن در تقویم‌های طولانی نباشد</w:t>
       </w:r>
       <w:r>
         <w:rPr>
@@ -2811,6 +2843,59 @@
           <w:szCs w:val="28"/>
         </w:rPr>
         <w:t xml:space="preserve">. </w:t>
+      </w:r>
+    </w:p>
+    <w:p>
+      <w:pPr>
+        <w:pStyle w:val="ListParagraph"/>
+        <w:tabs>
+          <w:tab w:val="right" w:pos="1170"/>
+        </w:tabs>
+        <w:bidi/>
+        <w:ind w:left="1170"/>
+        <w:rPr>
+          <w:rFonts w:cs="Mj_Casablanca Light"/>
+          <w:sz w:val="28"/>
+          <w:szCs w:val="28"/>
+        </w:rPr>
+      </w:pPr>
+    </w:p>
+    <w:p>
+      <w:pPr>
+        <w:pStyle w:val="ListParagraph"/>
+        <w:numPr>
+          <w:ilvl w:val="0"/>
+          <w:numId w:val="30"/>
+        </w:numPr>
+        <w:bidi/>
+        <w:rPr>
+          <w:rFonts w:cs="Mj_Casablanca Light"/>
+          <w:b/>
+          <w:bCs/>
+          <w:sz w:val="28"/>
+          <w:szCs w:val="28"/>
+        </w:rPr>
+      </w:pPr>
+      <w:r>
+        <w:rPr>
+          <w:rFonts w:cs="Mj_Casablanca Light"/>
+          <w:b/>
+          <w:bCs/>
+          <w:sz w:val="28"/>
+          <w:szCs w:val="28"/>
+          <w:rtl/>
+        </w:rPr>
+        <w:t>مدیریت نوبت‌های روزانه</w:t>
+      </w:r>
+      <w:r>
+        <w:rPr>
+          <w:rFonts w:cs="Mj_Casablanca Light"/>
+          <w:b/>
+          <w:bCs/>
+          <w:sz w:val="28"/>
+          <w:szCs w:val="28"/>
+        </w:rPr>
+        <w:t xml:space="preserve">: </w:t>
       </w:r>
     </w:p>
     <w:p>
@@ -2827,166 +2912,43 @@
         <w:ind w:left="1170"/>
         <w:rPr>
           <w:rFonts w:cs="Mj_Casablanca Light"/>
-          <w:color w:val="2E74B5" w:themeColor="accent5" w:themeShade="BF"/>
-          <w:sz w:val="32"/>
-          <w:szCs w:val="32"/>
-          <w:rtl/>
-          <w:lang w:bidi="fa-IR"/>
-        </w:rPr>
-      </w:pPr>
-      <w:r>
-        <w:rPr>
-          <w:rFonts w:cs="Mj_Casablanca Light"/>
-          <w:sz w:val="28"/>
-          <w:szCs w:val="28"/>
-          <w:rtl/>
-        </w:rPr>
-        <w:t>قابلیت شخصی‌سازی تم</w:t>
-      </w:r>
-      <w:r>
-        <w:rPr>
-          <w:rFonts w:cs="Mj_Casablanca Light"/>
-          <w:sz w:val="28"/>
-          <w:szCs w:val="28"/>
-        </w:rPr>
-        <w:t xml:space="preserve"> (Theme Customization) </w:t>
-      </w:r>
-      <w:r>
-        <w:rPr>
-          <w:rFonts w:cs="Mj_Casablanca Light"/>
-          <w:sz w:val="28"/>
-          <w:szCs w:val="28"/>
-          <w:rtl/>
-        </w:rPr>
-        <w:t>باید حداقل شامل کلید تغییر حالت روز و شب</w:t>
-      </w:r>
-      <w:r>
-        <w:rPr>
-          <w:rFonts w:cs="Mj_Casablanca Light"/>
-          <w:sz w:val="28"/>
-          <w:szCs w:val="28"/>
-        </w:rPr>
-        <w:t xml:space="preserve"> (Light/Dark Mode) </w:t>
-      </w:r>
-      <w:r>
-        <w:rPr>
-          <w:rFonts w:cs="Mj_Casablanca Light"/>
-          <w:sz w:val="28"/>
-          <w:szCs w:val="28"/>
-          <w:rtl/>
-        </w:rPr>
-        <w:t>باشد و انتخاب کاربر در</w:t>
-      </w:r>
-      <w:r>
-        <w:rPr>
-          <w:rFonts w:cs="Mj_Casablanca Light"/>
-          <w:sz w:val="28"/>
-          <w:szCs w:val="28"/>
-        </w:rPr>
-        <w:t xml:space="preserve"> Local Storage </w:t>
-      </w:r>
-      <w:r>
-        <w:rPr>
-          <w:rFonts w:cs="Mj_Casablanca Light"/>
-          <w:sz w:val="28"/>
-          <w:szCs w:val="28"/>
-          <w:rtl/>
-        </w:rPr>
-        <w:t>مرورگر ذخیره شود</w:t>
-      </w:r>
-      <w:r>
-        <w:rPr>
-          <w:rFonts w:cs="Mj_Casablanca Light"/>
-          <w:sz w:val="28"/>
-          <w:szCs w:val="28"/>
-        </w:rPr>
-        <w:t>.</w:t>
-      </w:r>
-      <w:r>
-        <w:rPr>
-          <w:rFonts w:cs="Mj_Casablanca Light"/>
-          <w:color w:val="2E74B5" w:themeColor="accent5" w:themeShade="BF"/>
-          <w:sz w:val="32"/>
-          <w:szCs w:val="32"/>
-          <w:rtl/>
-          <w:lang w:bidi="fa-IR"/>
-        </w:rPr>
-        <w:br w:type="page"/>
-      </w:r>
-    </w:p>
-    <w:p>
-      <w:pPr>
-        <w:bidi/>
-        <w:rPr>
-          <w:rFonts w:cs="Mj_Casablanca Light"/>
-          <w:color w:val="00B0F0"/>
-          <w:sz w:val="36"/>
-          <w:szCs w:val="36"/>
-        </w:rPr>
-      </w:pPr>
-      <w:r>
-        <w:rPr>
-          <w:rFonts w:cs="Mj_Casablanca Light" w:hint="cs"/>
-          <w:b/>
-          <w:bCs/>
-          <w:color w:val="00B0F0"/>
-          <w:sz w:val="36"/>
-          <w:szCs w:val="36"/>
-          <w:rtl/>
-          <w:lang w:bidi="fa-IR"/>
-        </w:rPr>
-        <w:lastRenderedPageBreak/>
-        <w:t xml:space="preserve">۳. </w:t>
-      </w:r>
-      <w:r>
-        <w:rPr>
-          <w:rFonts w:cs="Mj_Casablanca Light"/>
-          <w:b/>
-          <w:bCs/>
-          <w:color w:val="00B0F0"/>
-          <w:sz w:val="36"/>
-          <w:szCs w:val="36"/>
-          <w:rtl/>
-        </w:rPr>
-        <w:t>نیازمندی‌های کاربر: کارمندان حضوری</w:t>
-      </w:r>
-    </w:p>
-    <w:p>
-      <w:pPr>
-        <w:pStyle w:val="ListParagraph"/>
-        <w:numPr>
-          <w:ilvl w:val="0"/>
-          <w:numId w:val="30"/>
-        </w:numPr>
-        <w:bidi/>
-        <w:rPr>
-          <w:rFonts w:cs="Mj_Casablanca Light"/>
-          <w:b/>
-          <w:bCs/>
-          <w:sz w:val="28"/>
-          <w:szCs w:val="28"/>
-        </w:rPr>
-      </w:pPr>
-      <w:r>
-        <w:rPr>
-          <w:rFonts w:cs="Mj_Casablanca Light"/>
-          <w:b/>
-          <w:bCs/>
-          <w:sz w:val="28"/>
-          <w:szCs w:val="28"/>
-          <w:rtl/>
-        </w:rPr>
-        <w:t>ورود و مشاهده تقویم کاری</w:t>
-      </w:r>
-      <w:r>
-        <w:rPr>
-          <w:rFonts w:cs="Mj_Casablanca Light"/>
-          <w:b/>
-          <w:bCs/>
-          <w:sz w:val="28"/>
-          <w:szCs w:val="28"/>
-        </w:rPr>
-        <w:t xml:space="preserve">: </w:t>
+          <w:sz w:val="28"/>
+          <w:szCs w:val="28"/>
+        </w:rPr>
+      </w:pPr>
+      <w:r>
+        <w:rPr>
+          <w:rFonts w:cs="Mj_Casablanca Light"/>
+          <w:sz w:val="28"/>
+          <w:szCs w:val="28"/>
+          <w:rtl/>
+        </w:rPr>
+        <w:t>لیست نوبت‌ها باید قابلیت به‌روزرسانی خودکار</w:t>
+      </w:r>
+      <w:r>
+        <w:rPr>
+          <w:rFonts w:cs="Mj_Casablanca Light"/>
+          <w:sz w:val="28"/>
+          <w:szCs w:val="28"/>
+        </w:rPr>
+        <w:t xml:space="preserve"> (Auto-refresh) </w:t>
+      </w:r>
+      <w:r>
+        <w:rPr>
+          <w:rFonts w:cs="Mj_Casablanca Light"/>
+          <w:sz w:val="28"/>
+          <w:szCs w:val="28"/>
+          <w:rtl/>
+        </w:rPr>
+        <w:t>داشته باشد تا در صورت اضافه شدن نوبت لحظه‌ای توسط منشی، بلافاصله روی صفحه کارمند حضوری ظاهر شود</w:t>
+      </w:r>
+      <w:r>
+        <w:rPr>
+          <w:rFonts w:cs="Mj_Casablanca Light"/>
+          <w:sz w:val="28"/>
+          <w:szCs w:val="28"/>
+        </w:rPr>
+        <w:t xml:space="preserve">. </w:t>
       </w:r>
     </w:p>
     <w:p>
@@ -3003,95 +2965,130 @@
         <w:ind w:left="1170"/>
         <w:rPr>
           <w:rFonts w:cs="Mj_Casablanca Light"/>
-          <w:sz w:val="28"/>
-          <w:szCs w:val="28"/>
-        </w:rPr>
-      </w:pPr>
-      <w:r>
-        <w:rPr>
-          <w:rFonts w:cs="Mj_Casablanca Light"/>
-          <w:sz w:val="28"/>
-          <w:szCs w:val="28"/>
-          <w:rtl/>
-        </w:rPr>
-        <w:t>از آنجا که کارمندان حضوری ممکن است در حین کار از سیستم یا تبلت مشترک استفاده کنند، ورود به پنل آن‌ها باید سریع</w:t>
-      </w:r>
-      <w:r>
-        <w:rPr>
-          <w:rFonts w:cs="Mj_Casablanca Light"/>
-          <w:sz w:val="28"/>
-          <w:szCs w:val="28"/>
-        </w:rPr>
-        <w:t xml:space="preserve"> </w:t>
-      </w:r>
-      <w:r>
-        <w:rPr>
-          <w:rFonts w:cs="Mj_Casablanca Light" w:hint="cs"/>
-          <w:sz w:val="28"/>
-          <w:szCs w:val="28"/>
-          <w:rtl/>
-        </w:rPr>
-        <w:t>(</w:t>
-      </w:r>
-      <w:r>
-        <w:rPr>
-          <w:rFonts w:cs="Mj_Casablanca Light"/>
-          <w:sz w:val="28"/>
-          <w:szCs w:val="28"/>
-          <w:rtl/>
-        </w:rPr>
-        <w:t>مثلاً با یک</w:t>
-      </w:r>
-      <w:r>
-        <w:rPr>
-          <w:rFonts w:cs="Mj_Casablanca Light"/>
-          <w:sz w:val="28"/>
-          <w:szCs w:val="28"/>
-        </w:rPr>
-        <w:t xml:space="preserve"> PIN Code </w:t>
-      </w:r>
-      <w:r>
-        <w:rPr>
-          <w:rFonts w:cs="Mj_Casablanca Light"/>
-          <w:sz w:val="28"/>
-          <w:szCs w:val="28"/>
-          <w:rtl/>
-        </w:rPr>
-        <w:t>چهار رقمی</w:t>
-      </w:r>
-      <w:r>
-        <w:rPr>
-          <w:rFonts w:cs="Mj_Casablanca Light" w:hint="cs"/>
-          <w:sz w:val="28"/>
-          <w:szCs w:val="28"/>
-          <w:rtl/>
-        </w:rPr>
-        <w:t>)</w:t>
-      </w:r>
-      <w:r>
-        <w:rPr>
-          <w:rFonts w:cs="Mj_Casablanca Light"/>
-          <w:sz w:val="28"/>
-          <w:szCs w:val="28"/>
-        </w:rPr>
-        <w:t xml:space="preserve"> </w:t>
-      </w:r>
-      <w:r>
-        <w:rPr>
-          <w:rFonts w:cs="Mj_Casablanca Light"/>
-          <w:sz w:val="28"/>
-          <w:szCs w:val="28"/>
-          <w:rtl/>
-        </w:rPr>
-        <w:t>امکان‌پذیر باشد</w:t>
-      </w:r>
-      <w:r>
-        <w:rPr>
-          <w:rFonts w:cs="Mj_Casablanca Light"/>
-          <w:sz w:val="28"/>
-          <w:szCs w:val="28"/>
+          <w:b/>
+          <w:bCs/>
+          <w:sz w:val="28"/>
+          <w:szCs w:val="28"/>
+          <w:rtl/>
+        </w:rPr>
+      </w:pPr>
+      <w:r>
+        <w:rPr>
+          <w:rFonts w:cs="Mj_Casablanca Light"/>
+          <w:sz w:val="28"/>
+          <w:szCs w:val="28"/>
+          <w:rtl/>
+        </w:rPr>
+        <w:t>کارمند باید بتواند وضعیت نوبت در حال انجام را با کلیدهای سریع (مانند دکمه‌های “شروع کار”، “پایان یافت” یا “مراجعه نکرد”) تغییر دهد تا سیستم به صورت خودکار اطلاعات را برای مدیر کسب‌وکار به‌روز کند</w:t>
+      </w:r>
+      <w:r>
+        <w:rPr>
+          <w:rFonts w:cs="Mj_Casablanca Light"/>
+          <w:sz w:val="28"/>
+          <w:szCs w:val="28"/>
+        </w:rPr>
+        <w:t>.</w:t>
+      </w:r>
+      <w:r>
+        <w:rPr>
+          <w:rFonts w:cs="Mj_Casablanca Light"/>
+          <w:b/>
+          <w:bCs/>
+          <w:sz w:val="28"/>
+          <w:szCs w:val="28"/>
+          <w:rtl/>
+          <w:lang w:bidi="fa-IR"/>
+        </w:rPr>
+        <w:br w:type="page"/>
+      </w:r>
+    </w:p>
+    <w:p>
+      <w:pPr>
+        <w:bidi/>
+        <w:rPr>
+          <w:rFonts w:cs="Mj_Casablanca Light"/>
+          <w:b/>
+          <w:bCs/>
+          <w:color w:val="00B0F0"/>
+          <w:sz w:val="36"/>
+          <w:szCs w:val="36"/>
+        </w:rPr>
+      </w:pPr>
+      <w:r>
+        <w:rPr>
+          <w:rFonts w:cs="Mj_Casablanca Light"/>
+          <w:b/>
+          <w:bCs/>
+          <w:color w:val="00B0F0"/>
+          <w:sz w:val="36"/>
+          <w:szCs w:val="36"/>
+          <w:rtl/>
+          <w:lang w:bidi="fa-IR"/>
+        </w:rPr>
+        <w:lastRenderedPageBreak/>
+        <w:t>۴</w:t>
+      </w:r>
+      <w:r>
+        <w:rPr>
+          <w:rFonts w:cs="Mj_Casablanca Light"/>
+          <w:b/>
+          <w:bCs/>
+          <w:color w:val="00B0F0"/>
+          <w:sz w:val="36"/>
+          <w:szCs w:val="36"/>
+          <w:lang w:bidi="fa-IR"/>
         </w:rPr>
         <w:t xml:space="preserve">. </w:t>
+      </w:r>
+      <w:r>
+        <w:rPr>
+          <w:rFonts w:cs="Mj_Casablanca Light"/>
+          <w:b/>
+          <w:bCs/>
+          <w:color w:val="00B0F0"/>
+          <w:sz w:val="36"/>
+          <w:szCs w:val="36"/>
+          <w:rtl/>
+        </w:rPr>
+        <w:t>نیازمندی‌های کاربر: کارمندان پشتیبانی بخش آنلاین</w:t>
+      </w:r>
+    </w:p>
+    <w:p>
+      <w:pPr>
+        <w:pStyle w:val="ListParagraph"/>
+        <w:numPr>
+          <w:ilvl w:val="0"/>
+          <w:numId w:val="30"/>
+        </w:numPr>
+        <w:bidi/>
+        <w:rPr>
+          <w:rFonts w:cs="Mj_Casablanca Light"/>
+          <w:b/>
+          <w:bCs/>
+          <w:sz w:val="28"/>
+          <w:szCs w:val="28"/>
+        </w:rPr>
+      </w:pPr>
+      <w:r>
+        <w:rPr>
+          <w:rFonts w:cs="Mj_Casablanca Light"/>
+          <w:b/>
+          <w:bCs/>
+          <w:sz w:val="28"/>
+          <w:szCs w:val="28"/>
+          <w:rtl/>
+        </w:rPr>
+        <w:t>انتشار اطلاعیه‌ها، اخبار و تبلیغات</w:t>
+      </w:r>
+      <w:r>
+        <w:rPr>
+          <w:rFonts w:cs="Mj_Casablanca Light"/>
+          <w:b/>
+          <w:bCs/>
+          <w:sz w:val="28"/>
+          <w:szCs w:val="28"/>
+        </w:rPr>
+        <w:t xml:space="preserve">: </w:t>
       </w:r>
     </w:p>
     <w:p>
@@ -3119,39 +3116,25 @@
           <w:szCs w:val="28"/>
           <w:rtl/>
         </w:rPr>
-        <w:t>داشبورد اصلی کارمند باید به طور پیش‌فرض روی لیست نوبت‌های امروز</w:t>
-      </w:r>
-    </w:p>
-    <w:p>
-      <w:pPr>
-        <w:pStyle w:val="ListParagraph"/>
-        <w:tabs>
-          <w:tab w:val="right" w:pos="1170"/>
-        </w:tabs>
-        <w:bidi/>
-        <w:ind w:left="1170"/>
-        <w:rPr>
-          <w:rFonts w:cs="Mj_Casablanca Light"/>
-          <w:sz w:val="28"/>
-          <w:szCs w:val="28"/>
-        </w:rPr>
-      </w:pPr>
-      <w:r>
-        <w:rPr>
-          <w:rFonts w:cs="Mj_Casablanca Light"/>
-          <w:sz w:val="28"/>
-          <w:szCs w:val="28"/>
-        </w:rPr>
-        <w:t xml:space="preserve"> (Today’s Appointments) </w:t>
-      </w:r>
-      <w:r>
-        <w:rPr>
-          <w:rFonts w:cs="Mj_Casablanca Light"/>
-          <w:sz w:val="28"/>
-          <w:szCs w:val="28"/>
-          <w:rtl/>
-        </w:rPr>
-        <w:t>تنظیم شده باشد و نیازی به گشتن در تقویم‌های طولانی نباشد</w:t>
+        <w:t xml:space="preserve">سیستم باید دارای یک ویرایشگر متن </w:t>
+      </w:r>
+      <w:r>
+        <w:rPr>
+          <w:rFonts w:cs="Mj_Casablanca Light" w:hint="cs"/>
+          <w:sz w:val="28"/>
+          <w:szCs w:val="28"/>
+          <w:rtl/>
+        </w:rPr>
+        <w:t xml:space="preserve">كاملي داشته </w:t>
+      </w:r>
+      <w:r>
+        <w:rPr>
+          <w:rFonts w:cs="Mj_Casablanca Light"/>
+          <w:sz w:val="28"/>
+          <w:szCs w:val="28"/>
+          <w:rtl/>
+        </w:rPr>
+        <w:t>باشد تا کارمند بتواند متن، تصویر و لینک‌ها را به سادگی قالب‌بندی کند</w:t>
       </w:r>
       <w:r>
         <w:rPr>
@@ -3160,59 +3143,6 @@
           <w:szCs w:val="28"/>
         </w:rPr>
         <w:t xml:space="preserve">. </w:t>
-      </w:r>
-    </w:p>
-    <w:p>
-      <w:pPr>
-        <w:pStyle w:val="ListParagraph"/>
-        <w:tabs>
-          <w:tab w:val="right" w:pos="1170"/>
-        </w:tabs>
-        <w:bidi/>
-        <w:ind w:left="1170"/>
-        <w:rPr>
-          <w:rFonts w:cs="Mj_Casablanca Light"/>
-          <w:sz w:val="28"/>
-          <w:szCs w:val="28"/>
-        </w:rPr>
-      </w:pPr>
-    </w:p>
-    <w:p>
-      <w:pPr>
-        <w:pStyle w:val="ListParagraph"/>
-        <w:numPr>
-          <w:ilvl w:val="0"/>
-          <w:numId w:val="30"/>
-        </w:numPr>
-        <w:bidi/>
-        <w:rPr>
-          <w:rFonts w:cs="Mj_Casablanca Light"/>
-          <w:b/>
-          <w:bCs/>
-          <w:sz w:val="28"/>
-          <w:szCs w:val="28"/>
-        </w:rPr>
-      </w:pPr>
-      <w:r>
-        <w:rPr>
-          <w:rFonts w:cs="Mj_Casablanca Light"/>
-          <w:b/>
-          <w:bCs/>
-          <w:sz w:val="28"/>
-          <w:szCs w:val="28"/>
-          <w:rtl/>
-        </w:rPr>
-        <w:t>مدیریت نوبت‌های روزانه</w:t>
-      </w:r>
-      <w:r>
-        <w:rPr>
-          <w:rFonts w:cs="Mj_Casablanca Light"/>
-          <w:b/>
-          <w:bCs/>
-          <w:sz w:val="28"/>
-          <w:szCs w:val="28"/>
-        </w:rPr>
-        <w:t xml:space="preserve">: </w:t>
       </w:r>
     </w:p>
     <w:p>
@@ -3240,24 +3170,24 @@
           <w:szCs w:val="28"/>
           <w:rtl/>
         </w:rPr>
-        <w:t>لیست نوبت‌ها باید قابلیت به‌روزرسانی خودکار</w:t>
-      </w:r>
-      <w:r>
-        <w:rPr>
-          <w:rFonts w:cs="Mj_Casablanca Light"/>
-          <w:sz w:val="28"/>
-          <w:szCs w:val="28"/>
-        </w:rPr>
-        <w:t xml:space="preserve"> (Auto-refresh) </w:t>
-      </w:r>
-      <w:r>
-        <w:rPr>
-          <w:rFonts w:cs="Mj_Casablanca Light"/>
-          <w:sz w:val="28"/>
-          <w:szCs w:val="28"/>
-          <w:rtl/>
-        </w:rPr>
-        <w:t>داشته باشد تا در صورت اضافه شدن نوبت لحظه‌ای توسط منشی، بلافاصله روی صفحه کارمند حضوری ظاهر شود</w:t>
+        <w:t>قابلیت پیش‌نمایش</w:t>
+      </w:r>
+      <w:r>
+        <w:rPr>
+          <w:rFonts w:cs="Mj_Casablanca Light"/>
+          <w:sz w:val="28"/>
+          <w:szCs w:val="28"/>
+        </w:rPr>
+        <w:t xml:space="preserve"> (Preview) </w:t>
+      </w:r>
+      <w:r>
+        <w:rPr>
+          <w:rFonts w:cs="Mj_Casablanca Light"/>
+          <w:sz w:val="28"/>
+          <w:szCs w:val="28"/>
+          <w:rtl/>
+        </w:rPr>
+        <w:t>قبل از انتشار نهایی فراهم باشد تا ظاهر اطلاعیه از دید مشتری بررسی شود</w:t>
       </w:r>
       <w:r>
         <w:rPr>
@@ -3266,6 +3196,59 @@
           <w:szCs w:val="28"/>
         </w:rPr>
         <w:t xml:space="preserve">. </w:t>
+      </w:r>
+    </w:p>
+    <w:p>
+      <w:pPr>
+        <w:pStyle w:val="ListParagraph"/>
+        <w:tabs>
+          <w:tab w:val="right" w:pos="1170"/>
+        </w:tabs>
+        <w:bidi/>
+        <w:ind w:left="1170"/>
+        <w:rPr>
+          <w:rFonts w:cs="Mj_Casablanca Light"/>
+          <w:sz w:val="28"/>
+          <w:szCs w:val="28"/>
+        </w:rPr>
+      </w:pPr>
+    </w:p>
+    <w:p>
+      <w:pPr>
+        <w:pStyle w:val="ListParagraph"/>
+        <w:numPr>
+          <w:ilvl w:val="0"/>
+          <w:numId w:val="30"/>
+        </w:numPr>
+        <w:bidi/>
+        <w:rPr>
+          <w:rFonts w:cs="Mj_Casablanca Light"/>
+          <w:b/>
+          <w:bCs/>
+          <w:sz w:val="28"/>
+          <w:szCs w:val="28"/>
+        </w:rPr>
+      </w:pPr>
+      <w:r>
+        <w:rPr>
+          <w:rFonts w:cs="Mj_Casablanca Light"/>
+          <w:b/>
+          <w:bCs/>
+          <w:sz w:val="28"/>
+          <w:szCs w:val="28"/>
+          <w:rtl/>
+        </w:rPr>
+        <w:t>به‌روزرسانی اطلاعات پروفایل کسب‌وکار</w:t>
+      </w:r>
+      <w:r>
+        <w:rPr>
+          <w:rFonts w:cs="Mj_Casablanca Light"/>
+          <w:b/>
+          <w:bCs/>
+          <w:sz w:val="28"/>
+          <w:szCs w:val="28"/>
+        </w:rPr>
+        <w:t xml:space="preserve">: </w:t>
       </w:r>
     </w:p>
     <w:p>
@@ -3286,17 +3269,16 @@
           <w:bCs/>
           <w:sz w:val="28"/>
           <w:szCs w:val="28"/>
-          <w:rtl/>
-        </w:rPr>
-      </w:pPr>
-      <w:r>
-        <w:rPr>
-          <w:rFonts w:cs="Mj_Casablanca Light"/>
-          <w:sz w:val="28"/>
-          <w:szCs w:val="28"/>
-          <w:rtl/>
-        </w:rPr>
-        <w:t>کارمند باید بتواند وضعیت نوبت در حال انجام را با کلیدهای سریع (مانند دکمه‌های “شروع کار”، “پایان یافت” یا “مراجعه نکرد”) تغییر دهد تا سیستم به صورت خودکار اطلاعات را برای مدیر کسب‌وکار به‌روز کند</w:t>
+        </w:rPr>
+      </w:pPr>
+      <w:r>
+        <w:rPr>
+          <w:rFonts w:cs="Mj_Casablanca Light"/>
+          <w:sz w:val="28"/>
+          <w:szCs w:val="28"/>
+          <w:rtl/>
+        </w:rPr>
+        <w:t>تغییر ساعات کاری یا راه‌های ارتباطی باید با کمترین کلیک انجام شود و تغییرات بلافاصله (بدون تاخیر) در صفحه عمومی کسب‌وکار برای مشتریان اعمال گردد</w:t>
       </w:r>
       <w:r>
         <w:rPr>
@@ -3313,63 +3295,20 @@
           <w:bCs/>
           <w:sz w:val="28"/>
           <w:szCs w:val="28"/>
-          <w:rtl/>
-          <w:lang w:bidi="fa-IR"/>
-        </w:rPr>
-        <w:br w:type="page"/>
-      </w:r>
-    </w:p>
-    <w:p>
-      <w:pPr>
-        <w:bidi/>
+        </w:rPr>
+        <w:t xml:space="preserve"> </w:t>
+      </w:r>
+    </w:p>
+    <w:p>
+      <w:pPr>
         <w:rPr>
           <w:rFonts w:cs="Mj_Casablanca Light"/>
           <w:b/>
           <w:bCs/>
-          <w:color w:val="00B0F0"/>
-          <w:sz w:val="36"/>
-          <w:szCs w:val="36"/>
-          <w:rtl/>
-        </w:rPr>
-      </w:pPr>
-      <w:r>
-        <w:rPr>
-          <w:rFonts w:cs="Mj_Casablanca Light"/>
-          <w:b/>
-          <w:bCs/>
-          <w:color w:val="00B0F0"/>
-          <w:sz w:val="36"/>
-          <w:szCs w:val="36"/>
-          <w:rtl/>
-          <w:lang w:bidi="fa-IR"/>
-        </w:rPr>
-        <w:lastRenderedPageBreak/>
-        <w:t>۴</w:t>
-      </w:r>
-      <w:r>
-        <w:rPr>
-          <w:rFonts w:cs="Mj_Casablanca Light"/>
-          <w:b/>
-          <w:bCs/>
-          <w:color w:val="00B0F0"/>
-          <w:sz w:val="36"/>
-          <w:szCs w:val="36"/>
-          <w:lang w:bidi="fa-IR"/>
-        </w:rPr>
-        <w:t xml:space="preserve">. </w:t>
-      </w:r>
-      <w:r>
-        <w:rPr>
-          <w:rFonts w:cs="Mj_Casablanca Light"/>
-          <w:b/>
-          <w:bCs/>
-          <w:color w:val="00B0F0"/>
-          <w:sz w:val="36"/>
-          <w:szCs w:val="36"/>
-          <w:rtl/>
-        </w:rPr>
-        <w:t>نیازمندی‌های کاربر: کارمندان پشتیبانی بخش آنلاین</w:t>
-      </w:r>
+          <w:sz w:val="28"/>
+          <w:szCs w:val="28"/>
+        </w:rPr>
+      </w:pPr>
     </w:p>
     <w:p>
       <w:pPr>
@@ -3396,7 +3335,7 @@
           <w:szCs w:val="28"/>
           <w:rtl/>
         </w:rPr>
-        <w:t>مدیریت پیام‌ها و چت‌های آنلاین</w:t>
+        <w:t>بررسی اولیه نظرات و ارجاع به مدیر</w:t>
       </w:r>
       <w:r>
         <w:rPr>
@@ -3423,45 +3362,109 @@
         <w:ind w:left="1170"/>
         <w:rPr>
           <w:rFonts w:cs="Mj_Casablanca Light"/>
-          <w:sz w:val="28"/>
-          <w:szCs w:val="28"/>
-        </w:rPr>
-      </w:pPr>
-      <w:r>
-        <w:rPr>
-          <w:rFonts w:cs="Mj_Casablanca Light"/>
-          <w:sz w:val="28"/>
-          <w:szCs w:val="28"/>
-          <w:rtl/>
-        </w:rPr>
-        <w:t xml:space="preserve">پنل چت باید مبتنی بر فناوری‌های در </w:t>
-      </w:r>
-      <w:r>
-        <w:rPr>
-          <w:rFonts w:cs="Mj_Casablanca Light" w:hint="cs"/>
-          <w:sz w:val="28"/>
-          <w:szCs w:val="28"/>
-          <w:rtl/>
-          <w:lang w:bidi="fa-IR"/>
-        </w:rPr>
-        <w:t xml:space="preserve">داشته </w:t>
-      </w:r>
-      <w:r>
-        <w:rPr>
-          <w:rFonts w:cs="Mj_Casablanca Light"/>
-          <w:sz w:val="28"/>
-          <w:szCs w:val="28"/>
-          <w:rtl/>
-        </w:rPr>
-        <w:t>باشد تا نیازی به رفرش صفحه برای دریافت پیام جدید نباشد</w:t>
-      </w:r>
-      <w:r>
-        <w:rPr>
-          <w:rFonts w:cs="Mj_Casablanca Light"/>
-          <w:sz w:val="28"/>
-          <w:szCs w:val="28"/>
-        </w:rPr>
-        <w:t xml:space="preserve">. </w:t>
+          <w:b/>
+          <w:bCs/>
+          <w:sz w:val="28"/>
+          <w:szCs w:val="28"/>
+        </w:rPr>
+      </w:pPr>
+      <w:r>
+        <w:rPr>
+          <w:rFonts w:cs="Mj_Casablanca Light"/>
+          <w:sz w:val="28"/>
+          <w:szCs w:val="28"/>
+          <w:rtl/>
+        </w:rPr>
+        <w:t>سیستم مدیریت نظرات باید دارای برچسب‌های وضعیت</w:t>
+      </w:r>
+      <w:r>
+        <w:rPr>
+          <w:rFonts w:cs="Mj_Casablanca Light"/>
+          <w:sz w:val="28"/>
+          <w:szCs w:val="28"/>
+        </w:rPr>
+        <w:t xml:space="preserve"> (Status Tags) </w:t>
+      </w:r>
+      <w:r>
+        <w:rPr>
+          <w:rFonts w:cs="Mj_Casablanca Light"/>
+          <w:sz w:val="28"/>
+          <w:szCs w:val="28"/>
+          <w:rtl/>
+        </w:rPr>
+        <w:t>مانند «در انتظار تایید»، «تایید شده»، «رد شده» و «ارجاع به مدیر» باشد. با انتخاب گزینه «ارجاع به مدیر»، اعلان مستقیمی به داشبورد مدیر کسب‌وکار ارسال شود</w:t>
+      </w:r>
+      <w:r>
+        <w:rPr>
+          <w:rFonts w:cs="Mj_Casablanca Light"/>
+          <w:sz w:val="28"/>
+          <w:szCs w:val="28"/>
+        </w:rPr>
+        <w:t>.</w:t>
+      </w:r>
+      <w:r>
+        <w:rPr>
+          <w:rFonts w:cs="Mj_Casablanca Light"/>
+          <w:b/>
+          <w:bCs/>
+          <w:sz w:val="28"/>
+          <w:szCs w:val="28"/>
+        </w:rPr>
+        <w:t xml:space="preserve"> </w:t>
+      </w:r>
+    </w:p>
+    <w:p>
+      <w:pPr>
+        <w:tabs>
+          <w:tab w:val="right" w:pos="1170"/>
+        </w:tabs>
+        <w:bidi/>
+        <w:ind w:left="810"/>
+        <w:rPr>
+          <w:rFonts w:cs="Mj_Casablanca Light"/>
+          <w:b/>
+          <w:bCs/>
+          <w:sz w:val="28"/>
+          <w:szCs w:val="28"/>
+        </w:rPr>
+      </w:pPr>
+    </w:p>
+    <w:p>
+      <w:pPr>
+        <w:pStyle w:val="ListParagraph"/>
+        <w:numPr>
+          <w:ilvl w:val="0"/>
+          <w:numId w:val="30"/>
+        </w:numPr>
+        <w:bidi/>
+        <w:rPr>
+          <w:rFonts w:cs="Mj_Casablanca Light"/>
+          <w:b/>
+          <w:bCs/>
+          <w:sz w:val="28"/>
+          <w:szCs w:val="28"/>
+        </w:rPr>
+      </w:pPr>
+      <w:r>
+        <w:rPr>
+          <w:rFonts w:cs="Mj_Casablanca Light"/>
+          <w:b/>
+          <w:bCs/>
+          <w:sz w:val="28"/>
+          <w:szCs w:val="28"/>
+          <w:rtl/>
+        </w:rPr>
+        <w:t>ثبت نوبت برای مراجعین حضوری/تلفنی</w:t>
+      </w:r>
+      <w:r>
+        <w:rPr>
+          <w:rFonts w:cs="Mj_Casablanca Light"/>
+          <w:b/>
+          <w:bCs/>
+          <w:sz w:val="28"/>
+          <w:szCs w:val="28"/>
+        </w:rPr>
+        <w:t xml:space="preserve">: </w:t>
       </w:r>
     </w:p>
     <w:p>
@@ -3478,43 +3481,208 @@
         <w:ind w:left="1170"/>
         <w:rPr>
           <w:rFonts w:cs="Mj_Casablanca Light"/>
-          <w:sz w:val="28"/>
-          <w:szCs w:val="28"/>
-        </w:rPr>
-      </w:pPr>
-      <w:r>
-        <w:rPr>
-          <w:rFonts w:cs="Mj_Casablanca Light"/>
-          <w:sz w:val="28"/>
-          <w:szCs w:val="28"/>
-          <w:rtl/>
-        </w:rPr>
-        <w:t>پیام‌های خوانده‌نشده باید با نشانگرهای عددی قرمز</w:t>
-      </w:r>
-      <w:r>
-        <w:rPr>
-          <w:rFonts w:cs="Mj_Casablanca Light"/>
-          <w:sz w:val="28"/>
-          <w:szCs w:val="28"/>
-        </w:rPr>
-        <w:t xml:space="preserve"> (Badges) </w:t>
-      </w:r>
-      <w:r>
-        <w:rPr>
-          <w:rFonts w:cs="Mj_Casablanca Light"/>
-          <w:sz w:val="28"/>
-          <w:szCs w:val="28"/>
-          <w:rtl/>
-        </w:rPr>
-        <w:t>و در صورت لزوم اعلان صوتی (آلارم کوتاه) مشخص شوند</w:t>
-      </w:r>
-      <w:r>
-        <w:rPr>
-          <w:rFonts w:cs="Mj_Casablanca Light"/>
-          <w:sz w:val="28"/>
-          <w:szCs w:val="28"/>
-        </w:rPr>
-        <w:t xml:space="preserve">. </w:t>
+          <w:b/>
+          <w:bCs/>
+          <w:sz w:val="28"/>
+          <w:szCs w:val="28"/>
+        </w:rPr>
+      </w:pPr>
+      <w:r>
+        <w:rPr>
+          <w:rFonts w:cs="Mj_Casablanca Light"/>
+          <w:sz w:val="28"/>
+          <w:szCs w:val="28"/>
+          <w:rtl/>
+        </w:rPr>
+        <w:t>فرم ثبت نوبت توسط پشتیبان باید فرآیندی بسیار سریع</w:t>
+      </w:r>
+      <w:r>
+        <w:rPr>
+          <w:rFonts w:cs="Mj_Casablanca Light"/>
+          <w:sz w:val="28"/>
+          <w:szCs w:val="28"/>
+        </w:rPr>
+        <w:t xml:space="preserve"> (Fast-track) </w:t>
+      </w:r>
+      <w:r>
+        <w:rPr>
+          <w:rFonts w:cs="Mj_Casablanca Light"/>
+          <w:sz w:val="28"/>
+          <w:szCs w:val="28"/>
+          <w:rtl/>
+        </w:rPr>
+        <w:t>داشته باشد؛ به این معنا که بتواند فقط با وارد کردن شماره موبایل مشتری</w:t>
+      </w:r>
+      <w:r>
+        <w:rPr>
+          <w:rFonts w:cs="Mj_Casablanca Light"/>
+          <w:sz w:val="28"/>
+          <w:szCs w:val="28"/>
+        </w:rPr>
+        <w:t xml:space="preserve"> </w:t>
+      </w:r>
+      <w:r>
+        <w:rPr>
+          <w:rFonts w:cs="Mj_Casablanca Light" w:hint="cs"/>
+          <w:sz w:val="28"/>
+          <w:szCs w:val="28"/>
+          <w:rtl/>
+        </w:rPr>
+        <w:t>(</w:t>
+      </w:r>
+      <w:r>
+        <w:rPr>
+          <w:rFonts w:cs="Mj_Casablanca Light"/>
+          <w:sz w:val="28"/>
+          <w:szCs w:val="28"/>
+          <w:rtl/>
+        </w:rPr>
+        <w:t>بدون نیاز به تایید پیامکی</w:t>
+      </w:r>
+      <w:r>
+        <w:rPr>
+          <w:rFonts w:cs="Mj_Casablanca Light"/>
+          <w:sz w:val="28"/>
+          <w:szCs w:val="28"/>
+        </w:rPr>
+        <w:t xml:space="preserve"> OTP </w:t>
+      </w:r>
+      <w:r>
+        <w:rPr>
+          <w:rFonts w:cs="Mj_Casablanca Light"/>
+          <w:sz w:val="28"/>
+          <w:szCs w:val="28"/>
+          <w:rtl/>
+        </w:rPr>
+        <w:t>در آن لحظه</w:t>
+      </w:r>
+      <w:r>
+        <w:rPr>
+          <w:rFonts w:cs="Mj_Casablanca Light" w:hint="cs"/>
+          <w:sz w:val="28"/>
+          <w:szCs w:val="28"/>
+          <w:rtl/>
+        </w:rPr>
+        <w:t>)</w:t>
+      </w:r>
+      <w:r>
+        <w:rPr>
+          <w:rFonts w:cs="Mj_Casablanca Light"/>
+          <w:sz w:val="28"/>
+          <w:szCs w:val="28"/>
+        </w:rPr>
+        <w:t xml:space="preserve"> </w:t>
+      </w:r>
+      <w:r>
+        <w:rPr>
+          <w:rFonts w:cs="Mj_Casablanca Light"/>
+          <w:sz w:val="28"/>
+          <w:szCs w:val="28"/>
+          <w:rtl/>
+        </w:rPr>
+        <w:t>نوبت را ثبت کند. سیستم در صورت وجود شماره در دیتابیس، نام کاربر را به صورت خودکار پیشنهاد دهد</w:t>
+      </w:r>
+      <w:r>
+        <w:rPr>
+          <w:rFonts w:cs="Mj_Casablanca Light"/>
+          <w:sz w:val="28"/>
+          <w:szCs w:val="28"/>
+        </w:rPr>
+        <w:t xml:space="preserve"> (Auto-fill).</w:t>
+      </w:r>
+      <w:r>
+        <w:rPr>
+          <w:rFonts w:cs="Mj_Casablanca Light"/>
+          <w:b/>
+          <w:bCs/>
+          <w:sz w:val="28"/>
+          <w:szCs w:val="28"/>
+        </w:rPr>
+        <w:t xml:space="preserve"> </w:t>
+      </w:r>
+    </w:p>
+    <w:p>
+      <w:pPr>
+        <w:tabs>
+          <w:tab w:val="right" w:pos="1170"/>
+        </w:tabs>
+        <w:bidi/>
+        <w:rPr>
+          <w:rFonts w:cs="Mj_Casablanca Light"/>
+          <w:b/>
+          <w:bCs/>
+          <w:sz w:val="28"/>
+          <w:szCs w:val="28"/>
+        </w:rPr>
+      </w:pPr>
+    </w:p>
+    <w:p>
+      <w:pPr>
+        <w:tabs>
+          <w:tab w:val="right" w:pos="1170"/>
+        </w:tabs>
+        <w:bidi/>
+        <w:rPr>
+          <w:rFonts w:cs="Mj_Casablanca Light"/>
+          <w:b/>
+          <w:bCs/>
+          <w:sz w:val="28"/>
+          <w:szCs w:val="28"/>
+        </w:rPr>
+      </w:pPr>
+    </w:p>
+    <w:p>
+      <w:pPr>
+        <w:tabs>
+          <w:tab w:val="right" w:pos="1170"/>
+        </w:tabs>
+        <w:bidi/>
+        <w:rPr>
+          <w:rFonts w:cs="Mj_Casablanca Light"/>
+          <w:b/>
+          <w:bCs/>
+          <w:sz w:val="28"/>
+          <w:szCs w:val="28"/>
+        </w:rPr>
+      </w:pPr>
+    </w:p>
+    <w:p>
+      <w:pPr>
+        <w:pStyle w:val="ListParagraph"/>
+        <w:numPr>
+          <w:ilvl w:val="0"/>
+          <w:numId w:val="30"/>
+        </w:numPr>
+        <w:bidi/>
+        <w:rPr>
+          <w:rFonts w:cs="Mj_Casablanca Light"/>
+          <w:b/>
+          <w:bCs/>
+          <w:sz w:val="28"/>
+          <w:szCs w:val="28"/>
+        </w:rPr>
+      </w:pPr>
+      <w:r>
+        <w:rPr>
+          <w:rFonts w:cs="Mj_Casablanca Light"/>
+          <w:b/>
+          <w:bCs/>
+          <w:sz w:val="28"/>
+          <w:szCs w:val="28"/>
+          <w:rtl/>
+        </w:rPr>
+        <w:lastRenderedPageBreak/>
+        <w:t>تغییر وضعیت نوبت‌ها و تماس برای هماهنگی</w:t>
+      </w:r>
+      <w:r>
+        <w:rPr>
+          <w:rFonts w:cs="Mj_Casablanca Light"/>
+          <w:b/>
+          <w:bCs/>
+          <w:sz w:val="28"/>
+          <w:szCs w:val="28"/>
+        </w:rPr>
+        <w:t xml:space="preserve">: </w:t>
       </w:r>
     </w:p>
     <w:p>
@@ -3542,24 +3710,394 @@
           <w:szCs w:val="28"/>
           <w:rtl/>
         </w:rPr>
-        <w:t>امکان استفاده از «پاسخ‌های آماده</w:t>
-      </w:r>
-      <w:r>
-        <w:rPr>
-          <w:rFonts w:cs="Mj_Casablanca Light"/>
-          <w:sz w:val="28"/>
-          <w:szCs w:val="28"/>
-        </w:rPr>
-        <w:t xml:space="preserve">» (Canned Responses) </w:t>
-      </w:r>
-      <w:r>
-        <w:rPr>
-          <w:rFonts w:cs="Mj_Casablanca Light"/>
-          <w:sz w:val="28"/>
-          <w:szCs w:val="28"/>
-          <w:rtl/>
-        </w:rPr>
-        <w:t>برای سوالات پرتکرار وجود داشته باشد تا پشتیبان بتواند با زدن یک دکمه، متن استانداردی را ارسال کند</w:t>
+        <w:t>تغییر وضعیت (حضور یافت، لغو شد و</w:t>
+      </w:r>
+      <w:r>
+        <w:rPr>
+          <w:rFonts w:ascii="Arial" w:hAnsi="Arial" w:cs="Arial" w:hint="cs"/>
+          <w:sz w:val="28"/>
+          <w:szCs w:val="28"/>
+          <w:rtl/>
+        </w:rPr>
+        <w:t>…</w:t>
+      </w:r>
+      <w:r>
+        <w:rPr>
+          <w:rFonts w:cs="Mj_Casablanca Light"/>
+          <w:sz w:val="28"/>
+          <w:szCs w:val="28"/>
+          <w:rtl/>
+        </w:rPr>
+        <w:t xml:space="preserve">) </w:t>
+      </w:r>
+      <w:r>
+        <w:rPr>
+          <w:rFonts w:cs="Mj_Casablanca Light" w:hint="cs"/>
+          <w:sz w:val="28"/>
+          <w:szCs w:val="28"/>
+          <w:rtl/>
+        </w:rPr>
+        <w:t>باید</w:t>
+      </w:r>
+      <w:r>
+        <w:rPr>
+          <w:rFonts w:cs="Mj_Casablanca Light"/>
+          <w:sz w:val="28"/>
+          <w:szCs w:val="28"/>
+          <w:rtl/>
+        </w:rPr>
+        <w:t xml:space="preserve"> </w:t>
+      </w:r>
+      <w:r>
+        <w:rPr>
+          <w:rFonts w:cs="Mj_Casablanca Light" w:hint="cs"/>
+          <w:sz w:val="28"/>
+          <w:szCs w:val="28"/>
+          <w:rtl/>
+        </w:rPr>
+        <w:t>با</w:t>
+      </w:r>
+      <w:r>
+        <w:rPr>
+          <w:rFonts w:cs="Mj_Casablanca Light"/>
+          <w:sz w:val="28"/>
+          <w:szCs w:val="28"/>
+          <w:rtl/>
+        </w:rPr>
+        <w:t xml:space="preserve"> </w:t>
+      </w:r>
+      <w:r>
+        <w:rPr>
+          <w:rFonts w:cs="Mj_Casablanca Light" w:hint="cs"/>
+          <w:sz w:val="28"/>
+          <w:szCs w:val="28"/>
+          <w:rtl/>
+        </w:rPr>
+        <w:t>دکمه‌های</w:t>
+      </w:r>
+      <w:r>
+        <w:rPr>
+          <w:rFonts w:cs="Mj_Casablanca Light"/>
+          <w:sz w:val="28"/>
+          <w:szCs w:val="28"/>
+          <w:rtl/>
+        </w:rPr>
+        <w:t xml:space="preserve"> </w:t>
+      </w:r>
+      <w:r>
+        <w:rPr>
+          <w:rFonts w:cs="Mj_Casablanca Light" w:hint="cs"/>
+          <w:sz w:val="28"/>
+          <w:szCs w:val="28"/>
+          <w:rtl/>
+        </w:rPr>
+        <w:t>رنگی</w:t>
+      </w:r>
+      <w:r>
+        <w:rPr>
+          <w:rFonts w:cs="Mj_Casablanca Light"/>
+          <w:sz w:val="28"/>
+          <w:szCs w:val="28"/>
+          <w:rtl/>
+        </w:rPr>
+        <w:t xml:space="preserve"> </w:t>
+      </w:r>
+      <w:r>
+        <w:rPr>
+          <w:rFonts w:cs="Mj_Casablanca Light" w:hint="cs"/>
+          <w:sz w:val="28"/>
+          <w:szCs w:val="28"/>
+          <w:rtl/>
+        </w:rPr>
+        <w:t>و</w:t>
+      </w:r>
+      <w:r>
+        <w:rPr>
+          <w:rFonts w:cs="Mj_Casablanca Light"/>
+          <w:sz w:val="28"/>
+          <w:szCs w:val="28"/>
+          <w:rtl/>
+        </w:rPr>
+        <w:t xml:space="preserve"> </w:t>
+      </w:r>
+      <w:r>
+        <w:rPr>
+          <w:rFonts w:cs="Mj_Casablanca Light" w:hint="cs"/>
+          <w:sz w:val="28"/>
+          <w:szCs w:val="28"/>
+          <w:rtl/>
+        </w:rPr>
+        <w:t>در</w:t>
+      </w:r>
+      <w:r>
+        <w:rPr>
+          <w:rFonts w:cs="Mj_Casablanca Light"/>
+          <w:sz w:val="28"/>
+          <w:szCs w:val="28"/>
+          <w:rtl/>
+        </w:rPr>
+        <w:t xml:space="preserve"> </w:t>
+      </w:r>
+      <w:r>
+        <w:rPr>
+          <w:rFonts w:cs="Mj_Casablanca Light" w:hint="cs"/>
+          <w:sz w:val="28"/>
+          <w:szCs w:val="28"/>
+          <w:rtl/>
+        </w:rPr>
+        <w:t>دسترس</w:t>
+      </w:r>
+      <w:r>
+        <w:rPr>
+          <w:rFonts w:cs="Mj_Casablanca Light"/>
+          <w:sz w:val="28"/>
+          <w:szCs w:val="28"/>
+          <w:rtl/>
+        </w:rPr>
+        <w:t xml:space="preserve"> (</w:t>
+      </w:r>
+      <w:r>
+        <w:rPr>
+          <w:rFonts w:cs="Mj_Casablanca Light" w:hint="cs"/>
+          <w:sz w:val="28"/>
+          <w:szCs w:val="28"/>
+          <w:rtl/>
+        </w:rPr>
+        <w:t>مثلا</w:t>
+      </w:r>
+      <w:r>
+        <w:rPr>
+          <w:rFonts w:cs="Mj_Casablanca Light"/>
+          <w:sz w:val="28"/>
+          <w:szCs w:val="28"/>
+          <w:rtl/>
+        </w:rPr>
+        <w:t xml:space="preserve"> </w:t>
+      </w:r>
+      <w:r>
+        <w:rPr>
+          <w:rFonts w:cs="Mj_Casablanca Light" w:hint="cs"/>
+          <w:sz w:val="28"/>
+          <w:szCs w:val="28"/>
+          <w:rtl/>
+        </w:rPr>
+        <w:t>سبز</w:t>
+      </w:r>
+      <w:r>
+        <w:rPr>
+          <w:rFonts w:cs="Mj_Casablanca Light"/>
+          <w:sz w:val="28"/>
+          <w:szCs w:val="28"/>
+          <w:rtl/>
+        </w:rPr>
+        <w:t xml:space="preserve"> </w:t>
+      </w:r>
+      <w:r>
+        <w:rPr>
+          <w:rFonts w:cs="Mj_Casablanca Light" w:hint="cs"/>
+          <w:sz w:val="28"/>
+          <w:szCs w:val="28"/>
+          <w:rtl/>
+        </w:rPr>
+        <w:t>برای</w:t>
+      </w:r>
+      <w:r>
+        <w:rPr>
+          <w:rFonts w:cs="Mj_Casablanca Light"/>
+          <w:sz w:val="28"/>
+          <w:szCs w:val="28"/>
+          <w:rtl/>
+        </w:rPr>
+        <w:t xml:space="preserve"> </w:t>
+      </w:r>
+      <w:r>
+        <w:rPr>
+          <w:rFonts w:cs="Mj_Casablanca Light" w:hint="cs"/>
+          <w:sz w:val="28"/>
+          <w:szCs w:val="28"/>
+          <w:rtl/>
+        </w:rPr>
+        <w:t>انجام</w:t>
+      </w:r>
+      <w:r>
+        <w:rPr>
+          <w:rFonts w:cs="Mj_Casablanca Light"/>
+          <w:sz w:val="28"/>
+          <w:szCs w:val="28"/>
+          <w:rtl/>
+        </w:rPr>
+        <w:t xml:space="preserve"> </w:t>
+      </w:r>
+      <w:r>
+        <w:rPr>
+          <w:rFonts w:cs="Mj_Casablanca Light" w:hint="cs"/>
+          <w:sz w:val="28"/>
+          <w:szCs w:val="28"/>
+          <w:rtl/>
+        </w:rPr>
+        <w:t>شد،</w:t>
+      </w:r>
+      <w:r>
+        <w:rPr>
+          <w:rFonts w:cs="Mj_Casablanca Light"/>
+          <w:sz w:val="28"/>
+          <w:szCs w:val="28"/>
+          <w:rtl/>
+        </w:rPr>
+        <w:t xml:space="preserve"> </w:t>
+      </w:r>
+      <w:r>
+        <w:rPr>
+          <w:rFonts w:cs="Mj_Casablanca Light" w:hint="cs"/>
+          <w:sz w:val="28"/>
+          <w:szCs w:val="28"/>
+          <w:rtl/>
+        </w:rPr>
+        <w:t>قرمز</w:t>
+      </w:r>
+      <w:r>
+        <w:rPr>
+          <w:rFonts w:cs="Mj_Casablanca Light"/>
+          <w:sz w:val="28"/>
+          <w:szCs w:val="28"/>
+          <w:rtl/>
+        </w:rPr>
+        <w:t xml:space="preserve"> </w:t>
+      </w:r>
+      <w:r>
+        <w:rPr>
+          <w:rFonts w:cs="Mj_Casablanca Light" w:hint="cs"/>
+          <w:sz w:val="28"/>
+          <w:szCs w:val="28"/>
+          <w:rtl/>
+        </w:rPr>
+        <w:t>برای</w:t>
+      </w:r>
+      <w:r>
+        <w:rPr>
+          <w:rFonts w:cs="Mj_Casablanca Light"/>
+          <w:sz w:val="28"/>
+          <w:szCs w:val="28"/>
+          <w:rtl/>
+        </w:rPr>
+        <w:t xml:space="preserve"> </w:t>
+      </w:r>
+      <w:r>
+        <w:rPr>
+          <w:rFonts w:cs="Mj_Casablanca Light" w:hint="cs"/>
+          <w:sz w:val="28"/>
+          <w:szCs w:val="28"/>
+          <w:rtl/>
+        </w:rPr>
+        <w:t>لغو</w:t>
+      </w:r>
+      <w:r>
+        <w:rPr>
+          <w:rFonts w:cs="Mj_Casablanca Light"/>
+          <w:sz w:val="28"/>
+          <w:szCs w:val="28"/>
+          <w:rtl/>
+        </w:rPr>
+        <w:t xml:space="preserve">) </w:t>
+      </w:r>
+      <w:r>
+        <w:rPr>
+          <w:rFonts w:cs="Mj_Casablanca Light" w:hint="cs"/>
+          <w:sz w:val="28"/>
+          <w:szCs w:val="28"/>
+          <w:rtl/>
+        </w:rPr>
+        <w:t>در</w:t>
+      </w:r>
+      <w:r>
+        <w:rPr>
+          <w:rFonts w:cs="Mj_Casablanca Light"/>
+          <w:sz w:val="28"/>
+          <w:szCs w:val="28"/>
+          <w:rtl/>
+        </w:rPr>
+        <w:t xml:space="preserve"> </w:t>
+      </w:r>
+      <w:r>
+        <w:rPr>
+          <w:rFonts w:cs="Mj_Casablanca Light" w:hint="cs"/>
+          <w:sz w:val="28"/>
+          <w:szCs w:val="28"/>
+          <w:rtl/>
+        </w:rPr>
+        <w:t>کنار</w:t>
+      </w:r>
+      <w:r>
+        <w:rPr>
+          <w:rFonts w:cs="Mj_Casablanca Light"/>
+          <w:sz w:val="28"/>
+          <w:szCs w:val="28"/>
+          <w:rtl/>
+        </w:rPr>
+        <w:t xml:space="preserve"> </w:t>
+      </w:r>
+      <w:r>
+        <w:rPr>
+          <w:rFonts w:cs="Mj_Casablanca Light" w:hint="cs"/>
+          <w:sz w:val="28"/>
+          <w:szCs w:val="28"/>
+          <w:rtl/>
+        </w:rPr>
+        <w:t>هر</w:t>
+      </w:r>
+      <w:r>
+        <w:rPr>
+          <w:rFonts w:cs="Mj_Casablanca Light"/>
+          <w:sz w:val="28"/>
+          <w:szCs w:val="28"/>
+          <w:rtl/>
+        </w:rPr>
+        <w:t xml:space="preserve"> </w:t>
+      </w:r>
+      <w:r>
+        <w:rPr>
+          <w:rFonts w:cs="Mj_Casablanca Light" w:hint="cs"/>
+          <w:sz w:val="28"/>
+          <w:szCs w:val="28"/>
+          <w:rtl/>
+        </w:rPr>
+        <w:t>نوبت</w:t>
+      </w:r>
+      <w:r>
+        <w:rPr>
+          <w:rFonts w:cs="Mj_Casablanca Light"/>
+          <w:sz w:val="28"/>
+          <w:szCs w:val="28"/>
+          <w:rtl/>
+        </w:rPr>
+        <w:t xml:space="preserve"> </w:t>
+      </w:r>
+      <w:r>
+        <w:rPr>
+          <w:rFonts w:cs="Mj_Casablanca Light" w:hint="cs"/>
+          <w:sz w:val="28"/>
+          <w:szCs w:val="28"/>
+          <w:rtl/>
+        </w:rPr>
+        <w:t>انجام</w:t>
+      </w:r>
+      <w:r>
+        <w:rPr>
+          <w:rFonts w:cs="Mj_Casablanca Light"/>
+          <w:sz w:val="28"/>
+          <w:szCs w:val="28"/>
+          <w:rtl/>
+        </w:rPr>
+        <w:t xml:space="preserve"> </w:t>
+      </w:r>
+      <w:r>
+        <w:rPr>
+          <w:rFonts w:cs="Mj_Casablanca Light" w:hint="cs"/>
+          <w:sz w:val="28"/>
+          <w:szCs w:val="28"/>
+          <w:rtl/>
+        </w:rPr>
+        <w:t>شود</w:t>
       </w:r>
       <w:r>
         <w:rPr>
@@ -3568,59 +4106,6 @@
           <w:szCs w:val="28"/>
         </w:rPr>
         <w:t xml:space="preserve">. </w:t>
-      </w:r>
-    </w:p>
-    <w:p>
-      <w:pPr>
-        <w:pStyle w:val="ListParagraph"/>
-        <w:tabs>
-          <w:tab w:val="right" w:pos="1170"/>
-        </w:tabs>
-        <w:bidi/>
-        <w:ind w:left="1170"/>
-        <w:rPr>
-          <w:rFonts w:cs="Mj_Casablanca Light"/>
-          <w:sz w:val="28"/>
-          <w:szCs w:val="28"/>
-        </w:rPr>
-      </w:pPr>
-    </w:p>
-    <w:p>
-      <w:pPr>
-        <w:pStyle w:val="ListParagraph"/>
-        <w:numPr>
-          <w:ilvl w:val="0"/>
-          <w:numId w:val="30"/>
-        </w:numPr>
-        <w:bidi/>
-        <w:rPr>
-          <w:rFonts w:cs="Mj_Casablanca Light"/>
-          <w:b/>
-          <w:bCs/>
-          <w:sz w:val="28"/>
-          <w:szCs w:val="28"/>
-        </w:rPr>
-      </w:pPr>
-      <w:r>
-        <w:rPr>
-          <w:rFonts w:cs="Mj_Casablanca Light"/>
-          <w:b/>
-          <w:bCs/>
-          <w:sz w:val="28"/>
-          <w:szCs w:val="28"/>
-          <w:rtl/>
-        </w:rPr>
-        <w:t>انتشار اطلاعیه‌ها، اخبار و تبلیغات</w:t>
-      </w:r>
-      <w:r>
-        <w:rPr>
-          <w:rFonts w:cs="Mj_Casablanca Light"/>
-          <w:b/>
-          <w:bCs/>
-          <w:sz w:val="28"/>
-          <w:szCs w:val="28"/>
-        </w:rPr>
-        <w:t xml:space="preserve">: </w:t>
       </w:r>
     </w:p>
     <w:p>
@@ -3648,7 +4133,15 @@
           <w:szCs w:val="28"/>
           <w:rtl/>
         </w:rPr>
-        <w:t xml:space="preserve">سیستم باید دارای یک ویرایشگر متن </w:t>
+        <w:t>برای تماس با مشتریان، شماره تلفن‌ها باید به صورت قابلیت “کلیک برای تماس</w:t>
+      </w:r>
+      <w:r>
+        <w:rPr>
+          <w:rFonts w:cs="Mj_Casablanca Light"/>
+          <w:sz w:val="28"/>
+          <w:szCs w:val="28"/>
+        </w:rPr>
+        <w:t xml:space="preserve">” </w:t>
       </w:r>
       <w:r>
         <w:rPr>
@@ -3657,16 +4150,33 @@
           <w:szCs w:val="28"/>
           <w:rtl/>
         </w:rPr>
-        <w:t xml:space="preserve">كاملي داشته </w:t>
-      </w:r>
-      <w:r>
-        <w:rPr>
-          <w:rFonts w:cs="Mj_Casablanca Light"/>
-          <w:sz w:val="28"/>
-          <w:szCs w:val="28"/>
-          <w:rtl/>
-        </w:rPr>
-        <w:t>باشد تا کارمند بتواند متن، تصویر و لینک‌ها را به سادگی قالب‌بندی کند</w:t>
+        <w:t xml:space="preserve"> </w:t>
+      </w:r>
+      <w:r>
+        <w:rPr>
+          <w:rFonts w:cs="Mj_Casablanca Light"/>
+          <w:sz w:val="28"/>
+          <w:szCs w:val="28"/>
+          <w:rtl/>
+        </w:rPr>
+        <w:t>برای اتصال به نرم‌افزارهای تماس اینترنتی</w:t>
+      </w:r>
+      <w:r>
+        <w:rPr>
+          <w:rFonts w:cs="Mj_Casablanca Light"/>
+          <w:sz w:val="28"/>
+          <w:szCs w:val="28"/>
+        </w:rPr>
+        <w:t xml:space="preserve"> </w:t>
+      </w:r>
+      <w:r>
+        <w:rPr>
+          <w:rFonts w:cs="Mj_Casablanca Light"/>
+          <w:sz w:val="28"/>
+          <w:szCs w:val="28"/>
+          <w:rtl/>
+        </w:rPr>
+        <w:t>یا کپی سریع در کلیپ‌بورد با یک کلیک طراحی شوند</w:t>
       </w:r>
       <w:r>
         <w:rPr>
@@ -3691,59 +4201,101 @@
         <w:ind w:left="1170"/>
         <w:rPr>
           <w:rFonts w:cs="Mj_Casablanca Light"/>
-          <w:sz w:val="28"/>
-          <w:szCs w:val="28"/>
-        </w:rPr>
-      </w:pPr>
-      <w:r>
-        <w:rPr>
-          <w:rFonts w:cs="Mj_Casablanca Light"/>
-          <w:sz w:val="28"/>
-          <w:szCs w:val="28"/>
-          <w:rtl/>
-        </w:rPr>
-        <w:t>قابلیت پیش‌نمایش</w:t>
-      </w:r>
-      <w:r>
-        <w:rPr>
-          <w:rFonts w:cs="Mj_Casablanca Light"/>
-          <w:sz w:val="28"/>
-          <w:szCs w:val="28"/>
-        </w:rPr>
-        <w:t xml:space="preserve"> (Preview) </w:t>
-      </w:r>
-      <w:r>
-        <w:rPr>
-          <w:rFonts w:cs="Mj_Casablanca Light"/>
-          <w:sz w:val="28"/>
-          <w:szCs w:val="28"/>
-          <w:rtl/>
-        </w:rPr>
-        <w:t>قبل از انتشار نهایی فراهم باشد تا ظاهر اطلاعیه از دید مشتری بررسی شود</w:t>
-      </w:r>
-      <w:r>
-        <w:rPr>
-          <w:rFonts w:cs="Mj_Casablanca Light"/>
-          <w:sz w:val="28"/>
-          <w:szCs w:val="28"/>
+          <w:b/>
+          <w:bCs/>
+          <w:sz w:val="28"/>
+          <w:szCs w:val="28"/>
+          <w:rtl/>
+        </w:rPr>
+      </w:pPr>
+      <w:r>
+        <w:rPr>
+          <w:rFonts w:cs="Mj_Casablanca Light"/>
+          <w:b/>
+          <w:bCs/>
+          <w:sz w:val="28"/>
+          <w:szCs w:val="28"/>
+          <w:rtl/>
+        </w:rPr>
+        <w:br w:type="page"/>
+      </w:r>
+    </w:p>
+    <w:p>
+      <w:pPr>
+        <w:bidi/>
+        <w:rPr>
+          <w:rFonts w:cs="Mj_Casablanca Light"/>
+          <w:b/>
+          <w:bCs/>
+          <w:color w:val="00B0F0"/>
+          <w:sz w:val="36"/>
+          <w:szCs w:val="36"/>
+          <w:rtl/>
+          <w:lang w:bidi="fa-IR"/>
+        </w:rPr>
+      </w:pPr>
+      <w:r>
+        <w:rPr>
+          <w:rFonts w:cs="Mj_Casablanca Light" w:hint="cs"/>
+          <w:b/>
+          <w:bCs/>
+          <w:color w:val="00B0F0"/>
+          <w:sz w:val="36"/>
+          <w:szCs w:val="36"/>
+          <w:rtl/>
+          <w:lang w:bidi="fa-IR"/>
+        </w:rPr>
+        <w:lastRenderedPageBreak/>
+        <w:t>5</w:t>
+      </w:r>
+      <w:r>
+        <w:rPr>
+          <w:rFonts w:cs="Mj_Casablanca Light"/>
+          <w:b/>
+          <w:bCs/>
+          <w:color w:val="00B0F0"/>
+          <w:sz w:val="36"/>
+          <w:szCs w:val="36"/>
+          <w:lang w:bidi="fa-IR"/>
         </w:rPr>
         <w:t xml:space="preserve">. </w:t>
       </w:r>
-    </w:p>
-    <w:p>
-      <w:pPr>
-        <w:pStyle w:val="ListParagraph"/>
-        <w:tabs>
-          <w:tab w:val="right" w:pos="1170"/>
-        </w:tabs>
-        <w:bidi/>
-        <w:ind w:left="1170"/>
-        <w:rPr>
-          <w:rFonts w:cs="Mj_Casablanca Light"/>
-          <w:sz w:val="28"/>
-          <w:szCs w:val="28"/>
-        </w:rPr>
-      </w:pPr>
+      <w:r>
+        <w:rPr>
+          <w:rFonts w:cs="Mj_Casablanca Light"/>
+          <w:b/>
+          <w:bCs/>
+          <w:color w:val="00B0F0"/>
+          <w:sz w:val="36"/>
+          <w:szCs w:val="36"/>
+          <w:rtl/>
+        </w:rPr>
+        <w:t>نیازمندی‌های کاربر: مدیران کل پلتفرم</w:t>
+      </w:r>
+      <w:r>
+        <w:rPr>
+          <w:rFonts w:cs="Mj_Casablanca Light"/>
+          <w:b/>
+          <w:bCs/>
+          <w:color w:val="00B0F0"/>
+          <w:sz w:val="36"/>
+          <w:szCs w:val="36"/>
+          <w:lang w:bidi="fa-IR"/>
+        </w:rPr>
+        <w:t xml:space="preserve"> </w:t>
+      </w:r>
+      <w:r>
+        <w:rPr>
+          <w:rFonts w:cs="Mj_Casablanca Light"/>
+          <w:b/>
+          <w:bCs/>
+          <w:color w:val="00B0F0"/>
+          <w:sz w:val="36"/>
+          <w:szCs w:val="36"/>
+          <w:lang w:bidi="fa-IR"/>
+        </w:rPr>
+        <w:t>(Super Admin)</w:t>
+      </w:r>
     </w:p>
     <w:p>
       <w:pPr>
@@ -3770,7 +4322,7 @@
           <w:szCs w:val="28"/>
           <w:rtl/>
         </w:rPr>
-        <w:t>به‌روزرسانی اطلاعات پروفایل کسب‌وکار</w:t>
+        <w:t>پشتیبانی جامع از طریق پنل مدیریت</w:t>
       </w:r>
       <w:r>
         <w:rPr>
@@ -3780,7 +4332,7 @@
           <w:sz w:val="28"/>
           <w:szCs w:val="28"/>
         </w:rPr>
-        <w:t xml:space="preserve">: </w:t>
+        <w:t xml:space="preserve"> (Admin Panel): </w:t>
       </w:r>
     </w:p>
     <w:p>
@@ -3797,93 +4349,43 @@
         <w:ind w:left="1170"/>
         <w:rPr>
           <w:rFonts w:cs="Mj_Casablanca Light"/>
-          <w:b/>
-          <w:bCs/>
-          <w:sz w:val="28"/>
-          <w:szCs w:val="28"/>
-        </w:rPr>
-      </w:pPr>
-      <w:r>
-        <w:rPr>
-          <w:rFonts w:cs="Mj_Casablanca Light"/>
-          <w:sz w:val="28"/>
-          <w:szCs w:val="28"/>
-          <w:rtl/>
-        </w:rPr>
-        <w:t>تغییر ساعات کاری یا راه‌های ارتباطی باید با کمترین کلیک انجام شود و تغییرات بلافاصله (بدون تاخیر) در صفحه عمومی کسب‌وکار برای مشتریان اعمال گردد</w:t>
-      </w:r>
-      <w:r>
-        <w:rPr>
-          <w:rFonts w:cs="Mj_Casablanca Light"/>
-          <w:sz w:val="28"/>
-          <w:szCs w:val="28"/>
-        </w:rPr>
-        <w:t>.</w:t>
-      </w:r>
-      <w:r>
-        <w:rPr>
-          <w:rFonts w:cs="Mj_Casablanca Light"/>
-          <w:b/>
-          <w:bCs/>
-          <w:sz w:val="28"/>
-          <w:szCs w:val="28"/>
-        </w:rPr>
-        <w:t xml:space="preserve"> </w:t>
-      </w:r>
-    </w:p>
-    <w:p>
-      <w:pPr>
-        <w:pStyle w:val="ListParagraph"/>
-        <w:tabs>
-          <w:tab w:val="right" w:pos="1170"/>
-        </w:tabs>
-        <w:bidi/>
-        <w:ind w:left="1170"/>
-        <w:rPr>
-          <w:rFonts w:cs="Mj_Casablanca Light"/>
-          <w:b/>
-          <w:bCs/>
-          <w:sz w:val="28"/>
-          <w:szCs w:val="28"/>
-        </w:rPr>
-      </w:pPr>
-    </w:p>
-    <w:p>
-      <w:pPr>
-        <w:pStyle w:val="ListParagraph"/>
-        <w:numPr>
-          <w:ilvl w:val="0"/>
-          <w:numId w:val="30"/>
-        </w:numPr>
-        <w:bidi/>
-        <w:rPr>
-          <w:rFonts w:cs="Mj_Casablanca Light"/>
-          <w:b/>
-          <w:bCs/>
-          <w:sz w:val="28"/>
-          <w:szCs w:val="28"/>
-        </w:rPr>
-      </w:pPr>
-      <w:r>
-        <w:rPr>
-          <w:rFonts w:cs="Mj_Casablanca Light"/>
-          <w:b/>
-          <w:bCs/>
-          <w:sz w:val="28"/>
-          <w:szCs w:val="28"/>
-          <w:rtl/>
-        </w:rPr>
-        <w:t>راهنمایی مشتریان دارای مشکل در رزرو آنلاین</w:t>
-      </w:r>
-      <w:r>
-        <w:rPr>
-          <w:rFonts w:cs="Mj_Casablanca Light"/>
-          <w:b/>
-          <w:bCs/>
-          <w:sz w:val="28"/>
-          <w:szCs w:val="28"/>
-        </w:rPr>
-        <w:t xml:space="preserve">: </w:t>
+          <w:sz w:val="28"/>
+          <w:szCs w:val="28"/>
+        </w:rPr>
+      </w:pPr>
+      <w:r>
+        <w:rPr>
+          <w:rFonts w:cs="Mj_Casablanca Light"/>
+          <w:sz w:val="28"/>
+          <w:szCs w:val="28"/>
+          <w:rtl/>
+        </w:rPr>
+        <w:t>مدیر کل باید ابزار جستجوی سراسری</w:t>
+      </w:r>
+      <w:r>
+        <w:rPr>
+          <w:rFonts w:cs="Mj_Casablanca Light"/>
+          <w:sz w:val="28"/>
+          <w:szCs w:val="28"/>
+        </w:rPr>
+        <w:t xml:space="preserve"> (Global Search) </w:t>
+      </w:r>
+      <w:r>
+        <w:rPr>
+          <w:rFonts w:cs="Mj_Casablanca Light"/>
+          <w:sz w:val="28"/>
+          <w:szCs w:val="28"/>
+          <w:rtl/>
+        </w:rPr>
+        <w:t>قدرتمندی داشته باشد تا بتواند با وارد کردن نام، شماره موبایل یا آیدی هر کاربر/کسب‌وکار، مستقیماً به پروفایل و تاریخچه فعالیت او دسترسی پیدا کند</w:t>
+      </w:r>
+      <w:r>
+        <w:rPr>
+          <w:rFonts w:cs="Mj_Casablanca Light"/>
+          <w:sz w:val="28"/>
+          <w:szCs w:val="28"/>
+        </w:rPr>
+        <w:t xml:space="preserve">. </w:t>
       </w:r>
     </w:p>
     <w:p>
@@ -3900,20 +4402,35 @@
         <w:ind w:left="1170"/>
         <w:rPr>
           <w:rFonts w:cs="Mj_Casablanca Light"/>
-          <w:b/>
-          <w:bCs/>
-          <w:sz w:val="28"/>
-          <w:szCs w:val="28"/>
-        </w:rPr>
-      </w:pPr>
-      <w:r>
-        <w:rPr>
-          <w:rFonts w:cs="Mj_Casablanca Light"/>
-          <w:sz w:val="28"/>
-          <w:szCs w:val="28"/>
-          <w:rtl/>
-        </w:rPr>
-        <w:t>پشتیبان باید بتواند لینک‌های مستقیم و راهنمای تصویری را در همان محیط چت برای کاربر ارسال کند</w:t>
+          <w:sz w:val="28"/>
+          <w:szCs w:val="28"/>
+        </w:rPr>
+      </w:pPr>
+      <w:r>
+        <w:rPr>
+          <w:rFonts w:cs="Mj_Casablanca Light"/>
+          <w:sz w:val="28"/>
+          <w:szCs w:val="28"/>
+          <w:rtl/>
+        </w:rPr>
+        <w:t>امکان “ورود به جای کاربر</w:t>
+      </w:r>
+      <w:r>
+        <w:rPr>
+          <w:rFonts w:cs="Mj_Casablanca Light"/>
+          <w:sz w:val="28"/>
+          <w:szCs w:val="28"/>
+        </w:rPr>
+        <w:t xml:space="preserve">” (Impersonation) </w:t>
+      </w:r>
+      <w:r>
+        <w:rPr>
+          <w:rFonts w:cs="Mj_Casablanca Light"/>
+          <w:sz w:val="28"/>
+          <w:szCs w:val="28"/>
+          <w:rtl/>
+        </w:rPr>
+        <w:t>وجود داشته باشد تا مدیر کل بتواند دقیقاً صفحه را از دید یک مشتری یا مدیر کسب‌وکارِ دارای مشکل ببیند و آن را عیب‌یابی کند</w:t>
       </w:r>
       <w:r>
         <w:rPr>
@@ -3923,37 +4440,19 @@
         </w:rPr>
         <w:t>.</w:t>
       </w:r>
-      <w:r>
-        <w:rPr>
-          <w:rFonts w:cs="Mj_Casablanca Light"/>
-          <w:b/>
-          <w:bCs/>
-          <w:sz w:val="28"/>
-          <w:szCs w:val="28"/>
-        </w:rPr>
-        <w:t xml:space="preserve"> </w:t>
-      </w:r>
-    </w:p>
-    <w:p>
-      <w:pPr>
-        <w:rPr>
-          <w:rFonts w:cs="Mj_Casablanca Light"/>
-          <w:b/>
-          <w:bCs/>
-          <w:sz w:val="28"/>
-          <w:szCs w:val="28"/>
-        </w:rPr>
-      </w:pPr>
-      <w:r>
-        <w:rPr>
-          <w:rFonts w:cs="Mj_Casablanca Light"/>
-          <w:b/>
-          <w:bCs/>
-          <w:sz w:val="28"/>
-          <w:szCs w:val="28"/>
-        </w:rPr>
-        <w:br w:type="page"/>
-      </w:r>
+    </w:p>
+    <w:p>
+      <w:pPr>
+        <w:tabs>
+          <w:tab w:val="right" w:pos="1170"/>
+        </w:tabs>
+        <w:bidi/>
+        <w:rPr>
+          <w:rFonts w:cs="Mj_Casablanca Light"/>
+          <w:sz w:val="28"/>
+          <w:szCs w:val="28"/>
+        </w:rPr>
+      </w:pPr>
     </w:p>
     <w:p>
       <w:pPr>
@@ -3980,8 +4479,7 @@
           <w:szCs w:val="28"/>
           <w:rtl/>
         </w:rPr>
-        <w:lastRenderedPageBreak/>
-        <w:t>بررسی اولیه نظرات و ارجاع به مدیر</w:t>
+        <w:t>مدیریت کسب‌وکارهای برتر و فضاهای تبلیغاتی</w:t>
       </w:r>
       <w:r>
         <w:rPr>
@@ -4008,109 +4506,26 @@
         <w:ind w:left="1170"/>
         <w:rPr>
           <w:rFonts w:cs="Mj_Casablanca Light"/>
-          <w:b/>
-          <w:bCs/>
-          <w:sz w:val="28"/>
-          <w:szCs w:val="28"/>
-        </w:rPr>
-      </w:pPr>
-      <w:r>
-        <w:rPr>
-          <w:rFonts w:cs="Mj_Casablanca Light"/>
-          <w:sz w:val="28"/>
-          <w:szCs w:val="28"/>
-          <w:rtl/>
-        </w:rPr>
-        <w:t>سیستم مدیریت نظرات باید دارای برچسب‌های وضعیت</w:t>
-      </w:r>
-      <w:r>
-        <w:rPr>
-          <w:rFonts w:cs="Mj_Casablanca Light"/>
-          <w:sz w:val="28"/>
-          <w:szCs w:val="28"/>
-        </w:rPr>
-        <w:t xml:space="preserve"> (Status Tags) </w:t>
-      </w:r>
-      <w:r>
-        <w:rPr>
-          <w:rFonts w:cs="Mj_Casablanca Light"/>
-          <w:sz w:val="28"/>
-          <w:szCs w:val="28"/>
-          <w:rtl/>
-        </w:rPr>
-        <w:t>مانند «در انتظار تایید»، «تایید شده»، «رد شده» و «ارجاع به مدیر» باشد. با انتخاب گزینه «ارجاع به مدیر»، اعلان مستقیمی به داشبورد مدیر کسب‌وکار ارسال شود</w:t>
-      </w:r>
-      <w:r>
-        <w:rPr>
-          <w:rFonts w:cs="Mj_Casablanca Light"/>
-          <w:sz w:val="28"/>
-          <w:szCs w:val="28"/>
-        </w:rPr>
-        <w:t>.</w:t>
-      </w:r>
-      <w:r>
-        <w:rPr>
-          <w:rFonts w:cs="Mj_Casablanca Light"/>
-          <w:b/>
-          <w:bCs/>
-          <w:sz w:val="28"/>
-          <w:szCs w:val="28"/>
-        </w:rPr>
-        <w:t xml:space="preserve"> </w:t>
-      </w:r>
-    </w:p>
-    <w:p>
-      <w:pPr>
-        <w:tabs>
-          <w:tab w:val="right" w:pos="1170"/>
-        </w:tabs>
-        <w:bidi/>
-        <w:ind w:left="810"/>
-        <w:rPr>
-          <w:rFonts w:cs="Mj_Casablanca Light"/>
-          <w:b/>
-          <w:bCs/>
-          <w:sz w:val="28"/>
-          <w:szCs w:val="28"/>
-        </w:rPr>
-      </w:pPr>
-    </w:p>
-    <w:p>
-      <w:pPr>
-        <w:pStyle w:val="ListParagraph"/>
-        <w:numPr>
-          <w:ilvl w:val="0"/>
-          <w:numId w:val="30"/>
-        </w:numPr>
-        <w:bidi/>
-        <w:rPr>
-          <w:rFonts w:cs="Mj_Casablanca Light"/>
-          <w:b/>
-          <w:bCs/>
-          <w:sz w:val="28"/>
-          <w:szCs w:val="28"/>
-        </w:rPr>
-      </w:pPr>
-      <w:r>
-        <w:rPr>
-          <w:rFonts w:cs="Mj_Casablanca Light"/>
-          <w:b/>
-          <w:bCs/>
-          <w:sz w:val="28"/>
-          <w:szCs w:val="28"/>
-          <w:rtl/>
-        </w:rPr>
-        <w:t>ثبت نوبت برای مراجعین حضوری/تلفنی</w:t>
-      </w:r>
-      <w:r>
-        <w:rPr>
-          <w:rFonts w:cs="Mj_Casablanca Light"/>
-          <w:b/>
-          <w:bCs/>
-          <w:sz w:val="28"/>
-          <w:szCs w:val="28"/>
-        </w:rPr>
-        <w:t xml:space="preserve">: </w:t>
+          <w:sz w:val="28"/>
+          <w:szCs w:val="28"/>
+        </w:rPr>
+      </w:pPr>
+      <w:r>
+        <w:rPr>
+          <w:rFonts w:cs="Mj_Casablanca Light"/>
+          <w:sz w:val="28"/>
+          <w:szCs w:val="28"/>
+          <w:rtl/>
+        </w:rPr>
+        <w:t>نمایش کسب‌وکارهای معروف در صفحه اصلی باید از طریق یک رابط کاربری ساده با قابلیت اضافه و حذف کردن (با چک‌باکس) و مرتب‌سازی ترتیب نمایش آن‌ها انجام شود</w:t>
+      </w:r>
+      <w:r>
+        <w:rPr>
+          <w:rFonts w:cs="Mj_Casablanca Light"/>
+          <w:sz w:val="28"/>
+          <w:szCs w:val="28"/>
+        </w:rPr>
+        <w:t xml:space="preserve">. </w:t>
       </w:r>
     </w:p>
     <w:p>
@@ -4127,124 +4542,77 @@
         <w:ind w:left="1170"/>
         <w:rPr>
           <w:rFonts w:cs="Mj_Casablanca Light"/>
-          <w:b/>
-          <w:bCs/>
-          <w:sz w:val="28"/>
-          <w:szCs w:val="28"/>
-        </w:rPr>
-      </w:pPr>
-      <w:r>
-        <w:rPr>
-          <w:rFonts w:cs="Mj_Casablanca Light"/>
-          <w:sz w:val="28"/>
-          <w:szCs w:val="28"/>
-          <w:rtl/>
-        </w:rPr>
-        <w:t>فرم ثبت نوبت توسط پشتیبان باید فرآیندی بسیار سریع</w:t>
-      </w:r>
-      <w:r>
-        <w:rPr>
-          <w:rFonts w:cs="Mj_Casablanca Light"/>
-          <w:sz w:val="28"/>
-          <w:szCs w:val="28"/>
-        </w:rPr>
-        <w:t xml:space="preserve"> (Fast-track) </w:t>
-      </w:r>
-      <w:r>
-        <w:rPr>
-          <w:rFonts w:cs="Mj_Casablanca Light"/>
-          <w:sz w:val="28"/>
-          <w:szCs w:val="28"/>
-          <w:rtl/>
-        </w:rPr>
-        <w:t>داشته باشد؛ به این معنا که بتواند فقط با وارد کردن شماره موبایل مشتری</w:t>
-      </w:r>
-      <w:r>
-        <w:rPr>
-          <w:rFonts w:cs="Mj_Casablanca Light"/>
-          <w:sz w:val="28"/>
-          <w:szCs w:val="28"/>
-        </w:rPr>
-        <w:t xml:space="preserve"> </w:t>
-      </w:r>
-      <w:r>
-        <w:rPr>
-          <w:rFonts w:cs="Mj_Casablanca Light" w:hint="cs"/>
-          <w:sz w:val="28"/>
-          <w:szCs w:val="28"/>
-          <w:rtl/>
-        </w:rPr>
-        <w:t>(</w:t>
-      </w:r>
-      <w:r>
-        <w:rPr>
-          <w:rFonts w:cs="Mj_Casablanca Light"/>
-          <w:sz w:val="28"/>
-          <w:szCs w:val="28"/>
-          <w:rtl/>
-        </w:rPr>
-        <w:t>بدون نیاز به تایید پیامکی</w:t>
-      </w:r>
-      <w:r>
-        <w:rPr>
-          <w:rFonts w:cs="Mj_Casablanca Light"/>
-          <w:sz w:val="28"/>
-          <w:szCs w:val="28"/>
-        </w:rPr>
-        <w:t xml:space="preserve"> OTP </w:t>
-      </w:r>
-      <w:r>
-        <w:rPr>
-          <w:rFonts w:cs="Mj_Casablanca Light"/>
-          <w:sz w:val="28"/>
-          <w:szCs w:val="28"/>
-          <w:rtl/>
-        </w:rPr>
-        <w:t>در آن لحظه</w:t>
-      </w:r>
-      <w:r>
-        <w:rPr>
-          <w:rFonts w:cs="Mj_Casablanca Light" w:hint="cs"/>
-          <w:sz w:val="28"/>
-          <w:szCs w:val="28"/>
-          <w:rtl/>
-        </w:rPr>
-        <w:t>)</w:t>
-      </w:r>
-      <w:r>
-        <w:rPr>
-          <w:rFonts w:cs="Mj_Casablanca Light"/>
-          <w:sz w:val="28"/>
-          <w:szCs w:val="28"/>
-        </w:rPr>
-        <w:t xml:space="preserve"> </w:t>
-      </w:r>
-      <w:r>
-        <w:rPr>
-          <w:rFonts w:cs="Mj_Casablanca Light"/>
-          <w:sz w:val="28"/>
-          <w:szCs w:val="28"/>
-          <w:rtl/>
-        </w:rPr>
-        <w:t>نوبت را ثبت کند. سیستم در صورت وجود شماره در دیتابیس، نام کاربر را به صورت خودکار پیشنهاد دهد</w:t>
-      </w:r>
-      <w:r>
-        <w:rPr>
-          <w:rFonts w:cs="Mj_Casablanca Light"/>
-          <w:sz w:val="28"/>
-          <w:szCs w:val="28"/>
-        </w:rPr>
-        <w:t xml:space="preserve"> (Auto-fill).</w:t>
-      </w:r>
-      <w:r>
-        <w:rPr>
-          <w:rFonts w:cs="Mj_Casablanca Light"/>
-          <w:b/>
-          <w:bCs/>
-          <w:sz w:val="28"/>
-          <w:szCs w:val="28"/>
-        </w:rPr>
-        <w:t xml:space="preserve"> </w:t>
+          <w:sz w:val="28"/>
+          <w:szCs w:val="28"/>
+        </w:rPr>
+      </w:pPr>
+      <w:r>
+        <w:rPr>
+          <w:rFonts w:cs="Mj_Casablanca Light"/>
+          <w:sz w:val="28"/>
+          <w:szCs w:val="28"/>
+          <w:rtl/>
+        </w:rPr>
+        <w:t>بخش تبلیغات</w:t>
+      </w:r>
+      <w:r>
+        <w:rPr>
+          <w:rFonts w:cs="Mj_Casablanca Light"/>
+          <w:sz w:val="28"/>
+          <w:szCs w:val="28"/>
+        </w:rPr>
+        <w:t xml:space="preserve"> (Advertising) </w:t>
+      </w:r>
+      <w:r>
+        <w:rPr>
+          <w:rFonts w:cs="Mj_Casablanca Light"/>
+          <w:sz w:val="28"/>
+          <w:szCs w:val="28"/>
+          <w:rtl/>
+        </w:rPr>
+        <w:t>باید امکان آپلود بنر، تعیین تاریخ شروع و پایان</w:t>
+      </w:r>
+      <w:r>
+        <w:rPr>
+          <w:rFonts w:cs="Mj_Casablanca Light"/>
+          <w:sz w:val="28"/>
+          <w:szCs w:val="28"/>
+        </w:rPr>
+        <w:t xml:space="preserve"> (Scheduling) </w:t>
+      </w:r>
+      <w:r>
+        <w:rPr>
+          <w:rFonts w:cs="Mj_Casablanca Light"/>
+          <w:sz w:val="28"/>
+          <w:szCs w:val="28"/>
+          <w:rtl/>
+        </w:rPr>
+        <w:t>و نمایش آمار تعداد کلیک‌ها</w:t>
+      </w:r>
+      <w:r>
+        <w:rPr>
+          <w:rFonts w:cs="Mj_Casablanca Light"/>
+          <w:sz w:val="28"/>
+          <w:szCs w:val="28"/>
+        </w:rPr>
+        <w:t xml:space="preserve"> (CTR) </w:t>
+      </w:r>
+      <w:r>
+        <w:rPr>
+          <w:rFonts w:cs="Mj_Casablanca Light"/>
+          <w:sz w:val="28"/>
+          <w:szCs w:val="28"/>
+          <w:rtl/>
+        </w:rPr>
+        <w:t>روی هر تبلیغ را به مدیر ارائه دهد</w:t>
+      </w:r>
+      <w:r>
+        <w:rPr>
+          <w:rFonts w:cs="Mj_Casablanca Light"/>
+          <w:sz w:val="28"/>
+          <w:szCs w:val="28"/>
+        </w:rPr>
+        <w:t xml:space="preserve">. </w:t>
       </w:r>
     </w:p>
     <w:p>
@@ -4253,10 +4621,9 @@
           <w:tab w:val="right" w:pos="1170"/>
         </w:tabs>
         <w:bidi/>
-        <w:rPr>
-          <w:rFonts w:cs="Mj_Casablanca Light"/>
-          <w:b/>
-          <w:bCs/>
+        <w:ind w:left="810"/>
+        <w:rPr>
+          <w:rFonts w:cs="Mj_Casablanca Light"/>
           <w:sz w:val="28"/>
           <w:szCs w:val="28"/>
         </w:rPr>
@@ -4287,7 +4654,7 @@
           <w:szCs w:val="28"/>
           <w:rtl/>
         </w:rPr>
-        <w:t>تغییر وضعیت نوبت‌ها و تماس برای هماهنگی</w:t>
+        <w:t>مدیریت سیستماتیک کمیسیون‌ها</w:t>
       </w:r>
       <w:r>
         <w:rPr>
@@ -4297,7 +4664,7 @@
           <w:sz w:val="28"/>
           <w:szCs w:val="28"/>
         </w:rPr>
-        <w:t xml:space="preserve">: </w:t>
+        <w:t xml:space="preserve"> (Commissions): </w:t>
       </w:r>
     </w:p>
     <w:p>
@@ -4325,394 +4692,7 @@
           <w:szCs w:val="28"/>
           <w:rtl/>
         </w:rPr>
-        <w:t>تغییر وضعیت (حضور یافت، لغو شد و</w:t>
-      </w:r>
-      <w:r>
-        <w:rPr>
-          <w:rFonts w:ascii="Arial" w:hAnsi="Arial" w:cs="Arial" w:hint="cs"/>
-          <w:sz w:val="28"/>
-          <w:szCs w:val="28"/>
-          <w:rtl/>
-        </w:rPr>
-        <w:t>…</w:t>
-      </w:r>
-      <w:r>
-        <w:rPr>
-          <w:rFonts w:cs="Mj_Casablanca Light"/>
-          <w:sz w:val="28"/>
-          <w:szCs w:val="28"/>
-          <w:rtl/>
-        </w:rPr>
-        <w:t xml:space="preserve">) </w:t>
-      </w:r>
-      <w:r>
-        <w:rPr>
-          <w:rFonts w:cs="Mj_Casablanca Light" w:hint="cs"/>
-          <w:sz w:val="28"/>
-          <w:szCs w:val="28"/>
-          <w:rtl/>
-        </w:rPr>
-        <w:t>باید</w:t>
-      </w:r>
-      <w:r>
-        <w:rPr>
-          <w:rFonts w:cs="Mj_Casablanca Light"/>
-          <w:sz w:val="28"/>
-          <w:szCs w:val="28"/>
-          <w:rtl/>
-        </w:rPr>
-        <w:t xml:space="preserve"> </w:t>
-      </w:r>
-      <w:r>
-        <w:rPr>
-          <w:rFonts w:cs="Mj_Casablanca Light" w:hint="cs"/>
-          <w:sz w:val="28"/>
-          <w:szCs w:val="28"/>
-          <w:rtl/>
-        </w:rPr>
-        <w:t>با</w:t>
-      </w:r>
-      <w:r>
-        <w:rPr>
-          <w:rFonts w:cs="Mj_Casablanca Light"/>
-          <w:sz w:val="28"/>
-          <w:szCs w:val="28"/>
-          <w:rtl/>
-        </w:rPr>
-        <w:t xml:space="preserve"> </w:t>
-      </w:r>
-      <w:r>
-        <w:rPr>
-          <w:rFonts w:cs="Mj_Casablanca Light" w:hint="cs"/>
-          <w:sz w:val="28"/>
-          <w:szCs w:val="28"/>
-          <w:rtl/>
-        </w:rPr>
-        <w:t>دکمه‌های</w:t>
-      </w:r>
-      <w:r>
-        <w:rPr>
-          <w:rFonts w:cs="Mj_Casablanca Light"/>
-          <w:sz w:val="28"/>
-          <w:szCs w:val="28"/>
-          <w:rtl/>
-        </w:rPr>
-        <w:t xml:space="preserve"> </w:t>
-      </w:r>
-      <w:r>
-        <w:rPr>
-          <w:rFonts w:cs="Mj_Casablanca Light" w:hint="cs"/>
-          <w:sz w:val="28"/>
-          <w:szCs w:val="28"/>
-          <w:rtl/>
-        </w:rPr>
-        <w:t>رنگی</w:t>
-      </w:r>
-      <w:r>
-        <w:rPr>
-          <w:rFonts w:cs="Mj_Casablanca Light"/>
-          <w:sz w:val="28"/>
-          <w:szCs w:val="28"/>
-          <w:rtl/>
-        </w:rPr>
-        <w:t xml:space="preserve"> </w:t>
-      </w:r>
-      <w:r>
-        <w:rPr>
-          <w:rFonts w:cs="Mj_Casablanca Light" w:hint="cs"/>
-          <w:sz w:val="28"/>
-          <w:szCs w:val="28"/>
-          <w:rtl/>
-        </w:rPr>
-        <w:t>و</w:t>
-      </w:r>
-      <w:r>
-        <w:rPr>
-          <w:rFonts w:cs="Mj_Casablanca Light"/>
-          <w:sz w:val="28"/>
-          <w:szCs w:val="28"/>
-          <w:rtl/>
-        </w:rPr>
-        <w:t xml:space="preserve"> </w:t>
-      </w:r>
-      <w:r>
-        <w:rPr>
-          <w:rFonts w:cs="Mj_Casablanca Light" w:hint="cs"/>
-          <w:sz w:val="28"/>
-          <w:szCs w:val="28"/>
-          <w:rtl/>
-        </w:rPr>
-        <w:t>در</w:t>
-      </w:r>
-      <w:r>
-        <w:rPr>
-          <w:rFonts w:cs="Mj_Casablanca Light"/>
-          <w:sz w:val="28"/>
-          <w:szCs w:val="28"/>
-          <w:rtl/>
-        </w:rPr>
-        <w:t xml:space="preserve"> </w:t>
-      </w:r>
-      <w:r>
-        <w:rPr>
-          <w:rFonts w:cs="Mj_Casablanca Light" w:hint="cs"/>
-          <w:sz w:val="28"/>
-          <w:szCs w:val="28"/>
-          <w:rtl/>
-        </w:rPr>
-        <w:t>دسترس</w:t>
-      </w:r>
-      <w:r>
-        <w:rPr>
-          <w:rFonts w:cs="Mj_Casablanca Light"/>
-          <w:sz w:val="28"/>
-          <w:szCs w:val="28"/>
-          <w:rtl/>
-        </w:rPr>
-        <w:t xml:space="preserve"> (</w:t>
-      </w:r>
-      <w:r>
-        <w:rPr>
-          <w:rFonts w:cs="Mj_Casablanca Light" w:hint="cs"/>
-          <w:sz w:val="28"/>
-          <w:szCs w:val="28"/>
-          <w:rtl/>
-        </w:rPr>
-        <w:t>مثلا</w:t>
-      </w:r>
-      <w:r>
-        <w:rPr>
-          <w:rFonts w:cs="Mj_Casablanca Light"/>
-          <w:sz w:val="28"/>
-          <w:szCs w:val="28"/>
-          <w:rtl/>
-        </w:rPr>
-        <w:t xml:space="preserve"> </w:t>
-      </w:r>
-      <w:r>
-        <w:rPr>
-          <w:rFonts w:cs="Mj_Casablanca Light" w:hint="cs"/>
-          <w:sz w:val="28"/>
-          <w:szCs w:val="28"/>
-          <w:rtl/>
-        </w:rPr>
-        <w:t>سبز</w:t>
-      </w:r>
-      <w:r>
-        <w:rPr>
-          <w:rFonts w:cs="Mj_Casablanca Light"/>
-          <w:sz w:val="28"/>
-          <w:szCs w:val="28"/>
-          <w:rtl/>
-        </w:rPr>
-        <w:t xml:space="preserve"> </w:t>
-      </w:r>
-      <w:r>
-        <w:rPr>
-          <w:rFonts w:cs="Mj_Casablanca Light" w:hint="cs"/>
-          <w:sz w:val="28"/>
-          <w:szCs w:val="28"/>
-          <w:rtl/>
-        </w:rPr>
-        <w:t>برای</w:t>
-      </w:r>
-      <w:r>
-        <w:rPr>
-          <w:rFonts w:cs="Mj_Casablanca Light"/>
-          <w:sz w:val="28"/>
-          <w:szCs w:val="28"/>
-          <w:rtl/>
-        </w:rPr>
-        <w:t xml:space="preserve"> </w:t>
-      </w:r>
-      <w:r>
-        <w:rPr>
-          <w:rFonts w:cs="Mj_Casablanca Light" w:hint="cs"/>
-          <w:sz w:val="28"/>
-          <w:szCs w:val="28"/>
-          <w:rtl/>
-        </w:rPr>
-        <w:t>انجام</w:t>
-      </w:r>
-      <w:r>
-        <w:rPr>
-          <w:rFonts w:cs="Mj_Casablanca Light"/>
-          <w:sz w:val="28"/>
-          <w:szCs w:val="28"/>
-          <w:rtl/>
-        </w:rPr>
-        <w:t xml:space="preserve"> </w:t>
-      </w:r>
-      <w:r>
-        <w:rPr>
-          <w:rFonts w:cs="Mj_Casablanca Light" w:hint="cs"/>
-          <w:sz w:val="28"/>
-          <w:szCs w:val="28"/>
-          <w:rtl/>
-        </w:rPr>
-        <w:t>شد،</w:t>
-      </w:r>
-      <w:r>
-        <w:rPr>
-          <w:rFonts w:cs="Mj_Casablanca Light"/>
-          <w:sz w:val="28"/>
-          <w:szCs w:val="28"/>
-          <w:rtl/>
-        </w:rPr>
-        <w:t xml:space="preserve"> </w:t>
-      </w:r>
-      <w:r>
-        <w:rPr>
-          <w:rFonts w:cs="Mj_Casablanca Light" w:hint="cs"/>
-          <w:sz w:val="28"/>
-          <w:szCs w:val="28"/>
-          <w:rtl/>
-        </w:rPr>
-        <w:t>قرمز</w:t>
-      </w:r>
-      <w:r>
-        <w:rPr>
-          <w:rFonts w:cs="Mj_Casablanca Light"/>
-          <w:sz w:val="28"/>
-          <w:szCs w:val="28"/>
-          <w:rtl/>
-        </w:rPr>
-        <w:t xml:space="preserve"> </w:t>
-      </w:r>
-      <w:r>
-        <w:rPr>
-          <w:rFonts w:cs="Mj_Casablanca Light" w:hint="cs"/>
-          <w:sz w:val="28"/>
-          <w:szCs w:val="28"/>
-          <w:rtl/>
-        </w:rPr>
-        <w:t>برای</w:t>
-      </w:r>
-      <w:r>
-        <w:rPr>
-          <w:rFonts w:cs="Mj_Casablanca Light"/>
-          <w:sz w:val="28"/>
-          <w:szCs w:val="28"/>
-          <w:rtl/>
-        </w:rPr>
-        <w:t xml:space="preserve"> </w:t>
-      </w:r>
-      <w:r>
-        <w:rPr>
-          <w:rFonts w:cs="Mj_Casablanca Light" w:hint="cs"/>
-          <w:sz w:val="28"/>
-          <w:szCs w:val="28"/>
-          <w:rtl/>
-        </w:rPr>
-        <w:t>لغو</w:t>
-      </w:r>
-      <w:r>
-        <w:rPr>
-          <w:rFonts w:cs="Mj_Casablanca Light"/>
-          <w:sz w:val="28"/>
-          <w:szCs w:val="28"/>
-          <w:rtl/>
-        </w:rPr>
-        <w:t xml:space="preserve">) </w:t>
-      </w:r>
-      <w:r>
-        <w:rPr>
-          <w:rFonts w:cs="Mj_Casablanca Light" w:hint="cs"/>
-          <w:sz w:val="28"/>
-          <w:szCs w:val="28"/>
-          <w:rtl/>
-        </w:rPr>
-        <w:t>در</w:t>
-      </w:r>
-      <w:r>
-        <w:rPr>
-          <w:rFonts w:cs="Mj_Casablanca Light"/>
-          <w:sz w:val="28"/>
-          <w:szCs w:val="28"/>
-          <w:rtl/>
-        </w:rPr>
-        <w:t xml:space="preserve"> </w:t>
-      </w:r>
-      <w:r>
-        <w:rPr>
-          <w:rFonts w:cs="Mj_Casablanca Light" w:hint="cs"/>
-          <w:sz w:val="28"/>
-          <w:szCs w:val="28"/>
-          <w:rtl/>
-        </w:rPr>
-        <w:t>کنار</w:t>
-      </w:r>
-      <w:r>
-        <w:rPr>
-          <w:rFonts w:cs="Mj_Casablanca Light"/>
-          <w:sz w:val="28"/>
-          <w:szCs w:val="28"/>
-          <w:rtl/>
-        </w:rPr>
-        <w:t xml:space="preserve"> </w:t>
-      </w:r>
-      <w:r>
-        <w:rPr>
-          <w:rFonts w:cs="Mj_Casablanca Light" w:hint="cs"/>
-          <w:sz w:val="28"/>
-          <w:szCs w:val="28"/>
-          <w:rtl/>
-        </w:rPr>
-        <w:t>هر</w:t>
-      </w:r>
-      <w:r>
-        <w:rPr>
-          <w:rFonts w:cs="Mj_Casablanca Light"/>
-          <w:sz w:val="28"/>
-          <w:szCs w:val="28"/>
-          <w:rtl/>
-        </w:rPr>
-        <w:t xml:space="preserve"> </w:t>
-      </w:r>
-      <w:r>
-        <w:rPr>
-          <w:rFonts w:cs="Mj_Casablanca Light" w:hint="cs"/>
-          <w:sz w:val="28"/>
-          <w:szCs w:val="28"/>
-          <w:rtl/>
-        </w:rPr>
-        <w:t>نوبت</w:t>
-      </w:r>
-      <w:r>
-        <w:rPr>
-          <w:rFonts w:cs="Mj_Casablanca Light"/>
-          <w:sz w:val="28"/>
-          <w:szCs w:val="28"/>
-          <w:rtl/>
-        </w:rPr>
-        <w:t xml:space="preserve"> </w:t>
-      </w:r>
-      <w:r>
-        <w:rPr>
-          <w:rFonts w:cs="Mj_Casablanca Light" w:hint="cs"/>
-          <w:sz w:val="28"/>
-          <w:szCs w:val="28"/>
-          <w:rtl/>
-        </w:rPr>
-        <w:t>انجام</w:t>
-      </w:r>
-      <w:r>
-        <w:rPr>
-          <w:rFonts w:cs="Mj_Casablanca Light"/>
-          <w:sz w:val="28"/>
-          <w:szCs w:val="28"/>
-          <w:rtl/>
-        </w:rPr>
-        <w:t xml:space="preserve"> </w:t>
-      </w:r>
-      <w:r>
-        <w:rPr>
-          <w:rFonts w:cs="Mj_Casablanca Light" w:hint="cs"/>
-          <w:sz w:val="28"/>
-          <w:szCs w:val="28"/>
-          <w:rtl/>
-        </w:rPr>
-        <w:t>شود</w:t>
+        <w:t>بخش مالی باید دارای یک داشبورد تحلیلی با نمودارهای شفاف برای نمایش مجموع درآمد حاصل از کمیسیون‌ها در بازه‌های زمانی مختلف (روزانه، هفتگی، ماهانه) باشد</w:t>
       </w:r>
       <w:r>
         <w:rPr>
@@ -4748,157 +4728,33 @@
           <w:szCs w:val="28"/>
           <w:rtl/>
         </w:rPr>
-        <w:t>برای تماس با مشتریان، شماره تلفن‌ها باید به صورت قابلیت “کلیک برای تماس</w:t>
-      </w:r>
-      <w:r>
-        <w:rPr>
-          <w:rFonts w:cs="Mj_Casablanca Light"/>
-          <w:sz w:val="28"/>
-          <w:szCs w:val="28"/>
-        </w:rPr>
-        <w:t xml:space="preserve">” </w:t>
-      </w:r>
-      <w:r>
-        <w:rPr>
-          <w:rFonts w:cs="Mj_Casablanca Light" w:hint="cs"/>
-          <w:sz w:val="28"/>
-          <w:szCs w:val="28"/>
-          <w:rtl/>
-        </w:rPr>
-        <w:t xml:space="preserve"> </w:t>
-      </w:r>
-      <w:r>
-        <w:rPr>
-          <w:rFonts w:cs="Mj_Casablanca Light"/>
-          <w:sz w:val="28"/>
-          <w:szCs w:val="28"/>
-          <w:rtl/>
-        </w:rPr>
-        <w:t>برای اتصال به نرم‌افزارهای تماس اینترنتی</w:t>
-      </w:r>
-      <w:r>
-        <w:rPr>
-          <w:rFonts w:cs="Mj_Casablanca Light"/>
-          <w:sz w:val="28"/>
-          <w:szCs w:val="28"/>
-        </w:rPr>
-        <w:t xml:space="preserve"> </w:t>
-      </w:r>
-      <w:r>
-        <w:rPr>
-          <w:rFonts w:cs="Mj_Casablanca Light"/>
-          <w:sz w:val="28"/>
-          <w:szCs w:val="28"/>
-          <w:rtl/>
-        </w:rPr>
-        <w:t>یا کپی سریع در کلیپ‌بورد با یک کلیک طراحی شوند</w:t>
-      </w:r>
-      <w:r>
-        <w:rPr>
-          <w:rFonts w:cs="Mj_Casablanca Light"/>
-          <w:sz w:val="28"/>
-          <w:szCs w:val="28"/>
-        </w:rPr>
-        <w:t xml:space="preserve">. </w:t>
-      </w:r>
-    </w:p>
-    <w:p>
-      <w:pPr>
-        <w:tabs>
-          <w:tab w:val="right" w:pos="1170"/>
-        </w:tabs>
-        <w:bidi/>
-        <w:rPr>
-          <w:rFonts w:cs="Mj_Casablanca Light"/>
-          <w:sz w:val="28"/>
-          <w:szCs w:val="28"/>
-        </w:rPr>
-      </w:pPr>
-    </w:p>
-    <w:p>
-      <w:pPr>
-        <w:pStyle w:val="ListParagraph"/>
-        <w:numPr>
-          <w:ilvl w:val="0"/>
-          <w:numId w:val="30"/>
-        </w:numPr>
-        <w:bidi/>
-        <w:rPr>
-          <w:rFonts w:cs="Mj_Casablanca Light"/>
-          <w:b/>
-          <w:bCs/>
-          <w:sz w:val="28"/>
-          <w:szCs w:val="28"/>
-        </w:rPr>
-      </w:pPr>
-      <w:r>
-        <w:rPr>
-          <w:rFonts w:cs="Mj_Casablanca Light"/>
-          <w:b/>
-          <w:bCs/>
-          <w:sz w:val="28"/>
-          <w:szCs w:val="28"/>
-          <w:rtl/>
-        </w:rPr>
-        <w:t>مدیریت تداخل‌های زمانی</w:t>
-      </w:r>
-      <w:r>
-        <w:rPr>
-          <w:rFonts w:cs="Mj_Casablanca Light"/>
-          <w:b/>
-          <w:bCs/>
-          <w:sz w:val="28"/>
-          <w:szCs w:val="28"/>
-        </w:rPr>
-        <w:t xml:space="preserve"> (Conflicts): </w:t>
-      </w:r>
-    </w:p>
-    <w:p>
-      <w:pPr>
-        <w:pStyle w:val="ListParagraph"/>
-        <w:numPr>
-          <w:ilvl w:val="0"/>
-          <w:numId w:val="31"/>
-        </w:numPr>
-        <w:tabs>
-          <w:tab w:val="right" w:pos="1170"/>
-        </w:tabs>
-        <w:bidi/>
-        <w:ind w:left="1170"/>
-        <w:rPr>
-          <w:rFonts w:cs="Mj_Casablanca Light"/>
-          <w:b/>
-          <w:bCs/>
-          <w:sz w:val="28"/>
-          <w:szCs w:val="28"/>
-          <w:rtl/>
-        </w:rPr>
-      </w:pPr>
-      <w:r>
-        <w:rPr>
-          <w:rFonts w:cs="Mj_Casablanca Light"/>
-          <w:sz w:val="28"/>
-          <w:szCs w:val="28"/>
-          <w:rtl/>
-        </w:rPr>
-        <w:t>سیستم باید به صورت هوشمند هرگونه تداخل زمانی نوبت‌ها را با رنگ اخطار (قرمز چشمک‌زن یا حاشیه قرمز) در تقویم نشان دهد و اجازه دهد پشتیبان با کشیدن و رها کردن</w:t>
-      </w:r>
-      <w:r>
-        <w:rPr>
-          <w:rFonts w:cs="Mj_Casablanca Light"/>
-          <w:sz w:val="28"/>
-          <w:szCs w:val="28"/>
-        </w:rPr>
-        <w:t xml:space="preserve"> (Drag &amp; Drop) </w:t>
-      </w:r>
-      <w:r>
-        <w:rPr>
-          <w:rFonts w:cs="Mj_Casablanca Light"/>
-          <w:sz w:val="28"/>
-          <w:szCs w:val="28"/>
-          <w:rtl/>
-        </w:rPr>
-        <w:t>نوبت را به یک زمان خالی منتقل کند</w:t>
+        <w:t>فرآیند محاسبه سهم پلتفرم از هر تراکنش باید ۱۰۰</w:t>
+      </w:r>
+      <w:r>
+        <w:rPr>
+          <w:rFonts w:ascii="Arial" w:hAnsi="Arial" w:cs="Arial" w:hint="cs"/>
+          <w:sz w:val="28"/>
+          <w:szCs w:val="28"/>
+          <w:rtl/>
+        </w:rPr>
+        <w:t>٪</w:t>
+      </w:r>
+      <w:r>
+        <w:rPr>
+          <w:rFonts w:cs="Mj_Casablanca Light"/>
+          <w:sz w:val="28"/>
+          <w:szCs w:val="28"/>
+        </w:rPr>
+        <w:t xml:space="preserve">  </w:t>
+      </w:r>
+      <w:r>
+        <w:rPr>
+          <w:rFonts w:cs="Mj_Casablanca Light"/>
+          <w:sz w:val="28"/>
+          <w:szCs w:val="28"/>
+          <w:rtl/>
+        </w:rPr>
+        <w:t xml:space="preserve">خودکار باشد </w:t>
       </w:r>
       <w:r>
         <w:rPr>
@@ -4907,596 +4763,6 @@
           <w:szCs w:val="28"/>
         </w:rPr>
         <w:t>.</w:t>
-      </w:r>
-      <w:r>
-        <w:rPr>
-          <w:rFonts w:cs="Mj_Casablanca Light"/>
-          <w:b/>
-          <w:bCs/>
-          <w:sz w:val="28"/>
-          <w:szCs w:val="28"/>
-          <w:rtl/>
-        </w:rPr>
-        <w:br w:type="page"/>
-      </w:r>
-    </w:p>
-    <w:p>
-      <w:pPr>
-        <w:bidi/>
-        <w:rPr>
-          <w:rFonts w:cs="Mj_Casablanca Light"/>
-          <w:b/>
-          <w:bCs/>
-          <w:color w:val="00B0F0"/>
-          <w:sz w:val="36"/>
-          <w:szCs w:val="36"/>
-          <w:rtl/>
-          <w:lang w:bidi="fa-IR"/>
-        </w:rPr>
-      </w:pPr>
-      <w:r>
-        <w:rPr>
-          <w:rFonts w:cs="Mj_Casablanca Light" w:hint="cs"/>
-          <w:b/>
-          <w:bCs/>
-          <w:color w:val="00B0F0"/>
-          <w:sz w:val="36"/>
-          <w:szCs w:val="36"/>
-          <w:rtl/>
-          <w:lang w:bidi="fa-IR"/>
-        </w:rPr>
-        <w:lastRenderedPageBreak/>
-        <w:t>5</w:t>
-      </w:r>
-      <w:r>
-        <w:rPr>
-          <w:rFonts w:cs="Mj_Casablanca Light"/>
-          <w:b/>
-          <w:bCs/>
-          <w:color w:val="00B0F0"/>
-          <w:sz w:val="36"/>
-          <w:szCs w:val="36"/>
-          <w:lang w:bidi="fa-IR"/>
-        </w:rPr>
-        <w:t xml:space="preserve">. </w:t>
-      </w:r>
-      <w:r>
-        <w:rPr>
-          <w:rFonts w:cs="Mj_Casablanca Light"/>
-          <w:b/>
-          <w:bCs/>
-          <w:color w:val="00B0F0"/>
-          <w:sz w:val="36"/>
-          <w:szCs w:val="36"/>
-          <w:rtl/>
-        </w:rPr>
-        <w:t>نیازمندی‌های کاربر: مدیران کل پلتفرم</w:t>
-      </w:r>
-      <w:r>
-        <w:rPr>
-          <w:rFonts w:cs="Mj_Casablanca Light"/>
-          <w:b/>
-          <w:bCs/>
-          <w:color w:val="00B0F0"/>
-          <w:sz w:val="36"/>
-          <w:szCs w:val="36"/>
-          <w:lang w:bidi="fa-IR"/>
-        </w:rPr>
-        <w:t xml:space="preserve"> </w:t>
-      </w:r>
-      <w:r>
-        <w:rPr>
-          <w:rFonts w:cs="Mj_Casablanca Light"/>
-          <w:b/>
-          <w:bCs/>
-          <w:color w:val="00B0F0"/>
-          <w:sz w:val="36"/>
-          <w:szCs w:val="36"/>
-          <w:lang w:bidi="fa-IR"/>
-        </w:rPr>
-        <w:t>(Super Admin)</w:t>
-      </w:r>
-    </w:p>
-    <w:p>
-      <w:pPr>
-        <w:pStyle w:val="ListParagraph"/>
-        <w:numPr>
-          <w:ilvl w:val="0"/>
-          <w:numId w:val="30"/>
-        </w:numPr>
-        <w:bidi/>
-        <w:rPr>
-          <w:rFonts w:cs="Mj_Casablanca Light"/>
-          <w:b/>
-          <w:bCs/>
-          <w:sz w:val="28"/>
-          <w:szCs w:val="28"/>
-        </w:rPr>
-      </w:pPr>
-      <w:r>
-        <w:rPr>
-          <w:rFonts w:cs="Mj_Casablanca Light"/>
-          <w:b/>
-          <w:bCs/>
-          <w:sz w:val="28"/>
-          <w:szCs w:val="28"/>
-          <w:rtl/>
-        </w:rPr>
-        <w:t>پشتیبانی جامع از طریق پنل مدیریت</w:t>
-      </w:r>
-      <w:r>
-        <w:rPr>
-          <w:rFonts w:cs="Mj_Casablanca Light"/>
-          <w:b/>
-          <w:bCs/>
-          <w:sz w:val="28"/>
-          <w:szCs w:val="28"/>
-        </w:rPr>
-        <w:t xml:space="preserve"> (Admin Panel): </w:t>
-      </w:r>
-    </w:p>
-    <w:p>
-      <w:pPr>
-        <w:pStyle w:val="ListParagraph"/>
-        <w:numPr>
-          <w:ilvl w:val="0"/>
-          <w:numId w:val="31"/>
-        </w:numPr>
-        <w:tabs>
-          <w:tab w:val="right" w:pos="1170"/>
-        </w:tabs>
-        <w:bidi/>
-        <w:ind w:left="1170"/>
-        <w:rPr>
-          <w:rFonts w:cs="Mj_Casablanca Light"/>
-          <w:sz w:val="28"/>
-          <w:szCs w:val="28"/>
-        </w:rPr>
-      </w:pPr>
-      <w:r>
-        <w:rPr>
-          <w:rFonts w:cs="Mj_Casablanca Light"/>
-          <w:sz w:val="28"/>
-          <w:szCs w:val="28"/>
-          <w:rtl/>
-        </w:rPr>
-        <w:t>مدیر کل باید ابزار جستجوی سراسری</w:t>
-      </w:r>
-      <w:r>
-        <w:rPr>
-          <w:rFonts w:cs="Mj_Casablanca Light"/>
-          <w:sz w:val="28"/>
-          <w:szCs w:val="28"/>
-        </w:rPr>
-        <w:t xml:space="preserve"> (Global Search) </w:t>
-      </w:r>
-      <w:r>
-        <w:rPr>
-          <w:rFonts w:cs="Mj_Casablanca Light"/>
-          <w:sz w:val="28"/>
-          <w:szCs w:val="28"/>
-          <w:rtl/>
-        </w:rPr>
-        <w:t>قدرتمندی داشته باشد تا بتواند با وارد کردن نام، شماره موبایل یا آیدی هر کاربر/کسب‌وکار، مستقیماً به پروفایل و تاریخچه فعالیت او دسترسی پیدا کند</w:t>
-      </w:r>
-      <w:r>
-        <w:rPr>
-          <w:rFonts w:cs="Mj_Casablanca Light"/>
-          <w:sz w:val="28"/>
-          <w:szCs w:val="28"/>
-        </w:rPr>
-        <w:t xml:space="preserve">. </w:t>
-      </w:r>
-    </w:p>
-    <w:p>
-      <w:pPr>
-        <w:pStyle w:val="ListParagraph"/>
-        <w:numPr>
-          <w:ilvl w:val="0"/>
-          <w:numId w:val="31"/>
-        </w:numPr>
-        <w:tabs>
-          <w:tab w:val="right" w:pos="1170"/>
-        </w:tabs>
-        <w:bidi/>
-        <w:ind w:left="1170"/>
-        <w:rPr>
-          <w:rFonts w:cs="Mj_Casablanca Light"/>
-          <w:sz w:val="28"/>
-          <w:szCs w:val="28"/>
-        </w:rPr>
-      </w:pPr>
-      <w:r>
-        <w:rPr>
-          <w:rFonts w:cs="Mj_Casablanca Light"/>
-          <w:sz w:val="28"/>
-          <w:szCs w:val="28"/>
-          <w:rtl/>
-        </w:rPr>
-        <w:t>امکان “ورود به جای کاربر</w:t>
-      </w:r>
-      <w:r>
-        <w:rPr>
-          <w:rFonts w:cs="Mj_Casablanca Light"/>
-          <w:sz w:val="28"/>
-          <w:szCs w:val="28"/>
-        </w:rPr>
-        <w:t xml:space="preserve">” (Impersonation) </w:t>
-      </w:r>
-      <w:r>
-        <w:rPr>
-          <w:rFonts w:cs="Mj_Casablanca Light"/>
-          <w:sz w:val="28"/>
-          <w:szCs w:val="28"/>
-          <w:rtl/>
-        </w:rPr>
-        <w:t>وجود داشته باشد تا مدیر کل بتواند دقیقاً صفحه را از دید یک مشتری یا مدیر کسب‌وکارِ دارای مشکل ببیند و آن را عیب‌یابی کند</w:t>
-      </w:r>
-      <w:r>
-        <w:rPr>
-          <w:rFonts w:cs="Mj_Casablanca Light"/>
-          <w:sz w:val="28"/>
-          <w:szCs w:val="28"/>
-        </w:rPr>
-        <w:t>.</w:t>
-      </w:r>
-    </w:p>
-    <w:p>
-      <w:pPr>
-        <w:tabs>
-          <w:tab w:val="right" w:pos="1170"/>
-        </w:tabs>
-        <w:bidi/>
-        <w:rPr>
-          <w:rFonts w:cs="Mj_Casablanca Light"/>
-          <w:sz w:val="28"/>
-          <w:szCs w:val="28"/>
-        </w:rPr>
-      </w:pPr>
-    </w:p>
-    <w:p>
-      <w:pPr>
-        <w:pStyle w:val="ListParagraph"/>
-        <w:numPr>
-          <w:ilvl w:val="0"/>
-          <w:numId w:val="30"/>
-        </w:numPr>
-        <w:bidi/>
-        <w:rPr>
-          <w:rFonts w:cs="Mj_Casablanca Light"/>
-          <w:b/>
-          <w:bCs/>
-          <w:sz w:val="28"/>
-          <w:szCs w:val="28"/>
-        </w:rPr>
-      </w:pPr>
-      <w:r>
-        <w:rPr>
-          <w:rFonts w:cs="Mj_Casablanca Light"/>
-          <w:b/>
-          <w:bCs/>
-          <w:sz w:val="28"/>
-          <w:szCs w:val="28"/>
-          <w:rtl/>
-        </w:rPr>
-        <w:t>مدیریت کسب‌وکارهای برتر و فضاهای تبلیغاتی</w:t>
-      </w:r>
-      <w:r>
-        <w:rPr>
-          <w:rFonts w:cs="Mj_Casablanca Light"/>
-          <w:b/>
-          <w:bCs/>
-          <w:sz w:val="28"/>
-          <w:szCs w:val="28"/>
-        </w:rPr>
-        <w:t xml:space="preserve">: </w:t>
-      </w:r>
-    </w:p>
-    <w:p>
-      <w:pPr>
-        <w:pStyle w:val="ListParagraph"/>
-        <w:numPr>
-          <w:ilvl w:val="0"/>
-          <w:numId w:val="31"/>
-        </w:numPr>
-        <w:tabs>
-          <w:tab w:val="right" w:pos="1170"/>
-        </w:tabs>
-        <w:bidi/>
-        <w:ind w:left="1170"/>
-        <w:rPr>
-          <w:rFonts w:cs="Mj_Casablanca Light"/>
-          <w:sz w:val="28"/>
-          <w:szCs w:val="28"/>
-        </w:rPr>
-      </w:pPr>
-      <w:r>
-        <w:rPr>
-          <w:rFonts w:cs="Mj_Casablanca Light"/>
-          <w:sz w:val="28"/>
-          <w:szCs w:val="28"/>
-          <w:rtl/>
-        </w:rPr>
-        <w:t>نمایش کسب‌وکارهای معروف در صفحه اصلی باید از طریق یک رابط کاربری ساده با قابلیت اضافه و حذف کردن (با چک‌باکس) و مرتب‌سازی ترتیب نمایش آن‌ها انجام شود</w:t>
-      </w:r>
-      <w:r>
-        <w:rPr>
-          <w:rFonts w:cs="Mj_Casablanca Light"/>
-          <w:sz w:val="28"/>
-          <w:szCs w:val="28"/>
-        </w:rPr>
-        <w:t xml:space="preserve">. </w:t>
-      </w:r>
-    </w:p>
-    <w:p>
-      <w:pPr>
-        <w:pStyle w:val="ListParagraph"/>
-        <w:numPr>
-          <w:ilvl w:val="0"/>
-          <w:numId w:val="31"/>
-        </w:numPr>
-        <w:tabs>
-          <w:tab w:val="right" w:pos="1170"/>
-        </w:tabs>
-        <w:bidi/>
-        <w:ind w:left="1170"/>
-        <w:rPr>
-          <w:rFonts w:cs="Mj_Casablanca Light"/>
-          <w:sz w:val="28"/>
-          <w:szCs w:val="28"/>
-        </w:rPr>
-      </w:pPr>
-      <w:r>
-        <w:rPr>
-          <w:rFonts w:cs="Mj_Casablanca Light"/>
-          <w:sz w:val="28"/>
-          <w:szCs w:val="28"/>
-          <w:rtl/>
-        </w:rPr>
-        <w:t>بخش تبلیغات</w:t>
-      </w:r>
-      <w:r>
-        <w:rPr>
-          <w:rFonts w:cs="Mj_Casablanca Light"/>
-          <w:sz w:val="28"/>
-          <w:szCs w:val="28"/>
-        </w:rPr>
-        <w:t xml:space="preserve"> (Advertising) </w:t>
-      </w:r>
-      <w:r>
-        <w:rPr>
-          <w:rFonts w:cs="Mj_Casablanca Light"/>
-          <w:sz w:val="28"/>
-          <w:szCs w:val="28"/>
-          <w:rtl/>
-        </w:rPr>
-        <w:t>باید امکان آپلود بنر، تعیین تاریخ شروع و پایان</w:t>
-      </w:r>
-      <w:r>
-        <w:rPr>
-          <w:rFonts w:cs="Mj_Casablanca Light"/>
-          <w:sz w:val="28"/>
-          <w:szCs w:val="28"/>
-        </w:rPr>
-        <w:t xml:space="preserve"> (Scheduling) </w:t>
-      </w:r>
-      <w:r>
-        <w:rPr>
-          <w:rFonts w:cs="Mj_Casablanca Light"/>
-          <w:sz w:val="28"/>
-          <w:szCs w:val="28"/>
-          <w:rtl/>
-        </w:rPr>
-        <w:t>و نمایش آمار تعداد کلیک‌ها</w:t>
-      </w:r>
-      <w:r>
-        <w:rPr>
-          <w:rFonts w:cs="Mj_Casablanca Light"/>
-          <w:sz w:val="28"/>
-          <w:szCs w:val="28"/>
-        </w:rPr>
-        <w:t xml:space="preserve"> (CTR) </w:t>
-      </w:r>
-      <w:r>
-        <w:rPr>
-          <w:rFonts w:cs="Mj_Casablanca Light"/>
-          <w:sz w:val="28"/>
-          <w:szCs w:val="28"/>
-          <w:rtl/>
-        </w:rPr>
-        <w:t>روی هر تبلیغ را به مدیر ارائه دهد</w:t>
-      </w:r>
-      <w:r>
-        <w:rPr>
-          <w:rFonts w:cs="Mj_Casablanca Light"/>
-          <w:sz w:val="28"/>
-          <w:szCs w:val="28"/>
-        </w:rPr>
-        <w:t xml:space="preserve">. </w:t>
-      </w:r>
-    </w:p>
-    <w:p>
-      <w:pPr>
-        <w:tabs>
-          <w:tab w:val="right" w:pos="1170"/>
-        </w:tabs>
-        <w:bidi/>
-        <w:ind w:left="810"/>
-        <w:rPr>
-          <w:rFonts w:cs="Mj_Casablanca Light"/>
-          <w:sz w:val="28"/>
-          <w:szCs w:val="28"/>
-        </w:rPr>
-      </w:pPr>
-    </w:p>
-    <w:p>
-      <w:pPr>
-        <w:pStyle w:val="ListParagraph"/>
-        <w:numPr>
-          <w:ilvl w:val="0"/>
-          <w:numId w:val="30"/>
-        </w:numPr>
-        <w:bidi/>
-        <w:rPr>
-          <w:rFonts w:cs="Mj_Casablanca Light"/>
-          <w:b/>
-          <w:bCs/>
-          <w:sz w:val="28"/>
-          <w:szCs w:val="28"/>
-        </w:rPr>
-      </w:pPr>
-      <w:r>
-        <w:rPr>
-          <w:rFonts w:cs="Mj_Casablanca Light"/>
-          <w:b/>
-          <w:bCs/>
-          <w:sz w:val="28"/>
-          <w:szCs w:val="28"/>
-          <w:rtl/>
-        </w:rPr>
-        <w:t>مدیریت سیستماتیک کمیسیون‌ها</w:t>
-      </w:r>
-      <w:r>
-        <w:rPr>
-          <w:rFonts w:cs="Mj_Casablanca Light"/>
-          <w:b/>
-          <w:bCs/>
-          <w:sz w:val="28"/>
-          <w:szCs w:val="28"/>
-        </w:rPr>
-        <w:t xml:space="preserve"> (Commissions): </w:t>
-      </w:r>
-    </w:p>
-    <w:p>
-      <w:pPr>
-        <w:pStyle w:val="ListParagraph"/>
-        <w:numPr>
-          <w:ilvl w:val="0"/>
-          <w:numId w:val="31"/>
-        </w:numPr>
-        <w:tabs>
-          <w:tab w:val="right" w:pos="1170"/>
-        </w:tabs>
-        <w:bidi/>
-        <w:ind w:left="1170"/>
-        <w:rPr>
-          <w:rFonts w:cs="Mj_Casablanca Light"/>
-          <w:sz w:val="28"/>
-          <w:szCs w:val="28"/>
-        </w:rPr>
-      </w:pPr>
-      <w:r>
-        <w:rPr>
-          <w:rFonts w:cs="Mj_Casablanca Light"/>
-          <w:sz w:val="28"/>
-          <w:szCs w:val="28"/>
-          <w:rtl/>
-        </w:rPr>
-        <w:t>بخش مالی باید دارای یک داشبورد تحلیلی با نمودارهای شفاف برای نمایش مجموع درآمد حاصل از کمیسیون‌ها در بازه‌های زمانی مختلف (روزانه، هفتگی، ماهانه) باشد</w:t>
-      </w:r>
-      <w:r>
-        <w:rPr>
-          <w:rFonts w:cs="Mj_Casablanca Light"/>
-          <w:sz w:val="28"/>
-          <w:szCs w:val="28"/>
-        </w:rPr>
-        <w:t xml:space="preserve">. </w:t>
-      </w:r>
-    </w:p>
-    <w:p>
-      <w:pPr>
-        <w:pStyle w:val="ListParagraph"/>
-        <w:numPr>
-          <w:ilvl w:val="0"/>
-          <w:numId w:val="31"/>
-        </w:numPr>
-        <w:tabs>
-          <w:tab w:val="right" w:pos="1170"/>
-        </w:tabs>
-        <w:bidi/>
-        <w:ind w:left="1170"/>
-        <w:rPr>
-          <w:rFonts w:cs="Mj_Casablanca Light"/>
-          <w:sz w:val="28"/>
-          <w:szCs w:val="28"/>
-        </w:rPr>
-      </w:pPr>
-      <w:r>
-        <w:rPr>
-          <w:rFonts w:cs="Mj_Casablanca Light"/>
-          <w:sz w:val="28"/>
-          <w:szCs w:val="28"/>
-          <w:rtl/>
-        </w:rPr>
-        <w:t>فرآیند محاسبه سهم پلتفرم از هر تراکنش باید ۱۰۰</w:t>
-      </w:r>
-      <w:r>
-        <w:rPr>
-          <w:rFonts w:ascii="Arial" w:hAnsi="Arial" w:cs="Arial" w:hint="cs"/>
-          <w:sz w:val="28"/>
-          <w:szCs w:val="28"/>
-          <w:rtl/>
-        </w:rPr>
-        <w:t>٪</w:t>
-      </w:r>
-      <w:r>
-        <w:rPr>
-          <w:rFonts w:cs="Mj_Casablanca Light"/>
-          <w:sz w:val="28"/>
-          <w:szCs w:val="28"/>
-        </w:rPr>
-        <w:t xml:space="preserve">  </w:t>
-      </w:r>
-      <w:r>
-        <w:rPr>
-          <w:rFonts w:cs="Mj_Casablanca Light"/>
-          <w:sz w:val="28"/>
-          <w:szCs w:val="28"/>
-          <w:rtl/>
-        </w:rPr>
-        <w:t>خودکار باشد و امکان خروجی گرفتن</w:t>
-      </w:r>
-      <w:r>
-        <w:rPr>
-          <w:rFonts w:cs="Mj_Casablanca Light"/>
-          <w:sz w:val="28"/>
-          <w:szCs w:val="28"/>
-        </w:rPr>
-        <w:t xml:space="preserve"> (Export) </w:t>
-      </w:r>
-      <w:r>
-        <w:rPr>
-          <w:rFonts w:cs="Mj_Casablanca Light"/>
-          <w:sz w:val="28"/>
-          <w:szCs w:val="28"/>
-          <w:rtl/>
-        </w:rPr>
-        <w:t>لیست تراکنش‌ها با فرمت‌های</w:t>
-      </w:r>
-      <w:r>
-        <w:rPr>
-          <w:rFonts w:cs="Mj_Casablanca Light"/>
-          <w:sz w:val="28"/>
-          <w:szCs w:val="28"/>
-        </w:rPr>
-        <w:t xml:space="preserve"> Excel </w:t>
-      </w:r>
-      <w:r>
-        <w:rPr>
-          <w:rFonts w:cs="Mj_Casablanca Light"/>
-          <w:sz w:val="28"/>
-          <w:szCs w:val="28"/>
-          <w:rtl/>
-        </w:rPr>
-        <w:t>برای حسابداری فراهم باشد</w:t>
-      </w:r>
-      <w:r>
-        <w:rPr>
-          <w:rFonts w:cs="Mj_Casablanca Light"/>
-          <w:sz w:val="28"/>
-          <w:szCs w:val="28"/>
-        </w:rPr>
-        <w:t xml:space="preserve">. </w:t>
       </w:r>
     </w:p>
     <w:p>
@@ -5714,7 +4980,7 @@
         <v:path o:extrusionok="f" gradientshapeok="t" o:connecttype="rect"/>
         <o:lock v:ext="edit" aspectratio="t"/>
       </v:shapetype>
-      <v:shape id="_x0000_i1025" type="#_x0000_t75" style="width:11.5pt;height:11.5pt" o:bullet="t">
+      <v:shape id="_x0000_i1025" type="#_x0000_t75" style="width:11.25pt;height:11.25pt" o:bullet="t">
         <v:imagedata r:id="rId1" o:title="mso3BF"/>
       </v:shape>
     </w:pict>

--- a/Documentation/Analysis/Requirements Analysis/UserRequirements - W.docx
+++ b/Documentation/Analysis/Requirements Analysis/UserRequirements - W.docx
@@ -252,24 +252,7 @@
           <w:szCs w:val="28"/>
           <w:rtl/>
         </w:rPr>
-        <w:t>فرآیند ثبت‌نام باید بسیار سریع و تنها با دریافت شماره موبایل و کد یکبار مصرف</w:t>
-      </w:r>
-      <w:r>
-        <w:rPr>
-          <w:rFonts w:cs="Mj_Casablanca Light"/>
-          <w:sz w:val="28"/>
-          <w:szCs w:val="28"/>
-        </w:rPr>
-        <w:t xml:space="preserve"> (OTP) </w:t>
-      </w:r>
-      <w:r>
-        <w:rPr>
-          <w:rFonts w:cs="Mj_Casablanca Light"/>
-          <w:sz w:val="28"/>
-          <w:szCs w:val="28"/>
-          <w:rtl/>
-        </w:rPr>
-        <w:t>انجام شود</w:t>
+        <w:t>فرم‌های ثبت اطلاعات کسب‌وکار باید به‌صورت ساده طراحی شوند تا مدیر گیج نشود (فقط فیلدهای ضروری ستاره‌دار باشند)</w:t>
       </w:r>
       <w:r>
         <w:rPr>
@@ -302,56 +285,6 @@
           <w:szCs w:val="28"/>
           <w:rtl/>
         </w:rPr>
-        <w:t>فرم‌های ثبت اطلاعات کسب‌وکار باید به‌صورت چندمرحله‌ای</w:t>
-      </w:r>
-      <w:r>
-        <w:rPr>
-          <w:rFonts w:cs="Mj_Casablanca Light"/>
-          <w:sz w:val="28"/>
-          <w:szCs w:val="28"/>
-        </w:rPr>
-        <w:t xml:space="preserve"> (Wizard) </w:t>
-      </w:r>
-      <w:r>
-        <w:rPr>
-          <w:rFonts w:cs="Mj_Casablanca Light"/>
-          <w:sz w:val="28"/>
-          <w:szCs w:val="28"/>
-          <w:rtl/>
-        </w:rPr>
-        <w:t>و ساده طراحی شوند تا مدیر گیج نشود (فقط فیلدهای ضروری ستاره‌دار باشند)</w:t>
-      </w:r>
-      <w:r>
-        <w:rPr>
-          <w:rFonts w:cs="Mj_Casablanca Light"/>
-          <w:sz w:val="28"/>
-          <w:szCs w:val="28"/>
-        </w:rPr>
-        <w:t xml:space="preserve">. </w:t>
-      </w:r>
-    </w:p>
-    <w:p>
-      <w:pPr>
-        <w:pStyle w:val="ListParagraph"/>
-        <w:numPr>
-          <w:ilvl w:val="0"/>
-          <w:numId w:val="12"/>
-        </w:numPr>
-        <w:bidi/>
-        <w:ind w:left="1170"/>
-        <w:rPr>
-          <w:rFonts w:cs="Mj_Casablanca Light"/>
-          <w:sz w:val="28"/>
-          <w:szCs w:val="28"/>
-        </w:rPr>
-      </w:pPr>
-      <w:r>
-        <w:rPr>
-          <w:rFonts w:cs="Mj_Casablanca Light"/>
-          <w:sz w:val="28"/>
-          <w:szCs w:val="28"/>
-          <w:rtl/>
-        </w:rPr>
         <w:t>سیستم باید با استفاده از کوکی‌ها</w:t>
       </w:r>
       <w:r>
@@ -459,9 +392,12 @@
     </w:p>
     <w:p>
       <w:pPr>
-        <w:pStyle w:val="ListParagraph"/>
+        <w:tabs>
+          <w:tab w:val="right" w:pos="900"/>
+          <w:tab w:val="right" w:pos="1080"/>
+          <w:tab w:val="right" w:pos="1170"/>
+        </w:tabs>
         <w:bidi/>
-        <w:ind w:left="1170"/>
         <w:rPr>
           <w:rFonts w:cs="Mj_Casablanca Light"/>
           <w:sz w:val="28"/>
@@ -490,171 +426,6 @@
           <w:szCs w:val="28"/>
           <w:rtl/>
         </w:rPr>
-        <w:t>رصد عملکرد و فعالیت کارمندان</w:t>
-      </w:r>
-      <w:r>
-        <w:rPr>
-          <w:rFonts w:cs="Mj_Casablanca Light"/>
-          <w:sz w:val="28"/>
-          <w:szCs w:val="28"/>
-        </w:rPr>
-        <w:t xml:space="preserve">: </w:t>
-      </w:r>
-    </w:p>
-    <w:p>
-      <w:pPr>
-        <w:pStyle w:val="ListParagraph"/>
-        <w:numPr>
-          <w:ilvl w:val="0"/>
-          <w:numId w:val="14"/>
-        </w:numPr>
-        <w:tabs>
-          <w:tab w:val="right" w:pos="900"/>
-          <w:tab w:val="right" w:pos="1080"/>
-          <w:tab w:val="right" w:pos="1350"/>
-        </w:tabs>
-        <w:bidi/>
-        <w:ind w:left="1170"/>
-        <w:rPr>
-          <w:rFonts w:cs="Mj_Casablanca Light"/>
-          <w:sz w:val="28"/>
-          <w:szCs w:val="28"/>
-        </w:rPr>
-      </w:pPr>
-      <w:r>
-        <w:rPr>
-          <w:rFonts w:cs="Mj_Casablanca Light" w:hint="cs"/>
-          <w:sz w:val="28"/>
-          <w:szCs w:val="28"/>
-          <w:rtl/>
-        </w:rPr>
-        <w:t xml:space="preserve"> </w:t>
-      </w:r>
-      <w:r>
-        <w:rPr>
-          <w:rFonts w:cs="Mj_Casablanca Light"/>
-          <w:sz w:val="28"/>
-          <w:szCs w:val="28"/>
-          <w:rtl/>
-        </w:rPr>
-        <w:t>سیستم باید لاگ‌های سیستمی</w:t>
-      </w:r>
-      <w:r>
-        <w:rPr>
-          <w:rFonts w:cs="Mj_Casablanca Light"/>
-          <w:sz w:val="28"/>
-          <w:szCs w:val="28"/>
-        </w:rPr>
-        <w:t xml:space="preserve"> (System Logs) </w:t>
-      </w:r>
-      <w:r>
-        <w:rPr>
-          <w:rFonts w:cs="Mj_Casablanca Light"/>
-          <w:sz w:val="28"/>
-          <w:szCs w:val="28"/>
-          <w:rtl/>
-        </w:rPr>
-        <w:t>ایجاد کند تا مدیر بتواند تاریخچه دقیق (زمان و نوع فعالیت) کارمندان را در یک جدول با قابلیت فیلتر تاریخ و نام کارمند ببیند</w:t>
-      </w:r>
-      <w:r>
-        <w:rPr>
-          <w:rFonts w:cs="Mj_Casablanca Light"/>
-          <w:sz w:val="28"/>
-          <w:szCs w:val="28"/>
-        </w:rPr>
-        <w:t xml:space="preserve">. </w:t>
-      </w:r>
-    </w:p>
-    <w:p>
-      <w:pPr>
-        <w:pStyle w:val="ListParagraph"/>
-        <w:tabs>
-          <w:tab w:val="right" w:pos="900"/>
-          <w:tab w:val="right" w:pos="1080"/>
-          <w:tab w:val="right" w:pos="1170"/>
-        </w:tabs>
-        <w:bidi/>
-        <w:ind w:left="1170"/>
-        <w:rPr>
-          <w:rFonts w:cs="Mj_Casablanca Light"/>
-          <w:sz w:val="28"/>
-          <w:szCs w:val="28"/>
-        </w:rPr>
-      </w:pPr>
-    </w:p>
-    <w:p>
-      <w:pPr>
-        <w:pStyle w:val="ListParagraph"/>
-        <w:tabs>
-          <w:tab w:val="right" w:pos="900"/>
-          <w:tab w:val="right" w:pos="1080"/>
-          <w:tab w:val="right" w:pos="1170"/>
-        </w:tabs>
-        <w:bidi/>
-        <w:ind w:left="1170"/>
-        <w:rPr>
-          <w:rFonts w:cs="Mj_Casablanca Light"/>
-          <w:sz w:val="28"/>
-          <w:szCs w:val="28"/>
-        </w:rPr>
-      </w:pPr>
-    </w:p>
-    <w:p>
-      <w:pPr>
-        <w:pStyle w:val="ListParagraph"/>
-        <w:tabs>
-          <w:tab w:val="right" w:pos="900"/>
-          <w:tab w:val="right" w:pos="1080"/>
-          <w:tab w:val="right" w:pos="1170"/>
-        </w:tabs>
-        <w:bidi/>
-        <w:ind w:left="1170"/>
-        <w:rPr>
-          <w:rFonts w:cs="Mj_Casablanca Light"/>
-          <w:sz w:val="28"/>
-          <w:szCs w:val="28"/>
-        </w:rPr>
-      </w:pPr>
-    </w:p>
-    <w:p>
-      <w:pPr>
-        <w:pStyle w:val="ListParagraph"/>
-        <w:tabs>
-          <w:tab w:val="right" w:pos="900"/>
-          <w:tab w:val="right" w:pos="1080"/>
-          <w:tab w:val="right" w:pos="1170"/>
-        </w:tabs>
-        <w:bidi/>
-        <w:ind w:left="1170"/>
-        <w:rPr>
-          <w:rFonts w:cs="Mj_Casablanca Light"/>
-          <w:sz w:val="28"/>
-          <w:szCs w:val="28"/>
-        </w:rPr>
-      </w:pPr>
-    </w:p>
-    <w:p>
-      <w:pPr>
-        <w:pStyle w:val="ListParagraph"/>
-        <w:numPr>
-          <w:ilvl w:val="0"/>
-          <w:numId w:val="6"/>
-        </w:numPr>
-        <w:bidi/>
-        <w:rPr>
-          <w:rFonts w:cs="Mj_Casablanca Light"/>
-          <w:sz w:val="28"/>
-          <w:szCs w:val="28"/>
-        </w:rPr>
-      </w:pPr>
-      <w:r>
-        <w:rPr>
-          <w:rFonts w:cs="Mj_Casablanca Light"/>
-          <w:sz w:val="28"/>
-          <w:szCs w:val="28"/>
-          <w:rtl/>
-        </w:rPr>
-        <w:lastRenderedPageBreak/>
         <w:t>مشاهده و مدیریت لیست نوبت‌ها و نمایش در نوار زمان</w:t>
       </w:r>
       <w:r>
@@ -776,6 +547,17 @@
           <w:rFonts w:cs="Mj_Casablanca Light"/>
           <w:sz w:val="28"/>
           <w:szCs w:val="28"/>
+          <w:rtl/>
+        </w:rPr>
+      </w:pPr>
+    </w:p>
+    <w:p>
+      <w:pPr>
+        <w:bidi/>
+        <w:rPr>
+          <w:rFonts w:cs="Mj_Casablanca Light"/>
+          <w:sz w:val="28"/>
+          <w:szCs w:val="28"/>
         </w:rPr>
       </w:pPr>
     </w:p>
@@ -800,7 +582,8 @@
           <w:szCs w:val="28"/>
           <w:rtl/>
         </w:rPr>
-        <w:t>خواندن، پاسخ‌دهی و پیگیری نظرات کاربران</w:t>
+        <w:lastRenderedPageBreak/>
+        <w:t>نظارت بر تبلیغات</w:t>
       </w:r>
       <w:r>
         <w:rPr>
@@ -809,231 +592,6 @@
           <w:szCs w:val="28"/>
         </w:rPr>
         <w:t xml:space="preserve">: </w:t>
-      </w:r>
-    </w:p>
-    <w:p>
-      <w:pPr>
-        <w:pStyle w:val="ListParagraph"/>
-        <w:numPr>
-          <w:ilvl w:val="0"/>
-          <w:numId w:val="23"/>
-        </w:numPr>
-        <w:bidi/>
-        <w:ind w:left="1170"/>
-        <w:rPr>
-          <w:rFonts w:cs="Mj_Casablanca Light"/>
-          <w:sz w:val="28"/>
-          <w:szCs w:val="28"/>
-        </w:rPr>
-      </w:pPr>
-      <w:r>
-        <w:rPr>
-          <w:rFonts w:cs="Mj_Casablanca Light"/>
-          <w:sz w:val="28"/>
-          <w:szCs w:val="28"/>
-          <w:rtl/>
-        </w:rPr>
-        <w:t>سیستم باید دارای یک بخش اختصاصی برای نظرات باشد که در آن نظرات خوانده‌نشده با یک نشانگر</w:t>
-      </w:r>
-      <w:r>
-        <w:rPr>
-          <w:rFonts w:cs="Mj_Casablanca Light"/>
-          <w:sz w:val="28"/>
-          <w:szCs w:val="28"/>
-        </w:rPr>
-        <w:t xml:space="preserve"> (Badge) </w:t>
-      </w:r>
-      <w:r>
-        <w:rPr>
-          <w:rFonts w:cs="Mj_Casablanca Light"/>
-          <w:sz w:val="28"/>
-          <w:szCs w:val="28"/>
-          <w:rtl/>
-        </w:rPr>
-        <w:t>قرمز مشخص شوند</w:t>
-      </w:r>
-      <w:r>
-        <w:rPr>
-          <w:rFonts w:cs="Mj_Casablanca Light"/>
-          <w:sz w:val="28"/>
-          <w:szCs w:val="28"/>
-        </w:rPr>
-        <w:t xml:space="preserve">. </w:t>
-      </w:r>
-    </w:p>
-    <w:p>
-      <w:pPr>
-        <w:pStyle w:val="ListParagraph"/>
-        <w:numPr>
-          <w:ilvl w:val="0"/>
-          <w:numId w:val="24"/>
-        </w:numPr>
-        <w:bidi/>
-        <w:ind w:left="1170"/>
-        <w:rPr>
-          <w:rFonts w:cs="Mj_Casablanca Light"/>
-          <w:sz w:val="28"/>
-          <w:szCs w:val="28"/>
-        </w:rPr>
-      </w:pPr>
-      <w:r>
-        <w:rPr>
-          <w:rFonts w:cs="Mj_Casablanca Light"/>
-          <w:sz w:val="28"/>
-          <w:szCs w:val="28"/>
-          <w:rtl/>
-        </w:rPr>
-        <w:t>امکان ثبت پاسخ سریع</w:t>
-      </w:r>
-      <w:r>
-        <w:rPr>
-          <w:rFonts w:cs="Mj_Casablanca Light"/>
-          <w:sz w:val="28"/>
-          <w:szCs w:val="28"/>
-        </w:rPr>
-        <w:t xml:space="preserve"> (Quick Reply) </w:t>
-      </w:r>
-      <w:r>
-        <w:rPr>
-          <w:rFonts w:cs="Mj_Casablanca Light"/>
-          <w:sz w:val="28"/>
-          <w:szCs w:val="28"/>
-          <w:rtl/>
-        </w:rPr>
-        <w:t>بدون نیاز به باز کردن صفحات جدید فراهم باشد</w:t>
-      </w:r>
-      <w:r>
-        <w:rPr>
-          <w:rFonts w:cs="Mj_Casablanca Light"/>
-          <w:sz w:val="28"/>
-          <w:szCs w:val="28"/>
-        </w:rPr>
-        <w:t xml:space="preserve">. </w:t>
-      </w:r>
-    </w:p>
-    <w:p>
-      <w:pPr>
-        <w:bidi/>
-        <w:rPr>
-          <w:rFonts w:cs="Mj_Casablanca Light"/>
-          <w:sz w:val="28"/>
-          <w:szCs w:val="28"/>
-        </w:rPr>
-      </w:pPr>
-    </w:p>
-    <w:p>
-      <w:pPr>
-        <w:pStyle w:val="ListParagraph"/>
-        <w:numPr>
-          <w:ilvl w:val="0"/>
-          <w:numId w:val="6"/>
-        </w:numPr>
-        <w:bidi/>
-        <w:rPr>
-          <w:rFonts w:cs="Mj_Casablanca Light"/>
-          <w:sz w:val="28"/>
-          <w:szCs w:val="28"/>
-        </w:rPr>
-      </w:pPr>
-      <w:r>
-        <w:rPr>
-          <w:rFonts w:cs="Mj_Casablanca Light"/>
-          <w:sz w:val="28"/>
-          <w:szCs w:val="28"/>
-          <w:rtl/>
-        </w:rPr>
-        <w:t>مشاهده آمار دقیق و گزارش‌های اختصاصی</w:t>
-      </w:r>
-      <w:r>
-        <w:rPr>
-          <w:rFonts w:cs="Mj_Casablanca Light"/>
-          <w:sz w:val="28"/>
-          <w:szCs w:val="28"/>
-        </w:rPr>
-        <w:t xml:space="preserve"> (Reports): </w:t>
-      </w:r>
-    </w:p>
-    <w:p>
-      <w:pPr>
-        <w:pStyle w:val="ListParagraph"/>
-        <w:numPr>
-          <w:ilvl w:val="0"/>
-          <w:numId w:val="28"/>
-        </w:numPr>
-        <w:bidi/>
-        <w:ind w:hanging="450"/>
-        <w:rPr>
-          <w:rFonts w:cs="Mj_Casablanca Light"/>
-          <w:sz w:val="28"/>
-          <w:szCs w:val="28"/>
-        </w:rPr>
-      </w:pPr>
-      <w:r>
-        <w:rPr>
-          <w:rFonts w:cs="Mj_Casablanca Light"/>
-          <w:sz w:val="28"/>
-          <w:szCs w:val="28"/>
-          <w:rtl/>
-        </w:rPr>
-        <w:t>داشبورد باید دارای نمودارهای گرافیکی (مانند نمودار میله‌ای و دایره‌ای) با قابلیت درک آسان باشد تا روند رشد ماهانه، آمار رزروها و وضعیت مالی با یک نگاه قابل ارزیابی باشند</w:t>
-      </w:r>
-      <w:r>
-        <w:rPr>
-          <w:rFonts w:cs="Mj_Casablanca Light"/>
-          <w:sz w:val="28"/>
-          <w:szCs w:val="28"/>
-        </w:rPr>
-        <w:t xml:space="preserve">. </w:t>
-      </w:r>
-    </w:p>
-    <w:p>
-      <w:pPr>
-        <w:rPr>
-          <w:rFonts w:cs="Mj_Casablanca Light"/>
-          <w:sz w:val="28"/>
-          <w:szCs w:val="28"/>
-        </w:rPr>
-      </w:pPr>
-      <w:r>
-        <w:rPr>
-          <w:rFonts w:cs="Mj_Casablanca Light"/>
-          <w:sz w:val="28"/>
-          <w:szCs w:val="28"/>
-        </w:rPr>
-        <w:br w:type="page"/>
-      </w:r>
-    </w:p>
-    <w:p>
-      <w:pPr>
-        <w:pStyle w:val="ListParagraph"/>
-        <w:numPr>
-          <w:ilvl w:val="0"/>
-          <w:numId w:val="6"/>
-        </w:numPr>
-        <w:bidi/>
-        <w:rPr>
-          <w:rFonts w:cs="Mj_Casablanca Light"/>
-          <w:sz w:val="28"/>
-          <w:szCs w:val="28"/>
-        </w:rPr>
-      </w:pPr>
-      <w:r>
-        <w:rPr>
-          <w:rFonts w:cs="Mj_Casablanca Light"/>
-          <w:sz w:val="28"/>
-          <w:szCs w:val="28"/>
-          <w:rtl/>
-        </w:rPr>
-        <w:lastRenderedPageBreak/>
-        <w:t>نظارت بر تبلیغات و مشارکت در اتوماسیون اداری</w:t>
-      </w:r>
-      <w:r>
-        <w:rPr>
-          <w:rFonts w:cs="Mj_Casablanca Light"/>
-          <w:sz w:val="28"/>
-          <w:szCs w:val="28"/>
-        </w:rPr>
-        <w:t xml:space="preserve"> (Tasks): </w:t>
       </w:r>
     </w:p>
     <w:p>
@@ -1057,58 +615,7 @@
           <w:szCs w:val="28"/>
           <w:rtl/>
         </w:rPr>
-        <w:t>مدیر باید بتواند وظایف</w:t>
-      </w:r>
-      <w:r>
-        <w:rPr>
-          <w:rFonts w:cs="Mj_Casablanca Light"/>
-          <w:sz w:val="28"/>
-          <w:szCs w:val="28"/>
-        </w:rPr>
-        <w:t xml:space="preserve"> (Tasks) </w:t>
-      </w:r>
-      <w:r>
-        <w:rPr>
-          <w:rFonts w:cs="Mj_Casablanca Light"/>
-          <w:sz w:val="28"/>
-          <w:szCs w:val="28"/>
-          <w:rtl/>
-        </w:rPr>
-        <w:t>را با استفاده از برچسب‌ها</w:t>
-      </w:r>
-      <w:r>
-        <w:rPr>
-          <w:rFonts w:cs="Mj_Casablanca Light"/>
-          <w:sz w:val="28"/>
-          <w:szCs w:val="28"/>
-        </w:rPr>
-        <w:t xml:space="preserve"> (Tags) </w:t>
-      </w:r>
-      <w:r>
-        <w:rPr>
-          <w:rFonts w:cs="Mj_Casablanca Light"/>
-          <w:sz w:val="28"/>
-          <w:szCs w:val="28"/>
-          <w:rtl/>
-        </w:rPr>
-        <w:t>و تعیین ضرب‌الاجل</w:t>
-      </w:r>
-      <w:r>
-        <w:rPr>
-          <w:rFonts w:cs="Mj_Casablanca Light"/>
-          <w:sz w:val="28"/>
-          <w:szCs w:val="28"/>
-        </w:rPr>
-        <w:t xml:space="preserve"> (Deadline) </w:t>
-      </w:r>
-      <w:r>
-        <w:rPr>
-          <w:rFonts w:cs="Mj_Casablanca Light"/>
-          <w:sz w:val="28"/>
-          <w:szCs w:val="28"/>
-          <w:rtl/>
-        </w:rPr>
-        <w:t>مدیریت کند و در صورت انتشار تبلیغات یا انجام وظایف، اعلان</w:t>
+        <w:t>مدیر باید بتواند در صورت انتشار تبلیغات ، اعلان</w:t>
       </w:r>
       <w:r>
         <w:rPr>
@@ -1125,7 +632,7 @@
           <w:szCs w:val="28"/>
           <w:rtl/>
         </w:rPr>
-        <w:t>درون‌برنامه‌ای یا پیامکی دریافت کند</w:t>
+        <w:t>درون‌برنامه‌ای دریافت کند</w:t>
       </w:r>
     </w:p>
     <w:p>
@@ -1234,76 +741,6 @@
           <w:szCs w:val="28"/>
         </w:rPr>
         <w:t xml:space="preserve"> </w:t>
-      </w:r>
-    </w:p>
-    <w:p>
-      <w:pPr>
-        <w:pStyle w:val="ListParagraph"/>
-        <w:numPr>
-          <w:ilvl w:val="0"/>
-          <w:numId w:val="31"/>
-        </w:numPr>
-        <w:tabs>
-          <w:tab w:val="right" w:pos="1170"/>
-        </w:tabs>
-        <w:bidi/>
-        <w:ind w:left="1170"/>
-        <w:rPr>
-          <w:rFonts w:cs="Mj_Casablanca Light"/>
-          <w:sz w:val="28"/>
-          <w:szCs w:val="28"/>
-        </w:rPr>
-      </w:pPr>
-      <w:r>
-        <w:rPr>
-          <w:rFonts w:cs="Mj_Casablanca Light"/>
-          <w:sz w:val="28"/>
-          <w:szCs w:val="28"/>
-          <w:rtl/>
-        </w:rPr>
-        <w:t>فرآیند ورود/ثبت‌نام</w:t>
-      </w:r>
-      <w:r>
-        <w:rPr>
-          <w:rFonts w:cs="Mj_Casablanca Light"/>
-          <w:sz w:val="28"/>
-          <w:szCs w:val="28"/>
-        </w:rPr>
-        <w:t xml:space="preserve"> (Login/Register) </w:t>
-      </w:r>
-      <w:r>
-        <w:rPr>
-          <w:rFonts w:cs="Mj_Casablanca Light"/>
-          <w:sz w:val="28"/>
-          <w:szCs w:val="28"/>
-          <w:rtl/>
-        </w:rPr>
-        <w:t>باید با سیستم یکپارچه</w:t>
-      </w:r>
-      <w:r>
-        <w:rPr>
-          <w:rFonts w:cs="Mj_Casablanca Light"/>
-          <w:sz w:val="28"/>
-          <w:szCs w:val="28"/>
-        </w:rPr>
-        <w:t xml:space="preserve"> OTP </w:t>
-      </w:r>
-      <w:r>
-        <w:rPr>
-          <w:rFonts w:cs="Mj_Casablanca Light"/>
-          <w:sz w:val="28"/>
-          <w:szCs w:val="28"/>
-          <w:rtl/>
-        </w:rPr>
-        <w:t>(رمز یکبار مصرف پیامکی) طراحی شود تا نیاز به حفظ رمز عبور نباشد</w:t>
-      </w:r>
-      <w:r>
-        <w:rPr>
-          <w:rFonts w:cs="Mj_Casablanca Light"/>
-          <w:sz w:val="28"/>
-          <w:szCs w:val="28"/>
-        </w:rPr>
-        <w:t xml:space="preserve">. </w:t>
       </w:r>
     </w:p>
     <w:p>
@@ -1840,7 +1277,7 @@
           <w:szCs w:val="28"/>
           <w:rtl/>
         </w:rPr>
-        <w:t>مشاهده پروفایل کسب‌وکار، نقشه و نظرات</w:t>
+        <w:t>مشاهده پروفایل کسب‌وکار</w:t>
       </w:r>
       <w:r>
         <w:rPr>
@@ -1939,60 +1376,7 @@
           <w:szCs w:val="28"/>
           <w:rtl/>
         </w:rPr>
-        <w:t>موقعیت مکانی روی نقشه</w:t>
-      </w:r>
-      <w:r>
-        <w:rPr>
-          <w:rFonts w:cs="Mj_Casablanca Light"/>
-          <w:sz w:val="28"/>
-          <w:szCs w:val="28"/>
-        </w:rPr>
-        <w:t xml:space="preserve"> (Map) </w:t>
-      </w:r>
-      <w:r>
-        <w:rPr>
-          <w:rFonts w:cs="Mj_Casablanca Light"/>
-          <w:sz w:val="28"/>
-          <w:szCs w:val="28"/>
-          <w:rtl/>
-        </w:rPr>
-        <w:t xml:space="preserve">باید تعاملی باشد </w:t>
-      </w:r>
-      <w:r>
-        <w:rPr>
-          <w:rFonts w:cs="Mj_Casablanca Light"/>
-          <w:sz w:val="28"/>
-          <w:szCs w:val="28"/>
-        </w:rPr>
-        <w:t>.</w:t>
-      </w:r>
-    </w:p>
-    <w:p>
-      <w:pPr>
-        <w:pStyle w:val="ListParagraph"/>
-        <w:numPr>
-          <w:ilvl w:val="0"/>
-          <w:numId w:val="31"/>
-        </w:numPr>
-        <w:tabs>
-          <w:tab w:val="right" w:pos="1170"/>
-        </w:tabs>
-        <w:bidi/>
-        <w:ind w:left="1170"/>
-        <w:rPr>
-          <w:rFonts w:cs="Mj_Casablanca Light"/>
-          <w:sz w:val="28"/>
-          <w:szCs w:val="28"/>
-        </w:rPr>
-      </w:pPr>
-      <w:r>
-        <w:rPr>
-          <w:rFonts w:cs="Mj_Casablanca Light"/>
-          <w:sz w:val="28"/>
-          <w:szCs w:val="28"/>
-          <w:rtl/>
-        </w:rPr>
-        <w:t>بخش نظرات باید قابلیت مرتب‌سازی بر اساس “جدیدترین” یا “مفیدترین” را داشته باشد و کاربر بتواند به راحتی به کسب‌وکار ستاره</w:t>
+        <w:t>کاربر بتواند به راحتی به کسب‌وکار ستاره</w:t>
       </w:r>
       <w:r>
         <w:rPr>
@@ -2086,32 +1470,6 @@
     </w:p>
     <w:p>
       <w:pPr>
-        <w:tabs>
-          <w:tab w:val="right" w:pos="1170"/>
-        </w:tabs>
-        <w:bidi/>
-        <w:rPr>
-          <w:rFonts w:cs="Mj_Casablanca Light"/>
-          <w:sz w:val="28"/>
-          <w:szCs w:val="28"/>
-        </w:rPr>
-      </w:pPr>
-    </w:p>
-    <w:p>
-      <w:pPr>
-        <w:tabs>
-          <w:tab w:val="right" w:pos="1170"/>
-        </w:tabs>
-        <w:bidi/>
-        <w:rPr>
-          <w:rFonts w:cs="Mj_Casablanca Light"/>
-          <w:sz w:val="28"/>
-          <w:szCs w:val="28"/>
-        </w:rPr>
-      </w:pPr>
-    </w:p>
-    <w:p>
-      <w:pPr>
         <w:pStyle w:val="ListParagraph"/>
         <w:numPr>
           <w:ilvl w:val="0"/>
@@ -2135,7 +1493,6 @@
           <w:szCs w:val="28"/>
           <w:rtl/>
         </w:rPr>
-        <w:lastRenderedPageBreak/>
         <w:t>رزرو نوبت، تغییر زمان</w:t>
       </w:r>
       <w:r>
@@ -2400,6 +1757,7 @@
           <w:szCs w:val="28"/>
           <w:rtl/>
         </w:rPr>
+        <w:lastRenderedPageBreak/>
         <w:t>تغییر زمان یا لغو نوبت باید تنها با یک کلیک و یک پنجره تایید</w:t>
       </w:r>
       <w:r>
@@ -2421,11 +1779,20 @@
       </w:r>
       <w:r>
         <w:rPr>
-          <w:rFonts w:cs="Mj_Casablanca Light"/>
-          <w:sz w:val="28"/>
-          <w:szCs w:val="28"/>
-        </w:rPr>
-        <w:t xml:space="preserve">. </w:t>
+          <w:rFonts w:cs="Mj_Casablanca Light" w:hint="cs"/>
+          <w:sz w:val="28"/>
+          <w:szCs w:val="28"/>
+          <w:rtl/>
+        </w:rPr>
+        <w:t xml:space="preserve"> و در نهايت كسب و كار از اين كار مطلع شود.</w:t>
+      </w:r>
+      <w:r>
+        <w:rPr>
+          <w:rFonts w:cs="Mj_Casablanca Light"/>
+          <w:sz w:val="28"/>
+          <w:szCs w:val="28"/>
+        </w:rPr>
+        <w:t xml:space="preserve"> </w:t>
       </w:r>
     </w:p>
     <w:p>
@@ -3148,59 +2515,6 @@
     <w:p>
       <w:pPr>
         <w:pStyle w:val="ListParagraph"/>
-        <w:numPr>
-          <w:ilvl w:val="0"/>
-          <w:numId w:val="31"/>
-        </w:numPr>
-        <w:tabs>
-          <w:tab w:val="right" w:pos="1170"/>
-        </w:tabs>
-        <w:bidi/>
-        <w:ind w:left="1170"/>
-        <w:rPr>
-          <w:rFonts w:cs="Mj_Casablanca Light"/>
-          <w:sz w:val="28"/>
-          <w:szCs w:val="28"/>
-        </w:rPr>
-      </w:pPr>
-      <w:r>
-        <w:rPr>
-          <w:rFonts w:cs="Mj_Casablanca Light"/>
-          <w:sz w:val="28"/>
-          <w:szCs w:val="28"/>
-          <w:rtl/>
-        </w:rPr>
-        <w:t>قابلیت پیش‌نمایش</w:t>
-      </w:r>
-      <w:r>
-        <w:rPr>
-          <w:rFonts w:cs="Mj_Casablanca Light"/>
-          <w:sz w:val="28"/>
-          <w:szCs w:val="28"/>
-        </w:rPr>
-        <w:t xml:space="preserve"> (Preview) </w:t>
-      </w:r>
-      <w:r>
-        <w:rPr>
-          <w:rFonts w:cs="Mj_Casablanca Light"/>
-          <w:sz w:val="28"/>
-          <w:szCs w:val="28"/>
-          <w:rtl/>
-        </w:rPr>
-        <w:t>قبل از انتشار نهایی فراهم باشد تا ظاهر اطلاعیه از دید مشتری بررسی شود</w:t>
-      </w:r>
-      <w:r>
-        <w:rPr>
-          <w:rFonts w:cs="Mj_Casablanca Light"/>
-          <w:sz w:val="28"/>
-          <w:szCs w:val="28"/>
-        </w:rPr>
-        <w:t xml:space="preserve">. </w:t>
-      </w:r>
-    </w:p>
-    <w:p>
-      <w:pPr>
-        <w:pStyle w:val="ListParagraph"/>
         <w:tabs>
           <w:tab w:val="right" w:pos="1170"/>
         </w:tabs>
@@ -3301,6 +2615,10 @@
     </w:p>
     <w:p>
       <w:pPr>
+        <w:tabs>
+          <w:tab w:val="right" w:pos="1170"/>
+        </w:tabs>
+        <w:bidi/>
         <w:rPr>
           <w:rFonts w:cs="Mj_Casablanca Light"/>
           <w:b/>
@@ -3335,7 +2653,7 @@
           <w:szCs w:val="28"/>
           <w:rtl/>
         </w:rPr>
-        <w:t>بررسی اولیه نظرات و ارجاع به مدیر</w:t>
+        <w:t>ثبت نوبت برای مراجعین حضوری/تلفنی</w:t>
       </w:r>
       <w:r>
         <w:rPr>
@@ -3375,42 +2693,33 @@
           <w:szCs w:val="28"/>
           <w:rtl/>
         </w:rPr>
-        <w:t>سیستم مدیریت نظرات باید دارای برچسب‌های وضعیت</w:t>
-      </w:r>
-      <w:r>
-        <w:rPr>
-          <w:rFonts w:cs="Mj_Casablanca Light"/>
-          <w:sz w:val="28"/>
-          <w:szCs w:val="28"/>
-        </w:rPr>
-        <w:t xml:space="preserve"> (Status Tags) </w:t>
-      </w:r>
-      <w:r>
-        <w:rPr>
-          <w:rFonts w:cs="Mj_Casablanca Light"/>
-          <w:sz w:val="28"/>
-          <w:szCs w:val="28"/>
-          <w:rtl/>
-        </w:rPr>
-        <w:t>مانند «در انتظار تایید»، «تایید شده»، «رد شده» و «ارجاع به مدیر» باشد. با انتخاب گزینه «ارجاع به مدیر»، اعلان مستقیمی به داشبورد مدیر کسب‌وکار ارسال شود</w:t>
-      </w:r>
-      <w:r>
-        <w:rPr>
-          <w:rFonts w:cs="Mj_Casablanca Light"/>
-          <w:sz w:val="28"/>
-          <w:szCs w:val="28"/>
+        <w:t>فرم ثبت نوبت توسط پشتیبان باید فرآیندی بسیار سریع</w:t>
+      </w:r>
+      <w:r>
+        <w:rPr>
+          <w:rFonts w:cs="Mj_Casablanca Light"/>
+          <w:sz w:val="28"/>
+          <w:szCs w:val="28"/>
+        </w:rPr>
+        <w:t xml:space="preserve"> (Fast-track) </w:t>
+      </w:r>
+      <w:r>
+        <w:rPr>
+          <w:rFonts w:cs="Mj_Casablanca Light"/>
+          <w:sz w:val="28"/>
+          <w:szCs w:val="28"/>
+          <w:rtl/>
+        </w:rPr>
+        <w:t>داشته باشد</w:t>
+      </w:r>
+      <w:r>
+        <w:rPr>
+          <w:rFonts w:cs="Mj_Casablanca Light" w:hint="cs"/>
+          <w:sz w:val="28"/>
+          <w:szCs w:val="28"/>
+          <w:rtl/>
         </w:rPr>
         <w:t>.</w:t>
-      </w:r>
-      <w:r>
-        <w:rPr>
-          <w:rFonts w:cs="Mj_Casablanca Light"/>
-          <w:b/>
-          <w:bCs/>
-          <w:sz w:val="28"/>
-          <w:szCs w:val="28"/>
-        </w:rPr>
-        <w:t xml:space="preserve"> </w:t>
       </w:r>
     </w:p>
     <w:p>
@@ -3419,7 +2728,6 @@
           <w:tab w:val="right" w:pos="1170"/>
         </w:tabs>
         <w:bidi/>
-        <w:ind w:left="810"/>
         <w:rPr>
           <w:rFonts w:cs="Mj_Casablanca Light"/>
           <w:b/>
@@ -3454,7 +2762,7 @@
           <w:szCs w:val="28"/>
           <w:rtl/>
         </w:rPr>
-        <w:t>ثبت نوبت برای مراجعین حضوری/تلفنی</w:t>
+        <w:t>تغییر وضعیت نوبت‌ها و تماس برای هماهنگی</w:t>
       </w:r>
       <w:r>
         <w:rPr>
@@ -3481,43 +2789,52 @@
         <w:ind w:left="1170"/>
         <w:rPr>
           <w:rFonts w:cs="Mj_Casablanca Light"/>
-          <w:b/>
-          <w:bCs/>
-          <w:sz w:val="28"/>
-          <w:szCs w:val="28"/>
-        </w:rPr>
-      </w:pPr>
-      <w:r>
-        <w:rPr>
-          <w:rFonts w:cs="Mj_Casablanca Light"/>
-          <w:sz w:val="28"/>
-          <w:szCs w:val="28"/>
-          <w:rtl/>
-        </w:rPr>
-        <w:t>فرم ثبت نوبت توسط پشتیبان باید فرآیندی بسیار سریع</w:t>
-      </w:r>
-      <w:r>
-        <w:rPr>
-          <w:rFonts w:cs="Mj_Casablanca Light"/>
-          <w:sz w:val="28"/>
-          <w:szCs w:val="28"/>
-        </w:rPr>
-        <w:t xml:space="preserve"> (Fast-track) </w:t>
-      </w:r>
-      <w:r>
-        <w:rPr>
-          <w:rFonts w:cs="Mj_Casablanca Light"/>
-          <w:sz w:val="28"/>
-          <w:szCs w:val="28"/>
-          <w:rtl/>
-        </w:rPr>
-        <w:t>داشته باشد؛ به این معنا که بتواند فقط با وارد کردن شماره موبایل مشتری</w:t>
-      </w:r>
-      <w:r>
-        <w:rPr>
-          <w:rFonts w:cs="Mj_Casablanca Light"/>
-          <w:sz w:val="28"/>
-          <w:szCs w:val="28"/>
+          <w:sz w:val="28"/>
+          <w:szCs w:val="28"/>
+        </w:rPr>
+      </w:pPr>
+      <w:r>
+        <w:rPr>
+          <w:rFonts w:cs="Mj_Casablanca Light"/>
+          <w:sz w:val="28"/>
+          <w:szCs w:val="28"/>
+          <w:rtl/>
+        </w:rPr>
+        <w:t>تغییر وضعیت (حضور یافت، لغو شد و</w:t>
+      </w:r>
+      <w:r>
+        <w:rPr>
+          <w:rFonts w:ascii="Arial" w:hAnsi="Arial" w:cs="Arial" w:hint="cs"/>
+          <w:sz w:val="28"/>
+          <w:szCs w:val="28"/>
+          <w:rtl/>
+        </w:rPr>
+        <w:t>…</w:t>
+      </w:r>
+      <w:r>
+        <w:rPr>
+          <w:rFonts w:cs="Mj_Casablanca Light"/>
+          <w:sz w:val="28"/>
+          <w:szCs w:val="28"/>
+          <w:rtl/>
+        </w:rPr>
+        <w:t xml:space="preserve">) </w:t>
+      </w:r>
+      <w:r>
+        <w:rPr>
+          <w:rFonts w:cs="Mj_Casablanca Light" w:hint="cs"/>
+          <w:sz w:val="28"/>
+          <w:szCs w:val="28"/>
+          <w:rtl/>
+        </w:rPr>
+        <w:t>باید</w:t>
+      </w:r>
+      <w:r>
+        <w:rPr>
+          <w:rFonts w:cs="Mj_Casablanca Light"/>
+          <w:sz w:val="28"/>
+          <w:szCs w:val="28"/>
+          <w:rtl/>
         </w:rPr>
         <w:t xml:space="preserve"> </w:t>
       </w:r>
@@ -3528,33 +2845,16 @@
           <w:szCs w:val="28"/>
           <w:rtl/>
         </w:rPr>
-        <w:t>(</w:t>
-      </w:r>
-      <w:r>
-        <w:rPr>
-          <w:rFonts w:cs="Mj_Casablanca Light"/>
-          <w:sz w:val="28"/>
-          <w:szCs w:val="28"/>
-          <w:rtl/>
-        </w:rPr>
-        <w:t>بدون نیاز به تایید پیامکی</w:t>
-      </w:r>
-      <w:r>
-        <w:rPr>
-          <w:rFonts w:cs="Mj_Casablanca Light"/>
-          <w:sz w:val="28"/>
-          <w:szCs w:val="28"/>
-        </w:rPr>
-        <w:t xml:space="preserve"> OTP </w:t>
-      </w:r>
-      <w:r>
-        <w:rPr>
-          <w:rFonts w:cs="Mj_Casablanca Light"/>
-          <w:sz w:val="28"/>
-          <w:szCs w:val="28"/>
-          <w:rtl/>
-        </w:rPr>
-        <w:t>در آن لحظه</w:t>
+        <w:t>با</w:t>
+      </w:r>
+      <w:r>
+        <w:rPr>
+          <w:rFonts w:cs="Mj_Casablanca Light"/>
+          <w:sz w:val="28"/>
+          <w:szCs w:val="28"/>
+          <w:rtl/>
+        </w:rPr>
+        <w:t xml:space="preserve"> </w:t>
       </w:r>
       <w:r>
         <w:rPr>
@@ -3563,126 +2863,339 @@
           <w:szCs w:val="28"/>
           <w:rtl/>
         </w:rPr>
-        <w:t>)</w:t>
-      </w:r>
-      <w:r>
-        <w:rPr>
-          <w:rFonts w:cs="Mj_Casablanca Light"/>
-          <w:sz w:val="28"/>
-          <w:szCs w:val="28"/>
+        <w:t>دکمه‌های</w:t>
+      </w:r>
+      <w:r>
+        <w:rPr>
+          <w:rFonts w:cs="Mj_Casablanca Light"/>
+          <w:sz w:val="28"/>
+          <w:szCs w:val="28"/>
+          <w:rtl/>
         </w:rPr>
         <w:t xml:space="preserve"> </w:t>
       </w:r>
       <w:r>
         <w:rPr>
-          <w:rFonts w:cs="Mj_Casablanca Light"/>
-          <w:sz w:val="28"/>
-          <w:szCs w:val="28"/>
-          <w:rtl/>
-        </w:rPr>
-        <w:t>نوبت را ثبت کند. سیستم در صورت وجود شماره در دیتابیس، نام کاربر را به صورت خودکار پیشنهاد دهد</w:t>
-      </w:r>
-      <w:r>
-        <w:rPr>
-          <w:rFonts w:cs="Mj_Casablanca Light"/>
-          <w:sz w:val="28"/>
-          <w:szCs w:val="28"/>
-        </w:rPr>
-        <w:t xml:space="preserve"> (Auto-fill).</w:t>
-      </w:r>
-      <w:r>
-        <w:rPr>
-          <w:rFonts w:cs="Mj_Casablanca Light"/>
-          <w:b/>
-          <w:bCs/>
-          <w:sz w:val="28"/>
-          <w:szCs w:val="28"/>
+          <w:rFonts w:cs="Mj_Casablanca Light" w:hint="cs"/>
+          <w:sz w:val="28"/>
+          <w:szCs w:val="28"/>
+          <w:rtl/>
+        </w:rPr>
+        <w:t>رنگی</w:t>
+      </w:r>
+      <w:r>
+        <w:rPr>
+          <w:rFonts w:cs="Mj_Casablanca Light"/>
+          <w:sz w:val="28"/>
+          <w:szCs w:val="28"/>
+          <w:rtl/>
         </w:rPr>
         <w:t xml:space="preserve"> </w:t>
       </w:r>
-    </w:p>
-    <w:p>
-      <w:pPr>
-        <w:tabs>
-          <w:tab w:val="right" w:pos="1170"/>
-        </w:tabs>
-        <w:bidi/>
-        <w:rPr>
-          <w:rFonts w:cs="Mj_Casablanca Light"/>
-          <w:b/>
-          <w:bCs/>
-          <w:sz w:val="28"/>
-          <w:szCs w:val="28"/>
-        </w:rPr>
-      </w:pPr>
-    </w:p>
-    <w:p>
-      <w:pPr>
-        <w:tabs>
-          <w:tab w:val="right" w:pos="1170"/>
-        </w:tabs>
-        <w:bidi/>
-        <w:rPr>
-          <w:rFonts w:cs="Mj_Casablanca Light"/>
-          <w:b/>
-          <w:bCs/>
-          <w:sz w:val="28"/>
-          <w:szCs w:val="28"/>
-        </w:rPr>
-      </w:pPr>
-    </w:p>
-    <w:p>
-      <w:pPr>
-        <w:tabs>
-          <w:tab w:val="right" w:pos="1170"/>
-        </w:tabs>
-        <w:bidi/>
-        <w:rPr>
-          <w:rFonts w:cs="Mj_Casablanca Light"/>
-          <w:b/>
-          <w:bCs/>
-          <w:sz w:val="28"/>
-          <w:szCs w:val="28"/>
-        </w:rPr>
-      </w:pPr>
-    </w:p>
-    <w:p>
-      <w:pPr>
-        <w:pStyle w:val="ListParagraph"/>
-        <w:numPr>
-          <w:ilvl w:val="0"/>
-          <w:numId w:val="30"/>
-        </w:numPr>
-        <w:bidi/>
-        <w:rPr>
-          <w:rFonts w:cs="Mj_Casablanca Light"/>
-          <w:b/>
-          <w:bCs/>
-          <w:sz w:val="28"/>
-          <w:szCs w:val="28"/>
-        </w:rPr>
-      </w:pPr>
-      <w:r>
-        <w:rPr>
-          <w:rFonts w:cs="Mj_Casablanca Light"/>
-          <w:b/>
-          <w:bCs/>
-          <w:sz w:val="28"/>
-          <w:szCs w:val="28"/>
-          <w:rtl/>
-        </w:rPr>
-        <w:lastRenderedPageBreak/>
-        <w:t>تغییر وضعیت نوبت‌ها و تماس برای هماهنگی</w:t>
-      </w:r>
-      <w:r>
-        <w:rPr>
-          <w:rFonts w:cs="Mj_Casablanca Light"/>
-          <w:b/>
-          <w:bCs/>
-          <w:sz w:val="28"/>
-          <w:szCs w:val="28"/>
-        </w:rPr>
-        <w:t xml:space="preserve">: </w:t>
+      <w:r>
+        <w:rPr>
+          <w:rFonts w:cs="Mj_Casablanca Light" w:hint="cs"/>
+          <w:sz w:val="28"/>
+          <w:szCs w:val="28"/>
+          <w:rtl/>
+        </w:rPr>
+        <w:t>و</w:t>
+      </w:r>
+      <w:r>
+        <w:rPr>
+          <w:rFonts w:cs="Mj_Casablanca Light"/>
+          <w:sz w:val="28"/>
+          <w:szCs w:val="28"/>
+          <w:rtl/>
+        </w:rPr>
+        <w:t xml:space="preserve"> </w:t>
+      </w:r>
+      <w:r>
+        <w:rPr>
+          <w:rFonts w:cs="Mj_Casablanca Light" w:hint="cs"/>
+          <w:sz w:val="28"/>
+          <w:szCs w:val="28"/>
+          <w:rtl/>
+        </w:rPr>
+        <w:t>در</w:t>
+      </w:r>
+      <w:r>
+        <w:rPr>
+          <w:rFonts w:cs="Mj_Casablanca Light"/>
+          <w:sz w:val="28"/>
+          <w:szCs w:val="28"/>
+          <w:rtl/>
+        </w:rPr>
+        <w:t xml:space="preserve"> </w:t>
+      </w:r>
+      <w:r>
+        <w:rPr>
+          <w:rFonts w:cs="Mj_Casablanca Light" w:hint="cs"/>
+          <w:sz w:val="28"/>
+          <w:szCs w:val="28"/>
+          <w:rtl/>
+        </w:rPr>
+        <w:t>دسترس</w:t>
+      </w:r>
+      <w:r>
+        <w:rPr>
+          <w:rFonts w:cs="Mj_Casablanca Light"/>
+          <w:sz w:val="28"/>
+          <w:szCs w:val="28"/>
+          <w:rtl/>
+        </w:rPr>
+        <w:t xml:space="preserve"> (</w:t>
+      </w:r>
+      <w:r>
+        <w:rPr>
+          <w:rFonts w:cs="Mj_Casablanca Light" w:hint="cs"/>
+          <w:sz w:val="28"/>
+          <w:szCs w:val="28"/>
+          <w:rtl/>
+        </w:rPr>
+        <w:t>مثلا</w:t>
+      </w:r>
+      <w:r>
+        <w:rPr>
+          <w:rFonts w:cs="Mj_Casablanca Light"/>
+          <w:sz w:val="28"/>
+          <w:szCs w:val="28"/>
+          <w:rtl/>
+        </w:rPr>
+        <w:t xml:space="preserve"> </w:t>
+      </w:r>
+      <w:r>
+        <w:rPr>
+          <w:rFonts w:cs="Mj_Casablanca Light" w:hint="cs"/>
+          <w:sz w:val="28"/>
+          <w:szCs w:val="28"/>
+          <w:rtl/>
+        </w:rPr>
+        <w:t>سبز</w:t>
+      </w:r>
+      <w:r>
+        <w:rPr>
+          <w:rFonts w:cs="Mj_Casablanca Light"/>
+          <w:sz w:val="28"/>
+          <w:szCs w:val="28"/>
+          <w:rtl/>
+        </w:rPr>
+        <w:t xml:space="preserve"> </w:t>
+      </w:r>
+      <w:r>
+        <w:rPr>
+          <w:rFonts w:cs="Mj_Casablanca Light" w:hint="cs"/>
+          <w:sz w:val="28"/>
+          <w:szCs w:val="28"/>
+          <w:rtl/>
+        </w:rPr>
+        <w:t>برای</w:t>
+      </w:r>
+      <w:r>
+        <w:rPr>
+          <w:rFonts w:cs="Mj_Casablanca Light"/>
+          <w:sz w:val="28"/>
+          <w:szCs w:val="28"/>
+          <w:rtl/>
+        </w:rPr>
+        <w:t xml:space="preserve"> </w:t>
+      </w:r>
+      <w:r>
+        <w:rPr>
+          <w:rFonts w:cs="Mj_Casablanca Light" w:hint="cs"/>
+          <w:sz w:val="28"/>
+          <w:szCs w:val="28"/>
+          <w:rtl/>
+        </w:rPr>
+        <w:t>انجام</w:t>
+      </w:r>
+      <w:r>
+        <w:rPr>
+          <w:rFonts w:cs="Mj_Casablanca Light"/>
+          <w:sz w:val="28"/>
+          <w:szCs w:val="28"/>
+          <w:rtl/>
+        </w:rPr>
+        <w:t xml:space="preserve"> </w:t>
+      </w:r>
+      <w:r>
+        <w:rPr>
+          <w:rFonts w:cs="Mj_Casablanca Light" w:hint="cs"/>
+          <w:sz w:val="28"/>
+          <w:szCs w:val="28"/>
+          <w:rtl/>
+        </w:rPr>
+        <w:t>شد،</w:t>
+      </w:r>
+      <w:r>
+        <w:rPr>
+          <w:rFonts w:cs="Mj_Casablanca Light"/>
+          <w:sz w:val="28"/>
+          <w:szCs w:val="28"/>
+          <w:rtl/>
+        </w:rPr>
+        <w:t xml:space="preserve"> </w:t>
+      </w:r>
+      <w:r>
+        <w:rPr>
+          <w:rFonts w:cs="Mj_Casablanca Light" w:hint="cs"/>
+          <w:sz w:val="28"/>
+          <w:szCs w:val="28"/>
+          <w:rtl/>
+        </w:rPr>
+        <w:t>قرمز</w:t>
+      </w:r>
+      <w:r>
+        <w:rPr>
+          <w:rFonts w:cs="Mj_Casablanca Light"/>
+          <w:sz w:val="28"/>
+          <w:szCs w:val="28"/>
+          <w:rtl/>
+        </w:rPr>
+        <w:t xml:space="preserve"> </w:t>
+      </w:r>
+      <w:r>
+        <w:rPr>
+          <w:rFonts w:cs="Mj_Casablanca Light" w:hint="cs"/>
+          <w:sz w:val="28"/>
+          <w:szCs w:val="28"/>
+          <w:rtl/>
+        </w:rPr>
+        <w:t>برای</w:t>
+      </w:r>
+      <w:r>
+        <w:rPr>
+          <w:rFonts w:cs="Mj_Casablanca Light"/>
+          <w:sz w:val="28"/>
+          <w:szCs w:val="28"/>
+          <w:rtl/>
+        </w:rPr>
+        <w:t xml:space="preserve"> </w:t>
+      </w:r>
+      <w:r>
+        <w:rPr>
+          <w:rFonts w:cs="Mj_Casablanca Light" w:hint="cs"/>
+          <w:sz w:val="28"/>
+          <w:szCs w:val="28"/>
+          <w:rtl/>
+        </w:rPr>
+        <w:t>لغو</w:t>
+      </w:r>
+      <w:r>
+        <w:rPr>
+          <w:rFonts w:cs="Mj_Casablanca Light"/>
+          <w:sz w:val="28"/>
+          <w:szCs w:val="28"/>
+          <w:rtl/>
+        </w:rPr>
+        <w:t xml:space="preserve">) </w:t>
+      </w:r>
+      <w:r>
+        <w:rPr>
+          <w:rFonts w:cs="Mj_Casablanca Light" w:hint="cs"/>
+          <w:sz w:val="28"/>
+          <w:szCs w:val="28"/>
+          <w:rtl/>
+        </w:rPr>
+        <w:t>در</w:t>
+      </w:r>
+      <w:r>
+        <w:rPr>
+          <w:rFonts w:cs="Mj_Casablanca Light"/>
+          <w:sz w:val="28"/>
+          <w:szCs w:val="28"/>
+          <w:rtl/>
+        </w:rPr>
+        <w:t xml:space="preserve"> </w:t>
+      </w:r>
+      <w:r>
+        <w:rPr>
+          <w:rFonts w:cs="Mj_Casablanca Light" w:hint="cs"/>
+          <w:sz w:val="28"/>
+          <w:szCs w:val="28"/>
+          <w:rtl/>
+        </w:rPr>
+        <w:t>کنار</w:t>
+      </w:r>
+      <w:r>
+        <w:rPr>
+          <w:rFonts w:cs="Mj_Casablanca Light"/>
+          <w:sz w:val="28"/>
+          <w:szCs w:val="28"/>
+          <w:rtl/>
+        </w:rPr>
+        <w:t xml:space="preserve"> </w:t>
+      </w:r>
+      <w:r>
+        <w:rPr>
+          <w:rFonts w:cs="Mj_Casablanca Light" w:hint="cs"/>
+          <w:sz w:val="28"/>
+          <w:szCs w:val="28"/>
+          <w:rtl/>
+        </w:rPr>
+        <w:t>هر</w:t>
+      </w:r>
+      <w:r>
+        <w:rPr>
+          <w:rFonts w:cs="Mj_Casablanca Light"/>
+          <w:sz w:val="28"/>
+          <w:szCs w:val="28"/>
+          <w:rtl/>
+        </w:rPr>
+        <w:t xml:space="preserve"> </w:t>
+      </w:r>
+      <w:r>
+        <w:rPr>
+          <w:rFonts w:cs="Mj_Casablanca Light" w:hint="cs"/>
+          <w:sz w:val="28"/>
+          <w:szCs w:val="28"/>
+          <w:rtl/>
+        </w:rPr>
+        <w:t>نوبت</w:t>
+      </w:r>
+      <w:r>
+        <w:rPr>
+          <w:rFonts w:cs="Mj_Casablanca Light"/>
+          <w:sz w:val="28"/>
+          <w:szCs w:val="28"/>
+          <w:rtl/>
+        </w:rPr>
+        <w:t xml:space="preserve"> </w:t>
+      </w:r>
+      <w:r>
+        <w:rPr>
+          <w:rFonts w:cs="Mj_Casablanca Light" w:hint="cs"/>
+          <w:sz w:val="28"/>
+          <w:szCs w:val="28"/>
+          <w:rtl/>
+        </w:rPr>
+        <w:t>انجام</w:t>
+      </w:r>
+      <w:r>
+        <w:rPr>
+          <w:rFonts w:cs="Mj_Casablanca Light"/>
+          <w:sz w:val="28"/>
+          <w:szCs w:val="28"/>
+          <w:rtl/>
+        </w:rPr>
+        <w:t xml:space="preserve"> </w:t>
+      </w:r>
+      <w:r>
+        <w:rPr>
+          <w:rFonts w:cs="Mj_Casablanca Light" w:hint="cs"/>
+          <w:sz w:val="28"/>
+          <w:szCs w:val="28"/>
+          <w:rtl/>
+        </w:rPr>
+        <w:t>شود</w:t>
+      </w:r>
+      <w:r>
+        <w:rPr>
+          <w:rFonts w:cs="Mj_Casablanca Light"/>
+          <w:sz w:val="28"/>
+          <w:szCs w:val="28"/>
+        </w:rPr>
+        <w:t xml:space="preserve">. </w:t>
       </w:r>
     </w:p>
     <w:p>
@@ -3710,25 +3223,15 @@
           <w:szCs w:val="28"/>
           <w:rtl/>
         </w:rPr>
-        <w:t>تغییر وضعیت (حضور یافت، لغو شد و</w:t>
-      </w:r>
-      <w:r>
-        <w:rPr>
-          <w:rFonts w:ascii="Arial" w:hAnsi="Arial" w:cs="Arial" w:hint="cs"/>
-          <w:sz w:val="28"/>
-          <w:szCs w:val="28"/>
-          <w:rtl/>
-        </w:rPr>
-        <w:t>…</w:t>
-      </w:r>
-      <w:r>
-        <w:rPr>
-          <w:rFonts w:cs="Mj_Casablanca Light"/>
-          <w:sz w:val="28"/>
-          <w:szCs w:val="28"/>
-          <w:rtl/>
-        </w:rPr>
-        <w:t xml:space="preserve">) </w:t>
+        <w:t>برای تماس با مشتریان، شماره تلفن‌ها باید به صورت قابلیت “کلیک برای تماس</w:t>
+      </w:r>
+      <w:r>
+        <w:rPr>
+          <w:rFonts w:cs="Mj_Casablanca Light"/>
+          <w:sz w:val="28"/>
+          <w:szCs w:val="28"/>
+        </w:rPr>
+        <w:t xml:space="preserve">” </w:t>
       </w:r>
       <w:r>
         <w:rPr>
@@ -3737,367 +3240,16 @@
           <w:szCs w:val="28"/>
           <w:rtl/>
         </w:rPr>
-        <w:t>باید</w:t>
-      </w:r>
-      <w:r>
-        <w:rPr>
-          <w:rFonts w:cs="Mj_Casablanca Light"/>
-          <w:sz w:val="28"/>
-          <w:szCs w:val="28"/>
-          <w:rtl/>
-        </w:rPr>
         <w:t xml:space="preserve"> </w:t>
       </w:r>
       <w:r>
         <w:rPr>
-          <w:rFonts w:cs="Mj_Casablanca Light" w:hint="cs"/>
-          <w:sz w:val="28"/>
-          <w:szCs w:val="28"/>
-          <w:rtl/>
-        </w:rPr>
-        <w:t>با</w:t>
-      </w:r>
-      <w:r>
-        <w:rPr>
-          <w:rFonts w:cs="Mj_Casablanca Light"/>
-          <w:sz w:val="28"/>
-          <w:szCs w:val="28"/>
-          <w:rtl/>
-        </w:rPr>
-        <w:t xml:space="preserve"> </w:t>
-      </w:r>
-      <w:r>
-        <w:rPr>
-          <w:rFonts w:cs="Mj_Casablanca Light" w:hint="cs"/>
-          <w:sz w:val="28"/>
-          <w:szCs w:val="28"/>
-          <w:rtl/>
-        </w:rPr>
-        <w:t>دکمه‌های</w:t>
-      </w:r>
-      <w:r>
-        <w:rPr>
-          <w:rFonts w:cs="Mj_Casablanca Light"/>
-          <w:sz w:val="28"/>
-          <w:szCs w:val="28"/>
-          <w:rtl/>
-        </w:rPr>
-        <w:t xml:space="preserve"> </w:t>
-      </w:r>
-      <w:r>
-        <w:rPr>
-          <w:rFonts w:cs="Mj_Casablanca Light" w:hint="cs"/>
-          <w:sz w:val="28"/>
-          <w:szCs w:val="28"/>
-          <w:rtl/>
-        </w:rPr>
-        <w:t>رنگی</w:t>
-      </w:r>
-      <w:r>
-        <w:rPr>
-          <w:rFonts w:cs="Mj_Casablanca Light"/>
-          <w:sz w:val="28"/>
-          <w:szCs w:val="28"/>
-          <w:rtl/>
-        </w:rPr>
-        <w:t xml:space="preserve"> </w:t>
-      </w:r>
-      <w:r>
-        <w:rPr>
-          <w:rFonts w:cs="Mj_Casablanca Light" w:hint="cs"/>
-          <w:sz w:val="28"/>
-          <w:szCs w:val="28"/>
-          <w:rtl/>
-        </w:rPr>
-        <w:t>و</w:t>
-      </w:r>
-      <w:r>
-        <w:rPr>
-          <w:rFonts w:cs="Mj_Casablanca Light"/>
-          <w:sz w:val="28"/>
-          <w:szCs w:val="28"/>
-          <w:rtl/>
-        </w:rPr>
-        <w:t xml:space="preserve"> </w:t>
-      </w:r>
-      <w:r>
-        <w:rPr>
-          <w:rFonts w:cs="Mj_Casablanca Light" w:hint="cs"/>
-          <w:sz w:val="28"/>
-          <w:szCs w:val="28"/>
-          <w:rtl/>
-        </w:rPr>
-        <w:t>در</w:t>
-      </w:r>
-      <w:r>
-        <w:rPr>
-          <w:rFonts w:cs="Mj_Casablanca Light"/>
-          <w:sz w:val="28"/>
-          <w:szCs w:val="28"/>
-          <w:rtl/>
-        </w:rPr>
-        <w:t xml:space="preserve"> </w:t>
-      </w:r>
-      <w:r>
-        <w:rPr>
-          <w:rFonts w:cs="Mj_Casablanca Light" w:hint="cs"/>
-          <w:sz w:val="28"/>
-          <w:szCs w:val="28"/>
-          <w:rtl/>
-        </w:rPr>
-        <w:t>دسترس</w:t>
-      </w:r>
-      <w:r>
-        <w:rPr>
-          <w:rFonts w:cs="Mj_Casablanca Light"/>
-          <w:sz w:val="28"/>
-          <w:szCs w:val="28"/>
-          <w:rtl/>
-        </w:rPr>
-        <w:t xml:space="preserve"> (</w:t>
-      </w:r>
-      <w:r>
-        <w:rPr>
-          <w:rFonts w:cs="Mj_Casablanca Light" w:hint="cs"/>
-          <w:sz w:val="28"/>
-          <w:szCs w:val="28"/>
-          <w:rtl/>
-        </w:rPr>
-        <w:t>مثلا</w:t>
-      </w:r>
-      <w:r>
-        <w:rPr>
-          <w:rFonts w:cs="Mj_Casablanca Light"/>
-          <w:sz w:val="28"/>
-          <w:szCs w:val="28"/>
-          <w:rtl/>
-        </w:rPr>
-        <w:t xml:space="preserve"> </w:t>
-      </w:r>
-      <w:r>
-        <w:rPr>
-          <w:rFonts w:cs="Mj_Casablanca Light" w:hint="cs"/>
-          <w:sz w:val="28"/>
-          <w:szCs w:val="28"/>
-          <w:rtl/>
-        </w:rPr>
-        <w:t>سبز</w:t>
-      </w:r>
-      <w:r>
-        <w:rPr>
-          <w:rFonts w:cs="Mj_Casablanca Light"/>
-          <w:sz w:val="28"/>
-          <w:szCs w:val="28"/>
-          <w:rtl/>
-        </w:rPr>
-        <w:t xml:space="preserve"> </w:t>
-      </w:r>
-      <w:r>
-        <w:rPr>
-          <w:rFonts w:cs="Mj_Casablanca Light" w:hint="cs"/>
-          <w:sz w:val="28"/>
-          <w:szCs w:val="28"/>
-          <w:rtl/>
-        </w:rPr>
-        <w:t>برای</w:t>
-      </w:r>
-      <w:r>
-        <w:rPr>
-          <w:rFonts w:cs="Mj_Casablanca Light"/>
-          <w:sz w:val="28"/>
-          <w:szCs w:val="28"/>
-          <w:rtl/>
-        </w:rPr>
-        <w:t xml:space="preserve"> </w:t>
-      </w:r>
-      <w:r>
-        <w:rPr>
-          <w:rFonts w:cs="Mj_Casablanca Light" w:hint="cs"/>
-          <w:sz w:val="28"/>
-          <w:szCs w:val="28"/>
-          <w:rtl/>
-        </w:rPr>
-        <w:t>انجام</w:t>
-      </w:r>
-      <w:r>
-        <w:rPr>
-          <w:rFonts w:cs="Mj_Casablanca Light"/>
-          <w:sz w:val="28"/>
-          <w:szCs w:val="28"/>
-          <w:rtl/>
-        </w:rPr>
-        <w:t xml:space="preserve"> </w:t>
-      </w:r>
-      <w:r>
-        <w:rPr>
-          <w:rFonts w:cs="Mj_Casablanca Light" w:hint="cs"/>
-          <w:sz w:val="28"/>
-          <w:szCs w:val="28"/>
-          <w:rtl/>
-        </w:rPr>
-        <w:t>شد،</w:t>
-      </w:r>
-      <w:r>
-        <w:rPr>
-          <w:rFonts w:cs="Mj_Casablanca Light"/>
-          <w:sz w:val="28"/>
-          <w:szCs w:val="28"/>
-          <w:rtl/>
-        </w:rPr>
-        <w:t xml:space="preserve"> </w:t>
-      </w:r>
-      <w:r>
-        <w:rPr>
-          <w:rFonts w:cs="Mj_Casablanca Light" w:hint="cs"/>
-          <w:sz w:val="28"/>
-          <w:szCs w:val="28"/>
-          <w:rtl/>
-        </w:rPr>
-        <w:t>قرمز</w:t>
-      </w:r>
-      <w:r>
-        <w:rPr>
-          <w:rFonts w:cs="Mj_Casablanca Light"/>
-          <w:sz w:val="28"/>
-          <w:szCs w:val="28"/>
-          <w:rtl/>
-        </w:rPr>
-        <w:t xml:space="preserve"> </w:t>
-      </w:r>
-      <w:r>
-        <w:rPr>
-          <w:rFonts w:cs="Mj_Casablanca Light" w:hint="cs"/>
-          <w:sz w:val="28"/>
-          <w:szCs w:val="28"/>
-          <w:rtl/>
-        </w:rPr>
-        <w:t>برای</w:t>
-      </w:r>
-      <w:r>
-        <w:rPr>
-          <w:rFonts w:cs="Mj_Casablanca Light"/>
-          <w:sz w:val="28"/>
-          <w:szCs w:val="28"/>
-          <w:rtl/>
-        </w:rPr>
-        <w:t xml:space="preserve"> </w:t>
-      </w:r>
-      <w:r>
-        <w:rPr>
-          <w:rFonts w:cs="Mj_Casablanca Light" w:hint="cs"/>
-          <w:sz w:val="28"/>
-          <w:szCs w:val="28"/>
-          <w:rtl/>
-        </w:rPr>
-        <w:t>لغو</w:t>
-      </w:r>
-      <w:r>
-        <w:rPr>
-          <w:rFonts w:cs="Mj_Casablanca Light"/>
-          <w:sz w:val="28"/>
-          <w:szCs w:val="28"/>
-          <w:rtl/>
-        </w:rPr>
-        <w:t xml:space="preserve">) </w:t>
-      </w:r>
-      <w:r>
-        <w:rPr>
-          <w:rFonts w:cs="Mj_Casablanca Light" w:hint="cs"/>
-          <w:sz w:val="28"/>
-          <w:szCs w:val="28"/>
-          <w:rtl/>
-        </w:rPr>
-        <w:t>در</w:t>
-      </w:r>
-      <w:r>
-        <w:rPr>
-          <w:rFonts w:cs="Mj_Casablanca Light"/>
-          <w:sz w:val="28"/>
-          <w:szCs w:val="28"/>
-          <w:rtl/>
-        </w:rPr>
-        <w:t xml:space="preserve"> </w:t>
-      </w:r>
-      <w:r>
-        <w:rPr>
-          <w:rFonts w:cs="Mj_Casablanca Light" w:hint="cs"/>
-          <w:sz w:val="28"/>
-          <w:szCs w:val="28"/>
-          <w:rtl/>
-        </w:rPr>
-        <w:t>کنار</w:t>
-      </w:r>
-      <w:r>
-        <w:rPr>
-          <w:rFonts w:cs="Mj_Casablanca Light"/>
-          <w:sz w:val="28"/>
-          <w:szCs w:val="28"/>
-          <w:rtl/>
-        </w:rPr>
-        <w:t xml:space="preserve"> </w:t>
-      </w:r>
-      <w:r>
-        <w:rPr>
-          <w:rFonts w:cs="Mj_Casablanca Light" w:hint="cs"/>
-          <w:sz w:val="28"/>
-          <w:szCs w:val="28"/>
-          <w:rtl/>
-        </w:rPr>
-        <w:t>هر</w:t>
-      </w:r>
-      <w:r>
-        <w:rPr>
-          <w:rFonts w:cs="Mj_Casablanca Light"/>
-          <w:sz w:val="28"/>
-          <w:szCs w:val="28"/>
-          <w:rtl/>
-        </w:rPr>
-        <w:t xml:space="preserve"> </w:t>
-      </w:r>
-      <w:r>
-        <w:rPr>
-          <w:rFonts w:cs="Mj_Casablanca Light" w:hint="cs"/>
-          <w:sz w:val="28"/>
-          <w:szCs w:val="28"/>
-          <w:rtl/>
-        </w:rPr>
-        <w:t>نوبت</w:t>
-      </w:r>
-      <w:r>
-        <w:rPr>
-          <w:rFonts w:cs="Mj_Casablanca Light"/>
-          <w:sz w:val="28"/>
-          <w:szCs w:val="28"/>
-          <w:rtl/>
-        </w:rPr>
-        <w:t xml:space="preserve"> </w:t>
-      </w:r>
-      <w:r>
-        <w:rPr>
-          <w:rFonts w:cs="Mj_Casablanca Light" w:hint="cs"/>
-          <w:sz w:val="28"/>
-          <w:szCs w:val="28"/>
-          <w:rtl/>
-        </w:rPr>
-        <w:t>انجام</w:t>
-      </w:r>
-      <w:r>
-        <w:rPr>
-          <w:rFonts w:cs="Mj_Casablanca Light"/>
-          <w:sz w:val="28"/>
-          <w:szCs w:val="28"/>
-          <w:rtl/>
-        </w:rPr>
-        <w:t xml:space="preserve"> </w:t>
-      </w:r>
-      <w:r>
-        <w:rPr>
-          <w:rFonts w:cs="Mj_Casablanca Light" w:hint="cs"/>
-          <w:sz w:val="28"/>
-          <w:szCs w:val="28"/>
-          <w:rtl/>
-        </w:rPr>
-        <w:t>شود</w:t>
+          <w:rFonts w:cs="Mj_Casablanca Light"/>
+          <w:sz w:val="28"/>
+          <w:szCs w:val="28"/>
+          <w:rtl/>
+        </w:rPr>
+        <w:t>برای اتصال به نرم‌افزارهای تماس یا کپی سریع در کلیپ‌بورد با یک کلیک طراحی شوند</w:t>
       </w:r>
       <w:r>
         <w:rPr>
@@ -4122,69 +3274,138 @@
         <w:ind w:left="1170"/>
         <w:rPr>
           <w:rFonts w:cs="Mj_Casablanca Light"/>
-          <w:sz w:val="28"/>
-          <w:szCs w:val="28"/>
-        </w:rPr>
-      </w:pPr>
-      <w:r>
-        <w:rPr>
-          <w:rFonts w:cs="Mj_Casablanca Light"/>
-          <w:sz w:val="28"/>
-          <w:szCs w:val="28"/>
-          <w:rtl/>
-        </w:rPr>
-        <w:t>برای تماس با مشتریان، شماره تلفن‌ها باید به صورت قابلیت “کلیک برای تماس</w:t>
-      </w:r>
-      <w:r>
-        <w:rPr>
-          <w:rFonts w:cs="Mj_Casablanca Light"/>
-          <w:sz w:val="28"/>
-          <w:szCs w:val="28"/>
-        </w:rPr>
-        <w:t xml:space="preserve">” </w:t>
-      </w:r>
+          <w:b/>
+          <w:bCs/>
+          <w:sz w:val="28"/>
+          <w:szCs w:val="28"/>
+          <w:rtl/>
+        </w:rPr>
+      </w:pPr>
+      <w:r>
+        <w:rPr>
+          <w:rFonts w:cs="Mj_Casablanca Light"/>
+          <w:b/>
+          <w:bCs/>
+          <w:sz w:val="28"/>
+          <w:szCs w:val="28"/>
+          <w:rtl/>
+        </w:rPr>
+        <w:br w:type="page"/>
+      </w:r>
+    </w:p>
+    <w:p>
+      <w:pPr>
+        <w:bidi/>
+        <w:rPr>
+          <w:rFonts w:cs="Mj_Casablanca Light"/>
+          <w:b/>
+          <w:bCs/>
+          <w:color w:val="00B0F0"/>
+          <w:sz w:val="36"/>
+          <w:szCs w:val="36"/>
+          <w:rtl/>
+          <w:lang w:bidi="fa-IR"/>
+        </w:rPr>
+      </w:pPr>
       <w:r>
         <w:rPr>
           <w:rFonts w:cs="Mj_Casablanca Light" w:hint="cs"/>
-          <w:sz w:val="28"/>
-          <w:szCs w:val="28"/>
-          <w:rtl/>
+          <w:b/>
+          <w:bCs/>
+          <w:color w:val="00B0F0"/>
+          <w:sz w:val="36"/>
+          <w:szCs w:val="36"/>
+          <w:rtl/>
+          <w:lang w:bidi="fa-IR"/>
+        </w:rPr>
+        <w:lastRenderedPageBreak/>
+        <w:t>5</w:t>
+      </w:r>
+      <w:r>
+        <w:rPr>
+          <w:rFonts w:cs="Mj_Casablanca Light"/>
+          <w:b/>
+          <w:bCs/>
+          <w:color w:val="00B0F0"/>
+          <w:sz w:val="36"/>
+          <w:szCs w:val="36"/>
+          <w:lang w:bidi="fa-IR"/>
+        </w:rPr>
+        <w:t xml:space="preserve">. </w:t>
+      </w:r>
+      <w:r>
+        <w:rPr>
+          <w:rFonts w:cs="Mj_Casablanca Light"/>
+          <w:b/>
+          <w:bCs/>
+          <w:color w:val="00B0F0"/>
+          <w:sz w:val="36"/>
+          <w:szCs w:val="36"/>
+          <w:rtl/>
+        </w:rPr>
+        <w:t>نیازمندی‌های کاربر: مدیران کل پلتفرم</w:t>
+      </w:r>
+      <w:r>
+        <w:rPr>
+          <w:rFonts w:cs="Mj_Casablanca Light"/>
+          <w:b/>
+          <w:bCs/>
+          <w:color w:val="00B0F0"/>
+          <w:sz w:val="36"/>
+          <w:szCs w:val="36"/>
+          <w:lang w:bidi="fa-IR"/>
         </w:rPr>
         <w:t xml:space="preserve"> </w:t>
       </w:r>
       <w:r>
         <w:rPr>
           <w:rFonts w:cs="Mj_Casablanca Light"/>
-          <w:sz w:val="28"/>
-          <w:szCs w:val="28"/>
-          <w:rtl/>
-        </w:rPr>
-        <w:t>برای اتصال به نرم‌افزارهای تماس اینترنتی</w:t>
-      </w:r>
-      <w:r>
-        <w:rPr>
-          <w:rFonts w:cs="Mj_Casablanca Light"/>
-          <w:sz w:val="28"/>
-          <w:szCs w:val="28"/>
-        </w:rPr>
-        <w:t xml:space="preserve"> </w:t>
-      </w:r>
-      <w:r>
-        <w:rPr>
-          <w:rFonts w:cs="Mj_Casablanca Light"/>
-          <w:sz w:val="28"/>
-          <w:szCs w:val="28"/>
-          <w:rtl/>
-        </w:rPr>
-        <w:t>یا کپی سریع در کلیپ‌بورد با یک کلیک طراحی شوند</w:t>
-      </w:r>
-      <w:r>
-        <w:rPr>
-          <w:rFonts w:cs="Mj_Casablanca Light"/>
-          <w:sz w:val="28"/>
-          <w:szCs w:val="28"/>
-        </w:rPr>
-        <w:t xml:space="preserve">. </w:t>
+          <w:b/>
+          <w:bCs/>
+          <w:color w:val="00B0F0"/>
+          <w:sz w:val="36"/>
+          <w:szCs w:val="36"/>
+          <w:lang w:bidi="fa-IR"/>
+        </w:rPr>
+        <w:t>(Super Admin)</w:t>
+      </w:r>
+    </w:p>
+    <w:p>
+      <w:pPr>
+        <w:pStyle w:val="ListParagraph"/>
+        <w:numPr>
+          <w:ilvl w:val="0"/>
+          <w:numId w:val="30"/>
+        </w:numPr>
+        <w:bidi/>
+        <w:rPr>
+          <w:rFonts w:cs="Mj_Casablanca Light"/>
+          <w:b/>
+          <w:bCs/>
+          <w:sz w:val="28"/>
+          <w:szCs w:val="28"/>
+        </w:rPr>
+      </w:pPr>
+      <w:r>
+        <w:rPr>
+          <w:rFonts w:cs="Mj_Casablanca Light"/>
+          <w:b/>
+          <w:bCs/>
+          <w:sz w:val="28"/>
+          <w:szCs w:val="28"/>
+          <w:rtl/>
+        </w:rPr>
+        <w:t>پشتیبانی جامع از طریق پنل مدیریت</w:t>
+      </w:r>
+      <w:r>
+        <w:rPr>
+          <w:rFonts w:cs="Mj_Casablanca Light"/>
+          <w:b/>
+          <w:bCs/>
+          <w:sz w:val="28"/>
+          <w:szCs w:val="28"/>
+        </w:rPr>
+        <w:t xml:space="preserve"> (Admin Panel): </w:t>
       </w:r>
     </w:p>
     <w:p>
@@ -4201,138 +3422,43 @@
         <w:ind w:left="1170"/>
         <w:rPr>
           <w:rFonts w:cs="Mj_Casablanca Light"/>
-          <w:b/>
-          <w:bCs/>
-          <w:sz w:val="28"/>
-          <w:szCs w:val="28"/>
-          <w:rtl/>
-        </w:rPr>
-      </w:pPr>
-      <w:r>
-        <w:rPr>
-          <w:rFonts w:cs="Mj_Casablanca Light"/>
-          <w:b/>
-          <w:bCs/>
-          <w:sz w:val="28"/>
-          <w:szCs w:val="28"/>
-          <w:rtl/>
-        </w:rPr>
-        <w:br w:type="page"/>
-      </w:r>
-    </w:p>
-    <w:p>
-      <w:pPr>
-        <w:bidi/>
-        <w:rPr>
-          <w:rFonts w:cs="Mj_Casablanca Light"/>
-          <w:b/>
-          <w:bCs/>
-          <w:color w:val="00B0F0"/>
-          <w:sz w:val="36"/>
-          <w:szCs w:val="36"/>
-          <w:rtl/>
-          <w:lang w:bidi="fa-IR"/>
-        </w:rPr>
-      </w:pPr>
-      <w:r>
-        <w:rPr>
-          <w:rFonts w:cs="Mj_Casablanca Light" w:hint="cs"/>
-          <w:b/>
-          <w:bCs/>
-          <w:color w:val="00B0F0"/>
-          <w:sz w:val="36"/>
-          <w:szCs w:val="36"/>
-          <w:rtl/>
-          <w:lang w:bidi="fa-IR"/>
-        </w:rPr>
-        <w:lastRenderedPageBreak/>
-        <w:t>5</w:t>
-      </w:r>
-      <w:r>
-        <w:rPr>
-          <w:rFonts w:cs="Mj_Casablanca Light"/>
-          <w:b/>
-          <w:bCs/>
-          <w:color w:val="00B0F0"/>
-          <w:sz w:val="36"/>
-          <w:szCs w:val="36"/>
-          <w:lang w:bidi="fa-IR"/>
+          <w:sz w:val="28"/>
+          <w:szCs w:val="28"/>
+        </w:rPr>
+      </w:pPr>
+      <w:r>
+        <w:rPr>
+          <w:rFonts w:cs="Mj_Casablanca Light"/>
+          <w:sz w:val="28"/>
+          <w:szCs w:val="28"/>
+          <w:rtl/>
+        </w:rPr>
+        <w:t>مدیر کل باید ابزار جستجوی سراسری</w:t>
+      </w:r>
+      <w:r>
+        <w:rPr>
+          <w:rFonts w:cs="Mj_Casablanca Light"/>
+          <w:sz w:val="28"/>
+          <w:szCs w:val="28"/>
+        </w:rPr>
+        <w:t xml:space="preserve"> (Global Search) </w:t>
+      </w:r>
+      <w:r>
+        <w:rPr>
+          <w:rFonts w:cs="Mj_Casablanca Light"/>
+          <w:sz w:val="28"/>
+          <w:szCs w:val="28"/>
+          <w:rtl/>
+        </w:rPr>
+        <w:t>قدرتمندی داشته باشد تا بتواند با وارد کردن نام، شماره موبایل یا آیدی هر کاربر/کسب‌وکار، مستقیماً به پروفایل و تاریخچه فعالیت او دسترسی پیدا کند</w:t>
+      </w:r>
+      <w:r>
+        <w:rPr>
+          <w:rFonts w:cs="Mj_Casablanca Light"/>
+          <w:sz w:val="28"/>
+          <w:szCs w:val="28"/>
         </w:rPr>
         <w:t xml:space="preserve">. </w:t>
-      </w:r>
-      <w:r>
-        <w:rPr>
-          <w:rFonts w:cs="Mj_Casablanca Light"/>
-          <w:b/>
-          <w:bCs/>
-          <w:color w:val="00B0F0"/>
-          <w:sz w:val="36"/>
-          <w:szCs w:val="36"/>
-          <w:rtl/>
-        </w:rPr>
-        <w:t>نیازمندی‌های کاربر: مدیران کل پلتفرم</w:t>
-      </w:r>
-      <w:r>
-        <w:rPr>
-          <w:rFonts w:cs="Mj_Casablanca Light"/>
-          <w:b/>
-          <w:bCs/>
-          <w:color w:val="00B0F0"/>
-          <w:sz w:val="36"/>
-          <w:szCs w:val="36"/>
-          <w:lang w:bidi="fa-IR"/>
-        </w:rPr>
-        <w:t xml:space="preserve"> </w:t>
-      </w:r>
-      <w:r>
-        <w:rPr>
-          <w:rFonts w:cs="Mj_Casablanca Light"/>
-          <w:b/>
-          <w:bCs/>
-          <w:color w:val="00B0F0"/>
-          <w:sz w:val="36"/>
-          <w:szCs w:val="36"/>
-          <w:lang w:bidi="fa-IR"/>
-        </w:rPr>
-        <w:t>(Super Admin)</w:t>
-      </w:r>
-    </w:p>
-    <w:p>
-      <w:pPr>
-        <w:pStyle w:val="ListParagraph"/>
-        <w:numPr>
-          <w:ilvl w:val="0"/>
-          <w:numId w:val="30"/>
-        </w:numPr>
-        <w:bidi/>
-        <w:rPr>
-          <w:rFonts w:cs="Mj_Casablanca Light"/>
-          <w:b/>
-          <w:bCs/>
-          <w:sz w:val="28"/>
-          <w:szCs w:val="28"/>
-        </w:rPr>
-      </w:pPr>
-      <w:r>
-        <w:rPr>
-          <w:rFonts w:cs="Mj_Casablanca Light"/>
-          <w:b/>
-          <w:bCs/>
-          <w:sz w:val="28"/>
-          <w:szCs w:val="28"/>
-          <w:rtl/>
-        </w:rPr>
-        <w:t>پشتیبانی جامع از طریق پنل مدیریت</w:t>
-      </w:r>
-      <w:r>
-        <w:rPr>
-          <w:rFonts w:cs="Mj_Casablanca Light"/>
-          <w:b/>
-          <w:bCs/>
-          <w:sz w:val="28"/>
-          <w:szCs w:val="28"/>
-        </w:rPr>
-        <w:t xml:space="preserve"> (Admin Panel): </w:t>
       </w:r>
     </w:p>
     <w:p>
@@ -4360,32 +3486,83 @@
           <w:szCs w:val="28"/>
           <w:rtl/>
         </w:rPr>
-        <w:t>مدیر کل باید ابزار جستجوی سراسری</w:t>
-      </w:r>
-      <w:r>
-        <w:rPr>
-          <w:rFonts w:cs="Mj_Casablanca Light"/>
-          <w:sz w:val="28"/>
-          <w:szCs w:val="28"/>
-        </w:rPr>
-        <w:t xml:space="preserve"> (Global Search) </w:t>
-      </w:r>
-      <w:r>
-        <w:rPr>
-          <w:rFonts w:cs="Mj_Casablanca Light"/>
-          <w:sz w:val="28"/>
-          <w:szCs w:val="28"/>
-          <w:rtl/>
-        </w:rPr>
-        <w:t>قدرتمندی داشته باشد تا بتواند با وارد کردن نام، شماره موبایل یا آیدی هر کاربر/کسب‌وکار، مستقیماً به پروفایل و تاریخچه فعالیت او دسترسی پیدا کند</w:t>
-      </w:r>
-      <w:r>
-        <w:rPr>
-          <w:rFonts w:cs="Mj_Casablanca Light"/>
-          <w:sz w:val="28"/>
-          <w:szCs w:val="28"/>
-        </w:rPr>
-        <w:t xml:space="preserve">. </w:t>
+        <w:t>امکان “ورود به جای کاربر</w:t>
+      </w:r>
+      <w:r>
+        <w:rPr>
+          <w:rFonts w:cs="Mj_Casablanca Light"/>
+          <w:sz w:val="28"/>
+          <w:szCs w:val="28"/>
+        </w:rPr>
+        <w:t xml:space="preserve">” (Impersonation) </w:t>
+      </w:r>
+      <w:r>
+        <w:rPr>
+          <w:rFonts w:cs="Mj_Casablanca Light"/>
+          <w:sz w:val="28"/>
+          <w:szCs w:val="28"/>
+          <w:rtl/>
+        </w:rPr>
+        <w:t>وجود داشته باشد تا مدیر کل بتواند دقیقاً صفحه را از دید یک مشتری یا مدیر کسب‌وکارِ دارای مشکل ببیند و آن را عیب‌یابی کند</w:t>
+      </w:r>
+      <w:r>
+        <w:rPr>
+          <w:rFonts w:cs="Mj_Casablanca Light"/>
+          <w:sz w:val="28"/>
+          <w:szCs w:val="28"/>
+        </w:rPr>
+        <w:t>.</w:t>
+      </w:r>
+    </w:p>
+    <w:p>
+      <w:pPr>
+        <w:tabs>
+          <w:tab w:val="right" w:pos="1170"/>
+        </w:tabs>
+        <w:bidi/>
+        <w:rPr>
+          <w:rFonts w:cs="Mj_Casablanca Light"/>
+          <w:sz w:val="28"/>
+          <w:szCs w:val="28"/>
+        </w:rPr>
+      </w:pPr>
+    </w:p>
+    <w:p>
+      <w:pPr>
+        <w:pStyle w:val="ListParagraph"/>
+        <w:numPr>
+          <w:ilvl w:val="0"/>
+          <w:numId w:val="30"/>
+        </w:numPr>
+        <w:bidi/>
+        <w:rPr>
+          <w:rFonts w:cs="Mj_Casablanca Light"/>
+          <w:b/>
+          <w:bCs/>
+          <w:sz w:val="28"/>
+          <w:szCs w:val="28"/>
+        </w:rPr>
+      </w:pPr>
+      <w:r>
+        <w:rPr>
+          <w:rFonts w:cs="Mj_Casablanca Light"/>
+          <w:b/>
+          <w:bCs/>
+          <w:sz w:val="28"/>
+          <w:szCs w:val="28"/>
+          <w:rtl/>
+        </w:rPr>
+        <w:t>مدیریت کسب‌وکارهای برتر و فضاهای تبلیغاتی</w:t>
+      </w:r>
+      <w:r>
+        <w:rPr>
+          <w:rFonts w:cs="Mj_Casablanca Light"/>
+          <w:b/>
+          <w:bCs/>
+          <w:sz w:val="28"/>
+          <w:szCs w:val="28"/>
+        </w:rPr>
+        <w:t xml:space="preserve">: </w:t>
       </w:r>
     </w:p>
     <w:p>
@@ -4413,83 +3590,15 @@
           <w:szCs w:val="28"/>
           <w:rtl/>
         </w:rPr>
-        <w:t>امکان “ورود به جای کاربر</w:t>
-      </w:r>
-      <w:r>
-        <w:rPr>
-          <w:rFonts w:cs="Mj_Casablanca Light"/>
-          <w:sz w:val="28"/>
-          <w:szCs w:val="28"/>
-        </w:rPr>
-        <w:t xml:space="preserve">” (Impersonation) </w:t>
-      </w:r>
-      <w:r>
-        <w:rPr>
-          <w:rFonts w:cs="Mj_Casablanca Light"/>
-          <w:sz w:val="28"/>
-          <w:szCs w:val="28"/>
-          <w:rtl/>
-        </w:rPr>
-        <w:t>وجود داشته باشد تا مدیر کل بتواند دقیقاً صفحه را از دید یک مشتری یا مدیر کسب‌وکارِ دارای مشکل ببیند و آن را عیب‌یابی کند</w:t>
-      </w:r>
-      <w:r>
-        <w:rPr>
-          <w:rFonts w:cs="Mj_Casablanca Light"/>
-          <w:sz w:val="28"/>
-          <w:szCs w:val="28"/>
-        </w:rPr>
-        <w:t>.</w:t>
-      </w:r>
-    </w:p>
-    <w:p>
-      <w:pPr>
-        <w:tabs>
-          <w:tab w:val="right" w:pos="1170"/>
-        </w:tabs>
-        <w:bidi/>
-        <w:rPr>
-          <w:rFonts w:cs="Mj_Casablanca Light"/>
-          <w:sz w:val="28"/>
-          <w:szCs w:val="28"/>
-        </w:rPr>
-      </w:pPr>
-    </w:p>
-    <w:p>
-      <w:pPr>
-        <w:pStyle w:val="ListParagraph"/>
-        <w:numPr>
-          <w:ilvl w:val="0"/>
-          <w:numId w:val="30"/>
-        </w:numPr>
-        <w:bidi/>
-        <w:rPr>
-          <w:rFonts w:cs="Mj_Casablanca Light"/>
-          <w:b/>
-          <w:bCs/>
-          <w:sz w:val="28"/>
-          <w:szCs w:val="28"/>
-        </w:rPr>
-      </w:pPr>
-      <w:r>
-        <w:rPr>
-          <w:rFonts w:cs="Mj_Casablanca Light"/>
-          <w:b/>
-          <w:bCs/>
-          <w:sz w:val="28"/>
-          <w:szCs w:val="28"/>
-          <w:rtl/>
-        </w:rPr>
-        <w:t>مدیریت کسب‌وکارهای برتر و فضاهای تبلیغاتی</w:t>
-      </w:r>
-      <w:r>
-        <w:rPr>
-          <w:rFonts w:cs="Mj_Casablanca Light"/>
-          <w:b/>
-          <w:bCs/>
-          <w:sz w:val="28"/>
-          <w:szCs w:val="28"/>
-        </w:rPr>
-        <w:t xml:space="preserve">: </w:t>
+        <w:t>نمایش کسب‌وکارهای معروف در صفحه اصلی باید از طریق یک رابط کاربری ساده با قابلیت اضافه و حذف کردن (با چک‌باکس) و مرتب‌سازی ترتیب نمایش آن‌ها انجام شود</w:t>
+      </w:r>
+      <w:r>
+        <w:rPr>
+          <w:rFonts w:cs="Mj_Casablanca Light"/>
+          <w:sz w:val="28"/>
+          <w:szCs w:val="28"/>
+        </w:rPr>
+        <w:t xml:space="preserve">. </w:t>
       </w:r>
     </w:p>
     <w:p>
@@ -4517,7 +3626,58 @@
           <w:szCs w:val="28"/>
           <w:rtl/>
         </w:rPr>
-        <w:t>نمایش کسب‌وکارهای معروف در صفحه اصلی باید از طریق یک رابط کاربری ساده با قابلیت اضافه و حذف کردن (با چک‌باکس) و مرتب‌سازی ترتیب نمایش آن‌ها انجام شود</w:t>
+        <w:t>بخش تبلیغات</w:t>
+      </w:r>
+      <w:r>
+        <w:rPr>
+          <w:rFonts w:cs="Mj_Casablanca Light"/>
+          <w:sz w:val="28"/>
+          <w:szCs w:val="28"/>
+        </w:rPr>
+        <w:t xml:space="preserve"> (Advertising) </w:t>
+      </w:r>
+      <w:r>
+        <w:rPr>
+          <w:rFonts w:cs="Mj_Casablanca Light"/>
+          <w:sz w:val="28"/>
+          <w:szCs w:val="28"/>
+          <w:rtl/>
+        </w:rPr>
+        <w:t>باید امکان آپلود بنر، تعیین تاریخ شروع و پایان</w:t>
+      </w:r>
+      <w:r>
+        <w:rPr>
+          <w:rFonts w:cs="Mj_Casablanca Light"/>
+          <w:sz w:val="28"/>
+          <w:szCs w:val="28"/>
+        </w:rPr>
+        <w:t xml:space="preserve"> (Scheduling) </w:t>
+      </w:r>
+      <w:r>
+        <w:rPr>
+          <w:rFonts w:cs="Mj_Casablanca Light"/>
+          <w:sz w:val="28"/>
+          <w:szCs w:val="28"/>
+          <w:rtl/>
+        </w:rPr>
+        <w:t>و نمایش آمار تعداد کلیک‌ها</w:t>
+      </w:r>
+      <w:r>
+        <w:rPr>
+          <w:rFonts w:cs="Mj_Casablanca Light"/>
+          <w:sz w:val="28"/>
+          <w:szCs w:val="28"/>
+        </w:rPr>
+        <w:t xml:space="preserve"> (CTR) </w:t>
+      </w:r>
+      <w:r>
+        <w:rPr>
+          <w:rFonts w:cs="Mj_Casablanca Light"/>
+          <w:sz w:val="28"/>
+          <w:szCs w:val="28"/>
+          <w:rtl/>
+        </w:rPr>
+        <w:t>روی هر تبلیغ را به مدیر ارائه دهد</w:t>
       </w:r>
       <w:r>
         <w:rPr>
@@ -4526,6 +3686,58 @@
           <w:szCs w:val="28"/>
         </w:rPr>
         <w:t xml:space="preserve">. </w:t>
+      </w:r>
+    </w:p>
+    <w:p>
+      <w:pPr>
+        <w:tabs>
+          <w:tab w:val="right" w:pos="1170"/>
+        </w:tabs>
+        <w:bidi/>
+        <w:ind w:left="810"/>
+        <w:rPr>
+          <w:rFonts w:cs="Mj_Casablanca Light"/>
+          <w:sz w:val="28"/>
+          <w:szCs w:val="28"/>
+        </w:rPr>
+      </w:pPr>
+    </w:p>
+    <w:p>
+      <w:pPr>
+        <w:pStyle w:val="ListParagraph"/>
+        <w:numPr>
+          <w:ilvl w:val="0"/>
+          <w:numId w:val="30"/>
+        </w:numPr>
+        <w:bidi/>
+        <w:rPr>
+          <w:rFonts w:cs="Mj_Casablanca Light"/>
+          <w:b/>
+          <w:bCs/>
+          <w:sz w:val="28"/>
+          <w:szCs w:val="28"/>
+        </w:rPr>
+      </w:pPr>
+      <w:r>
+        <w:rPr>
+          <w:rFonts w:cs="Mj_Casablanca Light"/>
+          <w:b/>
+          <w:bCs/>
+          <w:sz w:val="28"/>
+          <w:szCs w:val="28"/>
+          <w:rtl/>
+        </w:rPr>
+        <w:t>مدیریت سیستماتیک کمیسیون‌ها</w:t>
+      </w:r>
+      <w:r>
+        <w:rPr>
+          <w:rFonts w:cs="Mj_Casablanca Light"/>
+          <w:b/>
+          <w:bCs/>
+          <w:sz w:val="28"/>
+          <w:szCs w:val="28"/>
+        </w:rPr>
+        <w:t xml:space="preserve"> (Commissions): </w:t>
       </w:r>
     </w:p>
     <w:p>
@@ -4553,58 +3765,7 @@
           <w:szCs w:val="28"/>
           <w:rtl/>
         </w:rPr>
-        <w:t>بخش تبلیغات</w:t>
-      </w:r>
-      <w:r>
-        <w:rPr>
-          <w:rFonts w:cs="Mj_Casablanca Light"/>
-          <w:sz w:val="28"/>
-          <w:szCs w:val="28"/>
-        </w:rPr>
-        <w:t xml:space="preserve"> (Advertising) </w:t>
-      </w:r>
-      <w:r>
-        <w:rPr>
-          <w:rFonts w:cs="Mj_Casablanca Light"/>
-          <w:sz w:val="28"/>
-          <w:szCs w:val="28"/>
-          <w:rtl/>
-        </w:rPr>
-        <w:t>باید امکان آپلود بنر، تعیین تاریخ شروع و پایان</w:t>
-      </w:r>
-      <w:r>
-        <w:rPr>
-          <w:rFonts w:cs="Mj_Casablanca Light"/>
-          <w:sz w:val="28"/>
-          <w:szCs w:val="28"/>
-        </w:rPr>
-        <w:t xml:space="preserve"> (Scheduling) </w:t>
-      </w:r>
-      <w:r>
-        <w:rPr>
-          <w:rFonts w:cs="Mj_Casablanca Light"/>
-          <w:sz w:val="28"/>
-          <w:szCs w:val="28"/>
-          <w:rtl/>
-        </w:rPr>
-        <w:t>و نمایش آمار تعداد کلیک‌ها</w:t>
-      </w:r>
-      <w:r>
-        <w:rPr>
-          <w:rFonts w:cs="Mj_Casablanca Light"/>
-          <w:sz w:val="28"/>
-          <w:szCs w:val="28"/>
-        </w:rPr>
-        <w:t xml:space="preserve"> (CTR) </w:t>
-      </w:r>
-      <w:r>
-        <w:rPr>
-          <w:rFonts w:cs="Mj_Casablanca Light"/>
-          <w:sz w:val="28"/>
-          <w:szCs w:val="28"/>
-          <w:rtl/>
-        </w:rPr>
-        <w:t>روی هر تبلیغ را به مدیر ارائه دهد</w:t>
+        <w:t>بخش مالی باید دارای یک داشبورد تحلیلی با نمودارهای شفاف برای نمایش مجموع درآمد حاصل از کمیسیون‌ها در بازه‌های زمانی مختلف (روزانه، هفتگی، ماهانه) باشد</w:t>
       </w:r>
       <w:r>
         <w:rPr>
@@ -4613,58 +3774,6 @@
           <w:szCs w:val="28"/>
         </w:rPr>
         <w:t xml:space="preserve">. </w:t>
-      </w:r>
-    </w:p>
-    <w:p>
-      <w:pPr>
-        <w:tabs>
-          <w:tab w:val="right" w:pos="1170"/>
-        </w:tabs>
-        <w:bidi/>
-        <w:ind w:left="810"/>
-        <w:rPr>
-          <w:rFonts w:cs="Mj_Casablanca Light"/>
-          <w:sz w:val="28"/>
-          <w:szCs w:val="28"/>
-        </w:rPr>
-      </w:pPr>
-    </w:p>
-    <w:p>
-      <w:pPr>
-        <w:pStyle w:val="ListParagraph"/>
-        <w:numPr>
-          <w:ilvl w:val="0"/>
-          <w:numId w:val="30"/>
-        </w:numPr>
-        <w:bidi/>
-        <w:rPr>
-          <w:rFonts w:cs="Mj_Casablanca Light"/>
-          <w:b/>
-          <w:bCs/>
-          <w:sz w:val="28"/>
-          <w:szCs w:val="28"/>
-        </w:rPr>
-      </w:pPr>
-      <w:r>
-        <w:rPr>
-          <w:rFonts w:cs="Mj_Casablanca Light"/>
-          <w:b/>
-          <w:bCs/>
-          <w:sz w:val="28"/>
-          <w:szCs w:val="28"/>
-          <w:rtl/>
-        </w:rPr>
-        <w:t>مدیریت سیستماتیک کمیسیون‌ها</w:t>
-      </w:r>
-      <w:r>
-        <w:rPr>
-          <w:rFonts w:cs="Mj_Casablanca Light"/>
-          <w:b/>
-          <w:bCs/>
-          <w:sz w:val="28"/>
-          <w:szCs w:val="28"/>
-        </w:rPr>
-        <w:t xml:space="preserve"> (Commissions): </w:t>
       </w:r>
     </w:p>
     <w:p>
@@ -4692,15 +3801,152 @@
           <w:szCs w:val="28"/>
           <w:rtl/>
         </w:rPr>
-        <w:t>بخش مالی باید دارای یک داشبورد تحلیلی با نمودارهای شفاف برای نمایش مجموع درآمد حاصل از کمیسیون‌ها در بازه‌های زمانی مختلف (روزانه، هفتگی، ماهانه) باشد</w:t>
-      </w:r>
-      <w:r>
-        <w:rPr>
-          <w:rFonts w:cs="Mj_Casablanca Light"/>
-          <w:sz w:val="28"/>
-          <w:szCs w:val="28"/>
-        </w:rPr>
-        <w:t xml:space="preserve">. </w:t>
+        <w:t>فرآیند محاسبه سهم پلتفرم از هر تراکنش باید ۱۰۰</w:t>
+      </w:r>
+      <w:r>
+        <w:rPr>
+          <w:rFonts w:ascii="Arial" w:hAnsi="Arial" w:cs="Arial" w:hint="cs"/>
+          <w:sz w:val="28"/>
+          <w:szCs w:val="28"/>
+          <w:rtl/>
+        </w:rPr>
+        <w:t>٪</w:t>
+      </w:r>
+      <w:r>
+        <w:rPr>
+          <w:rFonts w:cs="Mj_Casablanca Light"/>
+          <w:sz w:val="28"/>
+          <w:szCs w:val="28"/>
+        </w:rPr>
+        <w:t xml:space="preserve">  </w:t>
+      </w:r>
+      <w:r>
+        <w:rPr>
+          <w:rFonts w:cs="Mj_Casablanca Light"/>
+          <w:sz w:val="28"/>
+          <w:szCs w:val="28"/>
+          <w:rtl/>
+        </w:rPr>
+        <w:t xml:space="preserve">خودکار باشد </w:t>
+      </w:r>
+      <w:r>
+        <w:rPr>
+          <w:rFonts w:cs="Mj_Casablanca Light"/>
+          <w:sz w:val="28"/>
+          <w:szCs w:val="28"/>
+        </w:rPr>
+        <w:t>.</w:t>
+      </w:r>
+    </w:p>
+    <w:p>
+      <w:pPr>
+        <w:rPr>
+          <w:rFonts w:cs="Mj_Casablanca Light"/>
+          <w:sz w:val="28"/>
+          <w:szCs w:val="28"/>
+        </w:rPr>
+      </w:pPr>
+      <w:r>
+        <w:rPr>
+          <w:rFonts w:cs="Mj_Casablanca Light"/>
+          <w:sz w:val="28"/>
+          <w:szCs w:val="28"/>
+          <w:rtl/>
+        </w:rPr>
+        <w:br w:type="page"/>
+      </w:r>
+    </w:p>
+    <w:p>
+      <w:pPr>
+        <w:pStyle w:val="ListParagraph"/>
+        <w:numPr>
+          <w:ilvl w:val="0"/>
+          <w:numId w:val="30"/>
+        </w:numPr>
+        <w:bidi/>
+        <w:rPr>
+          <w:rFonts w:cs="Mj_Casablanca Light"/>
+          <w:b/>
+          <w:bCs/>
+          <w:sz w:val="28"/>
+          <w:szCs w:val="28"/>
+        </w:rPr>
+      </w:pPr>
+      <w:r>
+        <w:rPr>
+          <w:rFonts w:cs="Mj_Casablanca Light"/>
+          <w:b/>
+          <w:bCs/>
+          <w:sz w:val="28"/>
+          <w:szCs w:val="28"/>
+          <w:rtl/>
+        </w:rPr>
+        <w:lastRenderedPageBreak/>
+        <w:t>مدیریت صفحات پایه</w:t>
+      </w:r>
+      <w:r>
+        <w:rPr>
+          <w:rFonts w:cs="Mj_Casablanca Light"/>
+          <w:b/>
+          <w:bCs/>
+          <w:sz w:val="28"/>
+          <w:szCs w:val="28"/>
+        </w:rPr>
+        <w:t xml:space="preserve"> </w:t>
+      </w:r>
+      <w:r>
+        <w:rPr>
+          <w:rFonts w:cs="Mj_Casablanca Light"/>
+          <w:b/>
+          <w:bCs/>
+          <w:sz w:val="28"/>
+          <w:szCs w:val="28"/>
+          <w:rtl/>
+        </w:rPr>
+        <w:t>برای درباره ما</w:t>
+      </w:r>
+      <w:r>
+        <w:rPr>
+          <w:rFonts w:cs="Mj_Casablanca Light" w:hint="cs"/>
+          <w:b/>
+          <w:bCs/>
+          <w:sz w:val="28"/>
+          <w:szCs w:val="28"/>
+          <w:rtl/>
+        </w:rPr>
+        <w:t xml:space="preserve"> و</w:t>
+      </w:r>
+      <w:r>
+        <w:rPr>
+          <w:rFonts w:cs="Mj_Casablanca Light"/>
+          <w:b/>
+          <w:bCs/>
+          <w:sz w:val="28"/>
+          <w:szCs w:val="28"/>
+          <w:rtl/>
+        </w:rPr>
+        <w:t xml:space="preserve"> تماس با م</w:t>
+      </w:r>
+      <w:r>
+        <w:rPr>
+          <w:rFonts w:cs="Mj_Casablanca Light" w:hint="cs"/>
+          <w:b/>
+          <w:bCs/>
+          <w:sz w:val="28"/>
+          <w:szCs w:val="28"/>
+          <w:rtl/>
+        </w:rPr>
+        <w:t>ا:</w:t>
+      </w:r>
+      <w:r>
+        <w:rPr>
+          <w:rFonts w:cs="Mj_Casablanca Light"/>
+          <w:b/>
+          <w:bCs/>
+          <w:sz w:val="28"/>
+          <w:szCs w:val="28"/>
+        </w:rPr>
+        <w:t xml:space="preserve"> </w:t>
       </w:r>
     </w:p>
     <w:p>
@@ -4719,103 +3965,21 @@
           <w:rFonts w:cs="Mj_Casablanca Light"/>
           <w:sz w:val="28"/>
           <w:szCs w:val="28"/>
-        </w:rPr>
-      </w:pPr>
-      <w:r>
-        <w:rPr>
-          <w:rFonts w:cs="Mj_Casablanca Light"/>
-          <w:sz w:val="28"/>
-          <w:szCs w:val="28"/>
-          <w:rtl/>
-        </w:rPr>
-        <w:t>فرآیند محاسبه سهم پلتفرم از هر تراکنش باید ۱۰۰</w:t>
-      </w:r>
-      <w:r>
-        <w:rPr>
-          <w:rFonts w:ascii="Arial" w:hAnsi="Arial" w:cs="Arial" w:hint="cs"/>
-          <w:sz w:val="28"/>
-          <w:szCs w:val="28"/>
-          <w:rtl/>
-        </w:rPr>
-        <w:t>٪</w:t>
-      </w:r>
-      <w:r>
-        <w:rPr>
-          <w:rFonts w:cs="Mj_Casablanca Light"/>
-          <w:sz w:val="28"/>
-          <w:szCs w:val="28"/>
-        </w:rPr>
-        <w:t xml:space="preserve">  </w:t>
-      </w:r>
-      <w:r>
-        <w:rPr>
-          <w:rFonts w:cs="Mj_Casablanca Light"/>
-          <w:sz w:val="28"/>
-          <w:szCs w:val="28"/>
-          <w:rtl/>
-        </w:rPr>
-        <w:t xml:space="preserve">خودکار باشد </w:t>
-      </w:r>
-      <w:r>
-        <w:rPr>
-          <w:rFonts w:cs="Mj_Casablanca Light"/>
-          <w:sz w:val="28"/>
-          <w:szCs w:val="28"/>
-        </w:rPr>
-        <w:t>.</w:t>
-      </w:r>
-    </w:p>
-    <w:p>
-      <w:pPr>
-        <w:rPr>
-          <w:rFonts w:cs="Mj_Casablanca Light"/>
-          <w:sz w:val="28"/>
-          <w:szCs w:val="28"/>
-        </w:rPr>
-      </w:pPr>
-      <w:r>
-        <w:rPr>
-          <w:rFonts w:cs="Mj_Casablanca Light"/>
-          <w:sz w:val="28"/>
-          <w:szCs w:val="28"/>
-          <w:rtl/>
-        </w:rPr>
-        <w:br w:type="page"/>
-      </w:r>
-    </w:p>
-    <w:p>
-      <w:pPr>
-        <w:pStyle w:val="ListParagraph"/>
-        <w:numPr>
-          <w:ilvl w:val="0"/>
-          <w:numId w:val="30"/>
-        </w:numPr>
-        <w:bidi/>
-        <w:rPr>
-          <w:rFonts w:cs="Mj_Casablanca Light"/>
-          <w:b/>
-          <w:bCs/>
-          <w:sz w:val="28"/>
-          <w:szCs w:val="28"/>
-        </w:rPr>
-      </w:pPr>
-      <w:r>
-        <w:rPr>
-          <w:rFonts w:cs="Mj_Casablanca Light"/>
-          <w:b/>
-          <w:bCs/>
-          <w:sz w:val="28"/>
-          <w:szCs w:val="28"/>
-          <w:rtl/>
-        </w:rPr>
-        <w:lastRenderedPageBreak/>
-        <w:t>مدیریت صفحات پایه</w:t>
-      </w:r>
-      <w:r>
-        <w:rPr>
-          <w:rFonts w:cs="Mj_Casablanca Light"/>
-          <w:b/>
-          <w:bCs/>
+          <w:rtl/>
+        </w:rPr>
+      </w:pPr>
+      <w:r>
+        <w:rPr>
+          <w:rFonts w:cs="Mj_Casablanca Light"/>
+          <w:sz w:val="28"/>
+          <w:szCs w:val="28"/>
+          <w:rtl/>
+        </w:rPr>
+        <w:t>نیاز به یک سیستم مدیریت محتوای ساده</w:t>
+      </w:r>
+      <w:r>
+        <w:rPr>
+          <w:rFonts w:cs="Mj_Casablanca Light"/>
           <w:sz w:val="28"/>
           <w:szCs w:val="28"/>
         </w:rPr>
@@ -4824,119 +3988,11 @@
       <w:r>
         <w:rPr>
           <w:rFonts w:cs="Mj_Casablanca Light"/>
-          <w:b/>
-          <w:bCs/>
-          <w:sz w:val="28"/>
-          <w:szCs w:val="28"/>
-          <w:rtl/>
-        </w:rPr>
-        <w:t>برای درباره ما</w:t>
-      </w:r>
-      <w:r>
-        <w:rPr>
-          <w:rFonts w:cs="Mj_Casablanca Light" w:hint="cs"/>
-          <w:b/>
-          <w:bCs/>
-          <w:sz w:val="28"/>
-          <w:szCs w:val="28"/>
-          <w:rtl/>
-        </w:rPr>
-        <w:t xml:space="preserve"> و</w:t>
-      </w:r>
-      <w:r>
-        <w:rPr>
-          <w:rFonts w:cs="Mj_Casablanca Light"/>
-          <w:b/>
-          <w:bCs/>
-          <w:sz w:val="28"/>
-          <w:szCs w:val="28"/>
-          <w:rtl/>
-        </w:rPr>
-        <w:t xml:space="preserve"> تماس با م</w:t>
-      </w:r>
-      <w:r>
-        <w:rPr>
-          <w:rFonts w:cs="Mj_Casablanca Light" w:hint="cs"/>
-          <w:b/>
-          <w:bCs/>
-          <w:sz w:val="28"/>
-          <w:szCs w:val="28"/>
-          <w:rtl/>
-        </w:rPr>
-        <w:t>ا:</w:t>
-      </w:r>
-      <w:r>
-        <w:rPr>
-          <w:rFonts w:cs="Mj_Casablanca Light"/>
-          <w:b/>
-          <w:bCs/>
-          <w:sz w:val="28"/>
-          <w:szCs w:val="28"/>
-        </w:rPr>
-        <w:t xml:space="preserve"> </w:t>
-      </w:r>
-    </w:p>
-    <w:p>
-      <w:pPr>
-        <w:pStyle w:val="ListParagraph"/>
-        <w:numPr>
-          <w:ilvl w:val="0"/>
-          <w:numId w:val="31"/>
-        </w:numPr>
-        <w:tabs>
-          <w:tab w:val="right" w:pos="1170"/>
-        </w:tabs>
-        <w:bidi/>
-        <w:ind w:left="1170"/>
-        <w:rPr>
-          <w:rFonts w:cs="Mj_Casablanca Light"/>
-          <w:sz w:val="28"/>
-          <w:szCs w:val="28"/>
-          <w:rtl/>
-        </w:rPr>
-      </w:pPr>
-      <w:r>
-        <w:rPr>
-          <w:rFonts w:cs="Mj_Casablanca Light"/>
-          <w:sz w:val="28"/>
-          <w:szCs w:val="28"/>
-          <w:rtl/>
-        </w:rPr>
-        <w:t>نیاز به یک سیستم مدیریت محتوای ساده</w:t>
-      </w:r>
-      <w:r>
-        <w:rPr>
-          <w:rFonts w:cs="Mj_Casablanca Light"/>
-          <w:sz w:val="28"/>
-          <w:szCs w:val="28"/>
-        </w:rPr>
-        <w:t xml:space="preserve"> </w:t>
-      </w:r>
-      <w:r>
-        <w:rPr>
-          <w:rFonts w:cs="Mj_Casablanca Light"/>
-          <w:sz w:val="28"/>
-          <w:szCs w:val="28"/>
-          <w:rtl/>
-        </w:rPr>
-        <w:t>است تا مدیر کل بتواند بدون نیاز به دانش برنامه‌نویسی، متون این صفحات را ویرایش کند، سوالات متداول جدید اضافه کند و تگ‌های سئو</w:t>
-      </w:r>
-      <w:r>
-        <w:rPr>
-          <w:rFonts w:cs="Mj_Casablanca Light"/>
-          <w:sz w:val="28"/>
-          <w:szCs w:val="28"/>
-        </w:rPr>
-        <w:t xml:space="preserve"> (SEO Tags) </w:t>
-      </w:r>
-      <w:r>
-        <w:rPr>
-          <w:rFonts w:cs="Mj_Casablanca Light"/>
-          <w:sz w:val="28"/>
-          <w:szCs w:val="28"/>
-          <w:rtl/>
-        </w:rPr>
-        <w:t>مانند عنوان و توضیحات متا را برای بهبود رتبه در موتورهای جستجو تنظیم کند</w:t>
+          <w:sz w:val="28"/>
+          <w:szCs w:val="28"/>
+          <w:rtl/>
+        </w:rPr>
+        <w:t>است تا مدیر کل بتواند بدون نیاز به دانش برنامه‌نویسی، متون این صفحات را ویرایش کند، سوالات متداول جدید اضافه کند</w:t>
       </w:r>
       <w:r>
         <w:rPr>
@@ -4980,7 +4036,7 @@
         <v:path o:extrusionok="f" gradientshapeok="t" o:connecttype="rect"/>
         <o:lock v:ext="edit" aspectratio="t"/>
       </v:shapetype>
-      <v:shape id="_x0000_i1025" type="#_x0000_t75" style="width:11.25pt;height:11.25pt" o:bullet="t">
+      <v:shape id="_x0000_i1025" type="#_x0000_t75" style="width:12pt;height:12pt" o:bullet="t">
         <v:imagedata r:id="rId1" o:title="mso3BF"/>
       </v:shape>
     </w:pict>

--- a/Documentation/Analysis/Requirements Analysis/UserRequirements - W.docx
+++ b/Documentation/Analysis/Requirements Analysis/UserRequirements - W.docx
@@ -2076,58 +2076,6 @@
       </w:r>
       <w:r>
         <w:rPr>
-          <w:rFonts w:cs="Mj_Casablanca Light" w:hint="cs"/>
-          <w:sz w:val="28"/>
-          <w:szCs w:val="28"/>
-          <w:rtl/>
-        </w:rPr>
-        <w:t>(</w:t>
-      </w:r>
-      <w:r>
-        <w:rPr>
-          <w:rFonts w:cs="Mj_Casablanca Light"/>
-          <w:sz w:val="28"/>
-          <w:szCs w:val="28"/>
-          <w:rtl/>
-        </w:rPr>
-        <w:t>مثلاً با یک</w:t>
-      </w:r>
-      <w:r>
-        <w:rPr>
-          <w:rFonts w:cs="Mj_Casablanca Light"/>
-          <w:sz w:val="28"/>
-          <w:szCs w:val="28"/>
-        </w:rPr>
-        <w:t xml:space="preserve"> PIN Code </w:t>
-      </w:r>
-      <w:r>
-        <w:rPr>
-          <w:rFonts w:cs="Mj_Casablanca Light"/>
-          <w:sz w:val="28"/>
-          <w:szCs w:val="28"/>
-          <w:rtl/>
-        </w:rPr>
-        <w:t>چهار رقمی</w:t>
-      </w:r>
-      <w:r>
-        <w:rPr>
-          <w:rFonts w:cs="Mj_Casablanca Light" w:hint="cs"/>
-          <w:sz w:val="28"/>
-          <w:szCs w:val="28"/>
-          <w:rtl/>
-        </w:rPr>
-        <w:t>)</w:t>
-      </w:r>
-      <w:r>
-        <w:rPr>
-          <w:rFonts w:cs="Mj_Casablanca Light"/>
-          <w:sz w:val="28"/>
-          <w:szCs w:val="28"/>
-        </w:rPr>
-        <w:t xml:space="preserve"> </w:t>
-      </w:r>
-      <w:r>
-        <w:rPr>
           <w:rFonts w:cs="Mj_Casablanca Light"/>
           <w:sz w:val="28"/>
           <w:szCs w:val="28"/>
@@ -2417,7 +2365,19 @@
           <w:szCs w:val="36"/>
           <w:rtl/>
         </w:rPr>
-        <w:t>نیازمندی‌های کاربر: کارمندان پشتیبانی بخش آنلاین</w:t>
+        <w:t>نیازمندی‌های کاربر: پشتیبان</w:t>
+      </w:r>
+      <w:r>
+        <w:rPr>
+          <w:rFonts w:cs="Mj_Casablanca Light" w:hint="cs"/>
+          <w:b/>
+          <w:bCs/>
+          <w:color w:val="00B0F0"/>
+          <w:sz w:val="36"/>
+          <w:szCs w:val="36"/>
+          <w:rtl/>
+        </w:rPr>
+        <w:t xml:space="preserve"> سازمان</w:t>
       </w:r>
     </w:p>
     <w:p>

--- a/Documentation/Analysis/Requirements Analysis/UserRequirements - W.docx
+++ b/Documentation/Analysis/Requirements Analysis/UserRequirements - W.docx
@@ -1813,21 +1813,6 @@
     <w:p>
       <w:pPr>
         <w:pStyle w:val="ListParagraph"/>
-        <w:tabs>
-          <w:tab w:val="right" w:pos="1170"/>
-        </w:tabs>
-        <w:bidi/>
-        <w:ind w:left="1170"/>
-        <w:rPr>
-          <w:rFonts w:cs="Mj_Casablanca Light"/>
-          <w:sz w:val="28"/>
-          <w:szCs w:val="28"/>
-        </w:rPr>
-      </w:pPr>
-    </w:p>
-    <w:p>
-      <w:pPr>
-        <w:pStyle w:val="ListParagraph"/>
         <w:numPr>
           <w:ilvl w:val="0"/>
           <w:numId w:val="30"/>
@@ -1880,7 +1865,6 @@
           <w:color w:val="2E74B5" w:themeColor="accent5" w:themeShade="BF"/>
           <w:sz w:val="32"/>
           <w:szCs w:val="32"/>
-          <w:rtl/>
           <w:lang w:bidi="fa-IR"/>
         </w:rPr>
       </w:pPr>
@@ -1952,14 +1936,476 @@
         </w:rPr>
         <w:t>.</w:t>
       </w:r>
-      <w:r>
+    </w:p>
+    <w:p>
+      <w:pPr>
+        <w:pStyle w:val="ListParagraph"/>
+        <w:tabs>
+          <w:tab w:val="right" w:pos="1170"/>
+        </w:tabs>
+        <w:bidi/>
+        <w:ind w:left="1170"/>
         <w:rPr>
           <w:rFonts w:cs="Mj_Casablanca Light"/>
           <w:color w:val="2E74B5" w:themeColor="accent5" w:themeShade="BF"/>
           <w:sz w:val="32"/>
           <w:szCs w:val="32"/>
-          <w:rtl/>
           <w:lang w:bidi="fa-IR"/>
+        </w:rPr>
+      </w:pPr>
+    </w:p>
+    <w:p>
+      <w:pPr>
+        <w:pStyle w:val="ListParagraph"/>
+        <w:numPr>
+          <w:ilvl w:val="0"/>
+          <w:numId w:val="30"/>
+        </w:numPr>
+        <w:tabs>
+          <w:tab w:val="right" w:pos="1170"/>
+        </w:tabs>
+        <w:bidi/>
+        <w:spacing w:after="0"/>
+        <w:rPr>
+          <w:rFonts w:cs="Mj_Casablanca Light"/>
+          <w:color w:val="2E74B5" w:themeColor="accent5" w:themeShade="BF"/>
+          <w:sz w:val="32"/>
+          <w:szCs w:val="32"/>
+          <w:lang w:bidi="fa-IR"/>
+        </w:rPr>
+      </w:pPr>
+      <w:r>
+        <w:rPr>
+          <w:rFonts w:cs="Mj_Casablanca Light" w:hint="cs"/>
+          <w:b/>
+          <w:bCs/>
+          <w:sz w:val="28"/>
+          <w:szCs w:val="28"/>
+          <w:rtl/>
+        </w:rPr>
+        <w:t xml:space="preserve">دريافت </w:t>
+      </w:r>
+      <w:r>
+        <w:rPr>
+          <w:rFonts w:cs="Mj_Casablanca Light" w:hint="cs"/>
+          <w:b/>
+          <w:bCs/>
+          <w:sz w:val="28"/>
+          <w:szCs w:val="28"/>
+          <w:rtl/>
+        </w:rPr>
+        <w:t>كد صحت سنجي ، كارت رزور يا كيو آر كد كارت رزور</w:t>
+      </w:r>
+      <w:r>
+        <w:rPr>
+          <w:rFonts w:cs="Mj_Casablanca Light" w:hint="cs"/>
+          <w:b/>
+          <w:bCs/>
+          <w:sz w:val="28"/>
+          <w:szCs w:val="28"/>
+          <w:rtl/>
+        </w:rPr>
+        <w:t xml:space="preserve"> :</w:t>
+      </w:r>
+    </w:p>
+    <w:p>
+      <w:pPr>
+        <w:pStyle w:val="NormalWeb"/>
+        <w:numPr>
+          <w:ilvl w:val="0"/>
+          <w:numId w:val="32"/>
+        </w:numPr>
+        <w:bidi/>
+        <w:spacing w:before="0" w:beforeAutospacing="0" w:after="0" w:afterAutospacing="0"/>
+        <w:ind w:left="1080"/>
+        <w:rPr>
+          <w:rFonts w:asciiTheme="minorHAnsi" w:eastAsiaTheme="minorHAnsi" w:hAnsiTheme="minorHAnsi" w:cs="Mj_Casablanca Light" w:hint="cs"/>
+          <w:kern w:val="2"/>
+          <w:sz w:val="28"/>
+          <w:szCs w:val="28"/>
+          <w:rtl/>
+          <w14:ligatures w14:val="standardContextual"/>
+        </w:rPr>
+      </w:pPr>
+      <w:r>
+        <w:rPr>
+          <w:rFonts w:asciiTheme="minorHAnsi" w:eastAsiaTheme="minorHAnsi" w:hAnsiTheme="minorHAnsi" w:cs="Mj_Casablanca Light" w:hint="cs"/>
+          <w:b/>
+          <w:bCs/>
+          <w:kern w:val="2"/>
+          <w:sz w:val="28"/>
+          <w:szCs w:val="28"/>
+          <w:rtl/>
+          <w14:ligatures w14:val="standardContextual"/>
+        </w:rPr>
+        <w:t>کارت رزرو (</w:t>
+      </w:r>
+      <w:r>
+        <w:rPr>
+          <w:rFonts w:asciiTheme="minorHAnsi" w:eastAsiaTheme="minorHAnsi" w:hAnsiTheme="minorHAnsi" w:cs="Mj_Casablanca Light" w:hint="cs"/>
+          <w:b/>
+          <w:bCs/>
+          <w:kern w:val="2"/>
+          <w:sz w:val="28"/>
+          <w:szCs w:val="28"/>
+          <w14:ligatures w14:val="standardContextual"/>
+        </w:rPr>
+        <w:t>reserve card</w:t>
+      </w:r>
+      <w:r>
+        <w:rPr>
+          <w:rFonts w:asciiTheme="minorHAnsi" w:eastAsiaTheme="minorHAnsi" w:hAnsiTheme="minorHAnsi" w:cs="Mj_Casablanca Light" w:hint="cs"/>
+          <w:b/>
+          <w:bCs/>
+          <w:kern w:val="2"/>
+          <w:sz w:val="28"/>
+          <w:szCs w:val="28"/>
+          <w:rtl/>
+          <w14:ligatures w14:val="standardContextual"/>
+        </w:rPr>
+        <w:t>):</w:t>
+      </w:r>
+      <w:r>
+        <w:rPr>
+          <w:rFonts w:asciiTheme="minorHAnsi" w:eastAsiaTheme="minorHAnsi" w:hAnsiTheme="minorHAnsi" w:cs="Mj_Casablanca Light" w:hint="cs"/>
+          <w:kern w:val="2"/>
+          <w:sz w:val="28"/>
+          <w:szCs w:val="28"/>
+          <w:rtl/>
+          <w14:ligatures w14:val="standardContextual"/>
+        </w:rPr>
+        <w:t xml:space="preserve"> یک جدول مشخص که حاوی اطلاعات مفید درباره نوبت است. این در واقع نوعی رسید محسوب می‌شود.</w:t>
+      </w:r>
+      <w:r>
+        <w:rPr>
+          <w:rFonts w:asciiTheme="minorHAnsi" w:eastAsiaTheme="minorHAnsi" w:hAnsiTheme="minorHAnsi" w:cs="Mj_Casablanca Light"/>
+          <w:kern w:val="2"/>
+          <w:sz w:val="28"/>
+          <w:szCs w:val="28"/>
+          <w:rtl/>
+          <w14:ligatures w14:val="standardContextual"/>
+        </w:rPr>
+        <w:br/>
+      </w:r>
+      <w:r>
+        <w:rPr>
+          <w:rFonts w:asciiTheme="minorHAnsi" w:eastAsiaTheme="minorHAnsi" w:hAnsiTheme="minorHAnsi" w:cs="Mj_Casablanca Light" w:hint="cs"/>
+          <w:b/>
+          <w:bCs/>
+          <w:kern w:val="2"/>
+          <w:sz w:val="28"/>
+          <w:szCs w:val="28"/>
+          <w:rtl/>
+          <w14:ligatures w14:val="standardContextual"/>
+        </w:rPr>
+        <w:t>اطلاعاتی که این کارت شامل می‌شود:</w:t>
+      </w:r>
+    </w:p>
+    <w:p>
+      <w:pPr>
+        <w:pStyle w:val="NormalWeb"/>
+        <w:numPr>
+          <w:ilvl w:val="0"/>
+          <w:numId w:val="34"/>
+        </w:numPr>
+        <w:bidi/>
+        <w:spacing w:before="0" w:beforeAutospacing="0" w:after="0" w:afterAutospacing="0"/>
+        <w:ind w:left="1440"/>
+        <w:rPr>
+          <w:rFonts w:asciiTheme="minorHAnsi" w:eastAsiaTheme="minorHAnsi" w:hAnsiTheme="minorHAnsi" w:cs="Mj_Casablanca Light" w:hint="cs"/>
+          <w:kern w:val="2"/>
+          <w:sz w:val="28"/>
+          <w:szCs w:val="28"/>
+          <w:rtl/>
+          <w14:ligatures w14:val="standardContextual"/>
+        </w:rPr>
+      </w:pPr>
+      <w:r>
+        <w:rPr>
+          <w:rFonts w:asciiTheme="minorHAnsi" w:eastAsiaTheme="minorHAnsi" w:hAnsiTheme="minorHAnsi" w:cs="Mj_Casablanca Light" w:hint="cs"/>
+          <w:kern w:val="2"/>
+          <w:sz w:val="28"/>
+          <w:szCs w:val="28"/>
+          <w:rtl/>
+          <w14:ligatures w14:val="standardContextual"/>
+        </w:rPr>
+        <w:t>نام و نوع سازمان</w:t>
+      </w:r>
+    </w:p>
+    <w:p>
+      <w:pPr>
+        <w:pStyle w:val="NormalWeb"/>
+        <w:numPr>
+          <w:ilvl w:val="0"/>
+          <w:numId w:val="34"/>
+        </w:numPr>
+        <w:bidi/>
+        <w:ind w:left="1440"/>
+        <w:rPr>
+          <w:rFonts w:asciiTheme="minorHAnsi" w:eastAsiaTheme="minorHAnsi" w:hAnsiTheme="minorHAnsi" w:cs="Mj_Casablanca Light" w:hint="cs"/>
+          <w:kern w:val="2"/>
+          <w:sz w:val="28"/>
+          <w:szCs w:val="28"/>
+          <w:rtl/>
+          <w14:ligatures w14:val="standardContextual"/>
+        </w:rPr>
+      </w:pPr>
+      <w:r>
+        <w:rPr>
+          <w:rFonts w:asciiTheme="minorHAnsi" w:eastAsiaTheme="minorHAnsi" w:hAnsiTheme="minorHAnsi" w:cs="Mj_Casablanca Light" w:hint="cs"/>
+          <w:kern w:val="2"/>
+          <w:sz w:val="28"/>
+          <w:szCs w:val="28"/>
+          <w:rtl/>
+          <w14:ligatures w14:val="standardContextual"/>
+        </w:rPr>
+        <w:t>موقعیت مکانی سازمان</w:t>
+      </w:r>
+    </w:p>
+    <w:p>
+      <w:pPr>
+        <w:pStyle w:val="NormalWeb"/>
+        <w:numPr>
+          <w:ilvl w:val="0"/>
+          <w:numId w:val="34"/>
+        </w:numPr>
+        <w:bidi/>
+        <w:ind w:left="1440"/>
+        <w:rPr>
+          <w:rFonts w:asciiTheme="minorHAnsi" w:eastAsiaTheme="minorHAnsi" w:hAnsiTheme="minorHAnsi" w:cs="Mj_Casablanca Light" w:hint="cs"/>
+          <w:kern w:val="2"/>
+          <w:sz w:val="28"/>
+          <w:szCs w:val="28"/>
+          <w:rtl/>
+          <w14:ligatures w14:val="standardContextual"/>
+        </w:rPr>
+      </w:pPr>
+      <w:r>
+        <w:rPr>
+          <w:rFonts w:asciiTheme="minorHAnsi" w:eastAsiaTheme="minorHAnsi" w:hAnsiTheme="minorHAnsi" w:cs="Mj_Casablanca Light" w:hint="cs"/>
+          <w:kern w:val="2"/>
+          <w:sz w:val="28"/>
+          <w:szCs w:val="28"/>
+          <w:rtl/>
+          <w14:ligatures w14:val="standardContextual"/>
+        </w:rPr>
+        <w:t>تاریخ و زمان تایید نوبت</w:t>
+      </w:r>
+    </w:p>
+    <w:p>
+      <w:pPr>
+        <w:pStyle w:val="NormalWeb"/>
+        <w:numPr>
+          <w:ilvl w:val="0"/>
+          <w:numId w:val="34"/>
+        </w:numPr>
+        <w:bidi/>
+        <w:ind w:left="1440"/>
+        <w:rPr>
+          <w:rFonts w:asciiTheme="minorHAnsi" w:eastAsiaTheme="minorHAnsi" w:hAnsiTheme="minorHAnsi" w:cs="Mj_Casablanca Light" w:hint="cs"/>
+          <w:kern w:val="2"/>
+          <w:sz w:val="28"/>
+          <w:szCs w:val="28"/>
+          <w:rtl/>
+          <w14:ligatures w14:val="standardContextual"/>
+        </w:rPr>
+      </w:pPr>
+      <w:r>
+        <w:rPr>
+          <w:rFonts w:asciiTheme="minorHAnsi" w:eastAsiaTheme="minorHAnsi" w:hAnsiTheme="minorHAnsi" w:cs="Mj_Casablanca Light" w:hint="cs"/>
+          <w:kern w:val="2"/>
+          <w:sz w:val="28"/>
+          <w:szCs w:val="28"/>
+          <w:rtl/>
+          <w14:ligatures w14:val="standardContextual"/>
+        </w:rPr>
+        <w:t>تاریخ و زمان مراجعه برای نوبت</w:t>
+      </w:r>
+    </w:p>
+    <w:p>
+      <w:pPr>
+        <w:pStyle w:val="NormalWeb"/>
+        <w:numPr>
+          <w:ilvl w:val="0"/>
+          <w:numId w:val="34"/>
+        </w:numPr>
+        <w:bidi/>
+        <w:ind w:left="1440"/>
+        <w:rPr>
+          <w:rFonts w:asciiTheme="minorHAnsi" w:eastAsiaTheme="minorHAnsi" w:hAnsiTheme="minorHAnsi" w:cs="Mj_Casablanca Light" w:hint="cs"/>
+          <w:kern w:val="2"/>
+          <w:sz w:val="28"/>
+          <w:szCs w:val="28"/>
+          <w:rtl/>
+          <w14:ligatures w14:val="standardContextual"/>
+        </w:rPr>
+      </w:pPr>
+      <w:r>
+        <w:rPr>
+          <w:rFonts w:asciiTheme="minorHAnsi" w:eastAsiaTheme="minorHAnsi" w:hAnsiTheme="minorHAnsi" w:cs="Mj_Casablanca Light" w:hint="cs"/>
+          <w:kern w:val="2"/>
+          <w:sz w:val="28"/>
+          <w:szCs w:val="28"/>
+          <w:rtl/>
+          <w14:ligatures w14:val="standardContextual"/>
+        </w:rPr>
+        <w:t>کد نوبت</w:t>
+      </w:r>
+    </w:p>
+    <w:p>
+      <w:pPr>
+        <w:pStyle w:val="NormalWeb"/>
+        <w:numPr>
+          <w:ilvl w:val="0"/>
+          <w:numId w:val="34"/>
+        </w:numPr>
+        <w:bidi/>
+        <w:ind w:left="1440"/>
+        <w:rPr>
+          <w:rFonts w:asciiTheme="minorHAnsi" w:eastAsiaTheme="minorHAnsi" w:hAnsiTheme="minorHAnsi" w:cs="Mj_Casablanca Light" w:hint="cs"/>
+          <w:kern w:val="2"/>
+          <w:sz w:val="28"/>
+          <w:szCs w:val="28"/>
+          <w:rtl/>
+          <w14:ligatures w14:val="standardContextual"/>
+        </w:rPr>
+      </w:pPr>
+      <w:r>
+        <w:rPr>
+          <w:rFonts w:asciiTheme="minorHAnsi" w:eastAsiaTheme="minorHAnsi" w:hAnsiTheme="minorHAnsi" w:cs="Mj_Casablanca Light" w:hint="cs"/>
+          <w:kern w:val="2"/>
+          <w:sz w:val="28"/>
+          <w:szCs w:val="28"/>
+          <w:rtl/>
+          <w14:ligatures w14:val="standardContextual"/>
+        </w:rPr>
+        <w:t>نام / شماره تماس مشتری</w:t>
+      </w:r>
+    </w:p>
+    <w:p>
+      <w:pPr>
+        <w:pStyle w:val="NormalWeb"/>
+        <w:numPr>
+          <w:ilvl w:val="0"/>
+          <w:numId w:val="34"/>
+        </w:numPr>
+        <w:bidi/>
+        <w:ind w:left="1440"/>
+        <w:rPr>
+          <w:rFonts w:asciiTheme="minorHAnsi" w:eastAsiaTheme="minorHAnsi" w:hAnsiTheme="minorHAnsi" w:cs="Mj_Casablanca Light" w:hint="cs"/>
+          <w:kern w:val="2"/>
+          <w:sz w:val="28"/>
+          <w:szCs w:val="28"/>
+          <w:rtl/>
+          <w14:ligatures w14:val="standardContextual"/>
+        </w:rPr>
+      </w:pPr>
+      <w:r>
+        <w:rPr>
+          <w:rFonts w:asciiTheme="minorHAnsi" w:eastAsiaTheme="minorHAnsi" w:hAnsiTheme="minorHAnsi" w:cs="Mj_Casablanca Light" w:hint="cs"/>
+          <w:kern w:val="2"/>
+          <w:sz w:val="28"/>
+          <w:szCs w:val="28"/>
+          <w:rtl/>
+          <w14:ligatures w14:val="standardContextual"/>
+        </w:rPr>
+        <w:t>هزینه خدمات</w:t>
+      </w:r>
+    </w:p>
+    <w:p>
+      <w:pPr>
+        <w:pStyle w:val="NormalWeb"/>
+        <w:numPr>
+          <w:ilvl w:val="0"/>
+          <w:numId w:val="34"/>
+        </w:numPr>
+        <w:bidi/>
+        <w:ind w:left="1440"/>
+        <w:rPr>
+          <w:rFonts w:asciiTheme="minorHAnsi" w:eastAsiaTheme="minorHAnsi" w:hAnsiTheme="minorHAnsi" w:cs="Mj_Casablanca Light" w:hint="cs"/>
+          <w:kern w:val="2"/>
+          <w:sz w:val="28"/>
+          <w:szCs w:val="28"/>
+          <w:rtl/>
+          <w14:ligatures w14:val="standardContextual"/>
+        </w:rPr>
+      </w:pPr>
+      <w:r>
+        <w:rPr>
+          <w:rFonts w:asciiTheme="minorHAnsi" w:eastAsiaTheme="minorHAnsi" w:hAnsiTheme="minorHAnsi" w:cs="Mj_Casablanca Light" w:hint="cs"/>
+          <w:kern w:val="2"/>
+          <w:sz w:val="28"/>
+          <w:szCs w:val="28"/>
+          <w:rtl/>
+          <w14:ligatures w14:val="standardContextual"/>
+        </w:rPr>
+        <w:t xml:space="preserve">کد </w:t>
+      </w:r>
+      <w:r>
+        <w:rPr>
+          <w:rFonts w:asciiTheme="minorHAnsi" w:eastAsiaTheme="minorHAnsi" w:hAnsiTheme="minorHAnsi" w:cs="Mj_Casablanca Light" w:hint="cs"/>
+          <w:kern w:val="2"/>
+          <w:sz w:val="28"/>
+          <w:szCs w:val="28"/>
+          <w14:ligatures w14:val="standardContextual"/>
+        </w:rPr>
+        <w:t>QR</w:t>
+      </w:r>
+      <w:r>
+        <w:rPr>
+          <w:rFonts w:asciiTheme="minorHAnsi" w:eastAsiaTheme="minorHAnsi" w:hAnsiTheme="minorHAnsi" w:cs="Mj_Casablanca Light" w:hint="cs"/>
+          <w:kern w:val="2"/>
+          <w:sz w:val="28"/>
+          <w:szCs w:val="28"/>
+          <w:rtl/>
+          <w14:ligatures w14:val="standardContextual"/>
+        </w:rPr>
+        <w:t xml:space="preserve"> که به لینک کارت رزرو ارجاع می‌دهد</w:t>
+      </w:r>
+    </w:p>
+    <w:p>
+      <w:pPr>
+        <w:pStyle w:val="NormalWeb"/>
+        <w:numPr>
+          <w:ilvl w:val="0"/>
+          <w:numId w:val="34"/>
+        </w:numPr>
+        <w:bidi/>
+        <w:ind w:left="1440"/>
+        <w:rPr>
+          <w:rFonts w:asciiTheme="minorHAnsi" w:eastAsiaTheme="minorHAnsi" w:hAnsiTheme="minorHAnsi" w:cs="Mj_Casablanca Light"/>
+          <w:kern w:val="2"/>
+          <w:sz w:val="28"/>
+          <w:szCs w:val="28"/>
+          <w14:ligatures w14:val="standardContextual"/>
+        </w:rPr>
+      </w:pPr>
+      <w:r>
+        <w:rPr>
+          <w:rFonts w:asciiTheme="minorHAnsi" w:eastAsiaTheme="minorHAnsi" w:hAnsiTheme="minorHAnsi" w:cs="Mj_Casablanca Light" w:hint="cs"/>
+          <w:kern w:val="2"/>
+          <w:sz w:val="28"/>
+          <w:szCs w:val="28"/>
+          <w:rtl/>
+          <w14:ligatures w14:val="standardContextual"/>
+        </w:rPr>
+        <w:t>وضعیت فعلی نوبت: انجام شده، در انتظار، رد شده</w:t>
+      </w:r>
+    </w:p>
+    <w:p>
+      <w:pPr>
+        <w:rPr>
+          <w:rFonts w:cs="Mj_Casablanca Light"/>
+          <w:sz w:val="28"/>
+          <w:szCs w:val="28"/>
+          <w:rtl/>
+        </w:rPr>
+      </w:pPr>
+      <w:r>
+        <w:rPr>
+          <w:rFonts w:cs="Mj_Casablanca Light"/>
+          <w:sz w:val="28"/>
+          <w:szCs w:val="28"/>
         </w:rPr>
         <w:br w:type="page"/>
       </w:r>
@@ -4526,6 +4972,181 @@
     </w:lvl>
   </w:abstractNum>
   <w:abstractNum w:abstractNumId="4" w15:restartNumberingAfterBreak="0">
+    <w:nsid w:val="130442BC"/>
+    <w:multiLevelType w:val="hybridMultilevel"/>
+    <w:tmpl w:val="41AA992C"/>
+    <w:lvl w:ilvl="0" w:tplc="DF0C4A14">
+      <w:start w:val="1"/>
+      <w:numFmt w:val="decimalFullWidth"/>
+      <w:lvlText w:val="%1."/>
+      <w:lvlJc w:val="left"/>
+      <w:pPr>
+        <w:ind w:left="849" w:hanging="360"/>
+      </w:pPr>
+      <w:rPr>
+        <w:rFonts w:hint="default"/>
+      </w:rPr>
+    </w:lvl>
+    <w:lvl w:ilvl="1" w:tplc="04090019" w:tentative="1">
+      <w:start w:val="1"/>
+      <w:numFmt w:val="lowerLetter"/>
+      <w:lvlText w:val="%2."/>
+      <w:lvlJc w:val="left"/>
+      <w:pPr>
+        <w:ind w:left="1569" w:hanging="360"/>
+      </w:pPr>
+    </w:lvl>
+    <w:lvl w:ilvl="2" w:tplc="0409001B" w:tentative="1">
+      <w:start w:val="1"/>
+      <w:numFmt w:val="lowerRoman"/>
+      <w:lvlText w:val="%3."/>
+      <w:lvlJc w:val="right"/>
+      <w:pPr>
+        <w:ind w:left="2289" w:hanging="180"/>
+      </w:pPr>
+    </w:lvl>
+    <w:lvl w:ilvl="3" w:tplc="0409000F" w:tentative="1">
+      <w:start w:val="1"/>
+      <w:numFmt w:val="decimal"/>
+      <w:lvlText w:val="%4."/>
+      <w:lvlJc w:val="left"/>
+      <w:pPr>
+        <w:ind w:left="3009" w:hanging="360"/>
+      </w:pPr>
+    </w:lvl>
+    <w:lvl w:ilvl="4" w:tplc="04090019" w:tentative="1">
+      <w:start w:val="1"/>
+      <w:numFmt w:val="lowerLetter"/>
+      <w:lvlText w:val="%5."/>
+      <w:lvlJc w:val="left"/>
+      <w:pPr>
+        <w:ind w:left="3729" w:hanging="360"/>
+      </w:pPr>
+    </w:lvl>
+    <w:lvl w:ilvl="5" w:tplc="0409001B" w:tentative="1">
+      <w:start w:val="1"/>
+      <w:numFmt w:val="lowerRoman"/>
+      <w:lvlText w:val="%6."/>
+      <w:lvlJc w:val="right"/>
+      <w:pPr>
+        <w:ind w:left="4449" w:hanging="180"/>
+      </w:pPr>
+    </w:lvl>
+    <w:lvl w:ilvl="6" w:tplc="0409000F" w:tentative="1">
+      <w:start w:val="1"/>
+      <w:numFmt w:val="decimal"/>
+      <w:lvlText w:val="%7."/>
+      <w:lvlJc w:val="left"/>
+      <w:pPr>
+        <w:ind w:left="5169" w:hanging="360"/>
+      </w:pPr>
+    </w:lvl>
+    <w:lvl w:ilvl="7" w:tplc="04090019" w:tentative="1">
+      <w:start w:val="1"/>
+      <w:numFmt w:val="lowerLetter"/>
+      <w:lvlText w:val="%8."/>
+      <w:lvlJc w:val="left"/>
+      <w:pPr>
+        <w:ind w:left="5889" w:hanging="360"/>
+      </w:pPr>
+    </w:lvl>
+    <w:lvl w:ilvl="8" w:tplc="0409001B" w:tentative="1">
+      <w:start w:val="1"/>
+      <w:numFmt w:val="lowerRoman"/>
+      <w:lvlText w:val="%9."/>
+      <w:lvlJc w:val="right"/>
+      <w:pPr>
+        <w:ind w:left="6609" w:hanging="180"/>
+      </w:pPr>
+    </w:lvl>
+  </w:abstractNum>
+  <w:abstractNum w:abstractNumId="5" w15:restartNumberingAfterBreak="0">
+    <w:nsid w:val="14E82DB7"/>
+    <w:multiLevelType w:val="hybridMultilevel"/>
+    <w:tmpl w:val="003443E0"/>
+    <w:lvl w:ilvl="0" w:tplc="0409000F">
+      <w:start w:val="1"/>
+      <w:numFmt w:val="decimal"/>
+      <w:lvlText w:val="%1."/>
+      <w:lvlJc w:val="left"/>
+      <w:pPr>
+        <w:ind w:left="1209" w:hanging="360"/>
+      </w:pPr>
+    </w:lvl>
+    <w:lvl w:ilvl="1" w:tplc="04090019" w:tentative="1">
+      <w:start w:val="1"/>
+      <w:numFmt w:val="lowerLetter"/>
+      <w:lvlText w:val="%2."/>
+      <w:lvlJc w:val="left"/>
+      <w:pPr>
+        <w:ind w:left="1929" w:hanging="360"/>
+      </w:pPr>
+    </w:lvl>
+    <w:lvl w:ilvl="2" w:tplc="0409001B" w:tentative="1">
+      <w:start w:val="1"/>
+      <w:numFmt w:val="lowerRoman"/>
+      <w:lvlText w:val="%3."/>
+      <w:lvlJc w:val="right"/>
+      <w:pPr>
+        <w:ind w:left="2649" w:hanging="180"/>
+      </w:pPr>
+    </w:lvl>
+    <w:lvl w:ilvl="3" w:tplc="0409000F" w:tentative="1">
+      <w:start w:val="1"/>
+      <w:numFmt w:val="decimal"/>
+      <w:lvlText w:val="%4."/>
+      <w:lvlJc w:val="left"/>
+      <w:pPr>
+        <w:ind w:left="3369" w:hanging="360"/>
+      </w:pPr>
+    </w:lvl>
+    <w:lvl w:ilvl="4" w:tplc="04090019" w:tentative="1">
+      <w:start w:val="1"/>
+      <w:numFmt w:val="lowerLetter"/>
+      <w:lvlText w:val="%5."/>
+      <w:lvlJc w:val="left"/>
+      <w:pPr>
+        <w:ind w:left="4089" w:hanging="360"/>
+      </w:pPr>
+    </w:lvl>
+    <w:lvl w:ilvl="5" w:tplc="0409001B" w:tentative="1">
+      <w:start w:val="1"/>
+      <w:numFmt w:val="lowerRoman"/>
+      <w:lvlText w:val="%6."/>
+      <w:lvlJc w:val="right"/>
+      <w:pPr>
+        <w:ind w:left="4809" w:hanging="180"/>
+      </w:pPr>
+    </w:lvl>
+    <w:lvl w:ilvl="6" w:tplc="0409000F" w:tentative="1">
+      <w:start w:val="1"/>
+      <w:numFmt w:val="decimal"/>
+      <w:lvlText w:val="%7."/>
+      <w:lvlJc w:val="left"/>
+      <w:pPr>
+        <w:ind w:left="5529" w:hanging="360"/>
+      </w:pPr>
+    </w:lvl>
+    <w:lvl w:ilvl="7" w:tplc="04090019" w:tentative="1">
+      <w:start w:val="1"/>
+      <w:numFmt w:val="lowerLetter"/>
+      <w:lvlText w:val="%8."/>
+      <w:lvlJc w:val="left"/>
+      <w:pPr>
+        <w:ind w:left="6249" w:hanging="360"/>
+      </w:pPr>
+    </w:lvl>
+    <w:lvl w:ilvl="8" w:tplc="0409001B" w:tentative="1">
+      <w:start w:val="1"/>
+      <w:numFmt w:val="lowerRoman"/>
+      <w:lvlText w:val="%9."/>
+      <w:lvlJc w:val="right"/>
+      <w:pPr>
+        <w:ind w:left="6969" w:hanging="180"/>
+      </w:pPr>
+    </w:lvl>
+  </w:abstractNum>
+  <w:abstractNum w:abstractNumId="6" w15:restartNumberingAfterBreak="0">
     <w:nsid w:val="18D560FF"/>
     <w:multiLevelType w:val="hybridMultilevel"/>
     <w:tmpl w:val="10A29658"/>
@@ -4611,7 +5232,7 @@
       </w:pPr>
     </w:lvl>
   </w:abstractNum>
-  <w:abstractNum w:abstractNumId="5" w15:restartNumberingAfterBreak="0">
+  <w:abstractNum w:abstractNumId="7" w15:restartNumberingAfterBreak="0">
     <w:nsid w:val="18E41176"/>
     <w:multiLevelType w:val="hybridMultilevel"/>
     <w:tmpl w:val="8F10E546"/>
@@ -4723,7 +5344,7 @@
       </w:rPr>
     </w:lvl>
   </w:abstractNum>
-  <w:abstractNum w:abstractNumId="6" w15:restartNumberingAfterBreak="0">
+  <w:abstractNum w:abstractNumId="8" w15:restartNumberingAfterBreak="0">
     <w:nsid w:val="1B3E5328"/>
     <w:multiLevelType w:val="multilevel"/>
     <w:tmpl w:val="04090025"/>
@@ -4818,7 +5439,7 @@
       </w:pPr>
     </w:lvl>
   </w:abstractNum>
-  <w:abstractNum w:abstractNumId="7" w15:restartNumberingAfterBreak="0">
+  <w:abstractNum w:abstractNumId="9" w15:restartNumberingAfterBreak="0">
     <w:nsid w:val="1DD829FD"/>
     <w:multiLevelType w:val="hybridMultilevel"/>
     <w:tmpl w:val="135AB310"/>
@@ -4931,7 +5552,7 @@
       </w:rPr>
     </w:lvl>
   </w:abstractNum>
-  <w:abstractNum w:abstractNumId="8" w15:restartNumberingAfterBreak="0">
+  <w:abstractNum w:abstractNumId="10" w15:restartNumberingAfterBreak="0">
     <w:nsid w:val="21C95F0D"/>
     <w:multiLevelType w:val="hybridMultilevel"/>
     <w:tmpl w:val="67A0FA98"/>
@@ -5044,7 +5665,7 @@
       </w:rPr>
     </w:lvl>
   </w:abstractNum>
-  <w:abstractNum w:abstractNumId="9" w15:restartNumberingAfterBreak="0">
+  <w:abstractNum w:abstractNumId="11" w15:restartNumberingAfterBreak="0">
     <w:nsid w:val="28075762"/>
     <w:multiLevelType w:val="hybridMultilevel"/>
     <w:tmpl w:val="EBDC0F5C"/>
@@ -5157,7 +5778,7 @@
       </w:rPr>
     </w:lvl>
   </w:abstractNum>
-  <w:abstractNum w:abstractNumId="10" w15:restartNumberingAfterBreak="0">
+  <w:abstractNum w:abstractNumId="12" w15:restartNumberingAfterBreak="0">
     <w:nsid w:val="28127BE4"/>
     <w:multiLevelType w:val="hybridMultilevel"/>
     <w:tmpl w:val="3C7246FA"/>
@@ -5271,7 +5892,7 @@
       </w:rPr>
     </w:lvl>
   </w:abstractNum>
-  <w:abstractNum w:abstractNumId="11" w15:restartNumberingAfterBreak="0">
+  <w:abstractNum w:abstractNumId="13" w15:restartNumberingAfterBreak="0">
     <w:nsid w:val="2BCB4132"/>
     <w:multiLevelType w:val="hybridMultilevel"/>
     <w:tmpl w:val="29620A38"/>
@@ -5384,7 +6005,7 @@
       </w:rPr>
     </w:lvl>
   </w:abstractNum>
-  <w:abstractNum w:abstractNumId="12" w15:restartNumberingAfterBreak="0">
+  <w:abstractNum w:abstractNumId="14" w15:restartNumberingAfterBreak="0">
     <w:nsid w:val="3037639B"/>
     <w:multiLevelType w:val="hybridMultilevel"/>
     <w:tmpl w:val="D54C6D7E"/>
@@ -5497,7 +6118,7 @@
       </w:rPr>
     </w:lvl>
   </w:abstractNum>
-  <w:abstractNum w:abstractNumId="13" w15:restartNumberingAfterBreak="0">
+  <w:abstractNum w:abstractNumId="15" w15:restartNumberingAfterBreak="0">
     <w:nsid w:val="37C30329"/>
     <w:multiLevelType w:val="hybridMultilevel"/>
     <w:tmpl w:val="136C9520"/>
@@ -5610,7 +6231,7 @@
       </w:rPr>
     </w:lvl>
   </w:abstractNum>
-  <w:abstractNum w:abstractNumId="14" w15:restartNumberingAfterBreak="0">
+  <w:abstractNum w:abstractNumId="16" w15:restartNumberingAfterBreak="0">
     <w:nsid w:val="38B71400"/>
     <w:multiLevelType w:val="hybridMultilevel"/>
     <w:tmpl w:val="70C25074"/>
@@ -5723,7 +6344,7 @@
       </w:rPr>
     </w:lvl>
   </w:abstractNum>
-  <w:abstractNum w:abstractNumId="15" w15:restartNumberingAfterBreak="0">
+  <w:abstractNum w:abstractNumId="17" w15:restartNumberingAfterBreak="0">
     <w:nsid w:val="43537CD3"/>
     <w:multiLevelType w:val="hybridMultilevel"/>
     <w:tmpl w:val="B01472BA"/>
@@ -5836,7 +6457,7 @@
       </w:rPr>
     </w:lvl>
   </w:abstractNum>
-  <w:abstractNum w:abstractNumId="16" w15:restartNumberingAfterBreak="0">
+  <w:abstractNum w:abstractNumId="18" w15:restartNumberingAfterBreak="0">
     <w:nsid w:val="4413415F"/>
     <w:multiLevelType w:val="hybridMultilevel"/>
     <w:tmpl w:val="B41AD81C"/>
@@ -5949,7 +6570,7 @@
       </w:rPr>
     </w:lvl>
   </w:abstractNum>
-  <w:abstractNum w:abstractNumId="17" w15:restartNumberingAfterBreak="0">
+  <w:abstractNum w:abstractNumId="19" w15:restartNumberingAfterBreak="0">
     <w:nsid w:val="44385BB4"/>
     <w:multiLevelType w:val="hybridMultilevel"/>
     <w:tmpl w:val="C9069F0E"/>
@@ -6063,7 +6684,7 @@
       </w:rPr>
     </w:lvl>
   </w:abstractNum>
-  <w:abstractNum w:abstractNumId="18" w15:restartNumberingAfterBreak="0">
+  <w:abstractNum w:abstractNumId="20" w15:restartNumberingAfterBreak="0">
     <w:nsid w:val="44F06640"/>
     <w:multiLevelType w:val="hybridMultilevel"/>
     <w:tmpl w:val="D4623208"/>
@@ -6176,7 +6797,7 @@
       </w:rPr>
     </w:lvl>
   </w:abstractNum>
-  <w:abstractNum w:abstractNumId="19" w15:restartNumberingAfterBreak="0">
+  <w:abstractNum w:abstractNumId="21" w15:restartNumberingAfterBreak="0">
     <w:nsid w:val="4B4D0EFF"/>
     <w:multiLevelType w:val="hybridMultilevel"/>
     <w:tmpl w:val="DD3A9032"/>
@@ -6289,7 +6910,7 @@
       </w:rPr>
     </w:lvl>
   </w:abstractNum>
-  <w:abstractNum w:abstractNumId="20" w15:restartNumberingAfterBreak="0">
+  <w:abstractNum w:abstractNumId="22" w15:restartNumberingAfterBreak="0">
     <w:nsid w:val="4E000C3B"/>
     <w:multiLevelType w:val="hybridMultilevel"/>
     <w:tmpl w:val="D728A25C"/>
@@ -6402,7 +7023,7 @@
       </w:rPr>
     </w:lvl>
   </w:abstractNum>
-  <w:abstractNum w:abstractNumId="21" w15:restartNumberingAfterBreak="0">
+  <w:abstractNum w:abstractNumId="23" w15:restartNumberingAfterBreak="0">
     <w:nsid w:val="4F3A372F"/>
     <w:multiLevelType w:val="hybridMultilevel"/>
     <w:tmpl w:val="88DCD298"/>
@@ -6515,7 +7136,7 @@
       </w:rPr>
     </w:lvl>
   </w:abstractNum>
-  <w:abstractNum w:abstractNumId="22" w15:restartNumberingAfterBreak="0">
+  <w:abstractNum w:abstractNumId="24" w15:restartNumberingAfterBreak="0">
     <w:nsid w:val="52304FD3"/>
     <w:multiLevelType w:val="hybridMultilevel"/>
     <w:tmpl w:val="3A02B3EE"/>
@@ -6628,7 +7249,7 @@
       </w:rPr>
     </w:lvl>
   </w:abstractNum>
-  <w:abstractNum w:abstractNumId="23" w15:restartNumberingAfterBreak="0">
+  <w:abstractNum w:abstractNumId="25" w15:restartNumberingAfterBreak="0">
     <w:nsid w:val="541B56AB"/>
     <w:multiLevelType w:val="hybridMultilevel"/>
     <w:tmpl w:val="ADFE6D92"/>
@@ -6742,7 +7363,120 @@
       </w:rPr>
     </w:lvl>
   </w:abstractNum>
-  <w:abstractNum w:abstractNumId="24" w15:restartNumberingAfterBreak="0">
+  <w:abstractNum w:abstractNumId="26" w15:restartNumberingAfterBreak="0">
+    <w:nsid w:val="57435C02"/>
+    <w:multiLevelType w:val="hybridMultilevel"/>
+    <w:tmpl w:val="44CCCD3A"/>
+    <w:lvl w:ilvl="0" w:tplc="04090009">
+      <w:start w:val="1"/>
+      <w:numFmt w:val="bullet"/>
+      <w:lvlText w:val=""/>
+      <w:lvlJc w:val="left"/>
+      <w:pPr>
+        <w:ind w:left="849" w:hanging="360"/>
+      </w:pPr>
+      <w:rPr>
+        <w:rFonts w:ascii="Wingdings" w:hAnsi="Wingdings" w:hint="default"/>
+      </w:rPr>
+    </w:lvl>
+    <w:lvl w:ilvl="1" w:tplc="FFFFFFFF" w:tentative="1">
+      <w:start w:val="1"/>
+      <w:numFmt w:val="bullet"/>
+      <w:lvlText w:val="o"/>
+      <w:lvlJc w:val="left"/>
+      <w:pPr>
+        <w:ind w:left="1569" w:hanging="360"/>
+      </w:pPr>
+      <w:rPr>
+        <w:rFonts w:ascii="Courier New" w:hAnsi="Courier New" w:cs="Courier New" w:hint="default"/>
+      </w:rPr>
+    </w:lvl>
+    <w:lvl w:ilvl="2" w:tplc="FFFFFFFF" w:tentative="1">
+      <w:start w:val="1"/>
+      <w:numFmt w:val="bullet"/>
+      <w:lvlText w:val=""/>
+      <w:lvlJc w:val="left"/>
+      <w:pPr>
+        <w:ind w:left="2289" w:hanging="360"/>
+      </w:pPr>
+      <w:rPr>
+        <w:rFonts w:ascii="Wingdings" w:hAnsi="Wingdings" w:hint="default"/>
+      </w:rPr>
+    </w:lvl>
+    <w:lvl w:ilvl="3" w:tplc="FFFFFFFF" w:tentative="1">
+      <w:start w:val="1"/>
+      <w:numFmt w:val="bullet"/>
+      <w:lvlText w:val=""/>
+      <w:lvlJc w:val="left"/>
+      <w:pPr>
+        <w:ind w:left="3009" w:hanging="360"/>
+      </w:pPr>
+      <w:rPr>
+        <w:rFonts w:ascii="Symbol" w:hAnsi="Symbol" w:hint="default"/>
+      </w:rPr>
+    </w:lvl>
+    <w:lvl w:ilvl="4" w:tplc="FFFFFFFF" w:tentative="1">
+      <w:start w:val="1"/>
+      <w:numFmt w:val="bullet"/>
+      <w:lvlText w:val="o"/>
+      <w:lvlJc w:val="left"/>
+      <w:pPr>
+        <w:ind w:left="3729" w:hanging="360"/>
+      </w:pPr>
+      <w:rPr>
+        <w:rFonts w:ascii="Courier New" w:hAnsi="Courier New" w:cs="Courier New" w:hint="default"/>
+      </w:rPr>
+    </w:lvl>
+    <w:lvl w:ilvl="5" w:tplc="FFFFFFFF" w:tentative="1">
+      <w:start w:val="1"/>
+      <w:numFmt w:val="bullet"/>
+      <w:lvlText w:val=""/>
+      <w:lvlJc w:val="left"/>
+      <w:pPr>
+        <w:ind w:left="4449" w:hanging="360"/>
+      </w:pPr>
+      <w:rPr>
+        <w:rFonts w:ascii="Wingdings" w:hAnsi="Wingdings" w:hint="default"/>
+      </w:rPr>
+    </w:lvl>
+    <w:lvl w:ilvl="6" w:tplc="FFFFFFFF" w:tentative="1">
+      <w:start w:val="1"/>
+      <w:numFmt w:val="bullet"/>
+      <w:lvlText w:val=""/>
+      <w:lvlJc w:val="left"/>
+      <w:pPr>
+        <w:ind w:left="5169" w:hanging="360"/>
+      </w:pPr>
+      <w:rPr>
+        <w:rFonts w:ascii="Symbol" w:hAnsi="Symbol" w:hint="default"/>
+      </w:rPr>
+    </w:lvl>
+    <w:lvl w:ilvl="7" w:tplc="FFFFFFFF" w:tentative="1">
+      <w:start w:val="1"/>
+      <w:numFmt w:val="bullet"/>
+      <w:lvlText w:val="o"/>
+      <w:lvlJc w:val="left"/>
+      <w:pPr>
+        <w:ind w:left="5889" w:hanging="360"/>
+      </w:pPr>
+      <w:rPr>
+        <w:rFonts w:ascii="Courier New" w:hAnsi="Courier New" w:cs="Courier New" w:hint="default"/>
+      </w:rPr>
+    </w:lvl>
+    <w:lvl w:ilvl="8" w:tplc="FFFFFFFF" w:tentative="1">
+      <w:start w:val="1"/>
+      <w:numFmt w:val="bullet"/>
+      <w:lvlText w:val=""/>
+      <w:lvlJc w:val="left"/>
+      <w:pPr>
+        <w:ind w:left="6609" w:hanging="360"/>
+      </w:pPr>
+      <w:rPr>
+        <w:rFonts w:ascii="Wingdings" w:hAnsi="Wingdings" w:hint="default"/>
+      </w:rPr>
+    </w:lvl>
+  </w:abstractNum>
+  <w:abstractNum w:abstractNumId="27" w15:restartNumberingAfterBreak="0">
     <w:nsid w:val="5C144420"/>
     <w:multiLevelType w:val="hybridMultilevel"/>
     <w:tmpl w:val="08B211B2"/>
@@ -6855,7 +7589,7 @@
       </w:rPr>
     </w:lvl>
   </w:abstractNum>
-  <w:abstractNum w:abstractNumId="25" w15:restartNumberingAfterBreak="0">
+  <w:abstractNum w:abstractNumId="28" w15:restartNumberingAfterBreak="0">
     <w:nsid w:val="5C1B4A7A"/>
     <w:multiLevelType w:val="hybridMultilevel"/>
     <w:tmpl w:val="C3CCE108"/>
@@ -6968,10 +7702,10 @@
       </w:rPr>
     </w:lvl>
   </w:abstractNum>
-  <w:abstractNum w:abstractNumId="26" w15:restartNumberingAfterBreak="0">
+  <w:abstractNum w:abstractNumId="29" w15:restartNumberingAfterBreak="0">
     <w:nsid w:val="5DDB66B8"/>
     <w:multiLevelType w:val="hybridMultilevel"/>
-    <w:tmpl w:val="B79085DC"/>
+    <w:tmpl w:val="519C35A6"/>
     <w:lvl w:ilvl="0" w:tplc="04090007">
       <w:start w:val="1"/>
       <w:numFmt w:val="bullet"/>
@@ -7082,7 +7816,7 @@
       </w:rPr>
     </w:lvl>
   </w:abstractNum>
-  <w:abstractNum w:abstractNumId="27" w15:restartNumberingAfterBreak="0">
+  <w:abstractNum w:abstractNumId="30" w15:restartNumberingAfterBreak="0">
     <w:nsid w:val="60C52B62"/>
     <w:multiLevelType w:val="hybridMultilevel"/>
     <w:tmpl w:val="08808D62"/>
@@ -7195,7 +7929,7 @@
       </w:rPr>
     </w:lvl>
   </w:abstractNum>
-  <w:abstractNum w:abstractNumId="28" w15:restartNumberingAfterBreak="0">
+  <w:abstractNum w:abstractNumId="31" w15:restartNumberingAfterBreak="0">
     <w:nsid w:val="6E700184"/>
     <w:multiLevelType w:val="multilevel"/>
     <w:tmpl w:val="A32C6F72"/>
@@ -7344,7 +8078,7 @@
       </w:rPr>
     </w:lvl>
   </w:abstractNum>
-  <w:abstractNum w:abstractNumId="29" w15:restartNumberingAfterBreak="0">
+  <w:abstractNum w:abstractNumId="32" w15:restartNumberingAfterBreak="0">
     <w:nsid w:val="6F5C6C9A"/>
     <w:multiLevelType w:val="hybridMultilevel"/>
     <w:tmpl w:val="334E93EC"/>
@@ -7457,10 +8191,10 @@
       </w:rPr>
     </w:lvl>
   </w:abstractNum>
-  <w:abstractNum w:abstractNumId="30" w15:restartNumberingAfterBreak="0">
+  <w:abstractNum w:abstractNumId="33" w15:restartNumberingAfterBreak="0">
     <w:nsid w:val="732F13C3"/>
     <w:multiLevelType w:val="hybridMultilevel"/>
-    <w:tmpl w:val="843A2F14"/>
+    <w:tmpl w:val="7FF0A1AA"/>
     <w:lvl w:ilvl="0" w:tplc="04090009">
       <w:start w:val="1"/>
       <w:numFmt w:val="bullet"/>
@@ -7571,34 +8305,34 @@
     </w:lvl>
   </w:abstractNum>
   <w:num w:numId="1" w16cid:durableId="413476252">
+    <w:abstractNumId w:val="8"/>
+  </w:num>
+  <w:num w:numId="2" w16cid:durableId="187061073">
     <w:abstractNumId w:val="6"/>
   </w:num>
-  <w:num w:numId="2" w16cid:durableId="187061073">
-    <w:abstractNumId w:val="4"/>
-  </w:num>
   <w:num w:numId="3" w16cid:durableId="43523412">
-    <w:abstractNumId w:val="20"/>
+    <w:abstractNumId w:val="22"/>
   </w:num>
   <w:num w:numId="4" w16cid:durableId="2068524403">
-    <w:abstractNumId w:val="27"/>
+    <w:abstractNumId w:val="30"/>
   </w:num>
   <w:num w:numId="5" w16cid:durableId="947352062">
-    <w:abstractNumId w:val="25"/>
+    <w:abstractNumId w:val="28"/>
   </w:num>
   <w:num w:numId="6" w16cid:durableId="721094767">
-    <w:abstractNumId w:val="10"/>
+    <w:abstractNumId w:val="12"/>
   </w:num>
   <w:num w:numId="7" w16cid:durableId="248199265">
-    <w:abstractNumId w:val="5"/>
+    <w:abstractNumId w:val="7"/>
   </w:num>
   <w:num w:numId="8" w16cid:durableId="1041788029">
-    <w:abstractNumId w:val="17"/>
+    <w:abstractNumId w:val="19"/>
   </w:num>
   <w:num w:numId="9" w16cid:durableId="656418868">
     <w:abstractNumId w:val="1"/>
   </w:num>
   <w:num w:numId="10" w16cid:durableId="1983074459">
-    <w:abstractNumId w:val="28"/>
+    <w:abstractNumId w:val="31"/>
   </w:num>
   <w:num w:numId="11" w16cid:durableId="1522352494">
     <w:abstractNumId w:val="0"/>
@@ -7607,61 +8341,70 @@
     <w:abstractNumId w:val="2"/>
   </w:num>
   <w:num w:numId="13" w16cid:durableId="283931097">
-    <w:abstractNumId w:val="15"/>
+    <w:abstractNumId w:val="17"/>
   </w:num>
   <w:num w:numId="14" w16cid:durableId="265040515">
-    <w:abstractNumId w:val="9"/>
+    <w:abstractNumId w:val="11"/>
   </w:num>
   <w:num w:numId="15" w16cid:durableId="284896013">
-    <w:abstractNumId w:val="16"/>
+    <w:abstractNumId w:val="18"/>
   </w:num>
   <w:num w:numId="16" w16cid:durableId="192963439">
-    <w:abstractNumId w:val="12"/>
+    <w:abstractNumId w:val="14"/>
   </w:num>
   <w:num w:numId="17" w16cid:durableId="3557120">
-    <w:abstractNumId w:val="7"/>
+    <w:abstractNumId w:val="9"/>
   </w:num>
   <w:num w:numId="18" w16cid:durableId="1692296770">
     <w:abstractNumId w:val="3"/>
   </w:num>
   <w:num w:numId="19" w16cid:durableId="1640912578">
+    <w:abstractNumId w:val="15"/>
+  </w:num>
+  <w:num w:numId="20" w16cid:durableId="1176069206">
+    <w:abstractNumId w:val="27"/>
+  </w:num>
+  <w:num w:numId="21" w16cid:durableId="1810896200">
     <w:abstractNumId w:val="13"/>
   </w:num>
-  <w:num w:numId="20" w16cid:durableId="1176069206">
+  <w:num w:numId="22" w16cid:durableId="2004166016">
+    <w:abstractNumId w:val="20"/>
+  </w:num>
+  <w:num w:numId="23" w16cid:durableId="1782411956">
+    <w:abstractNumId w:val="16"/>
+  </w:num>
+  <w:num w:numId="24" w16cid:durableId="1316882556">
+    <w:abstractNumId w:val="10"/>
+  </w:num>
+  <w:num w:numId="25" w16cid:durableId="1999963641">
     <w:abstractNumId w:val="24"/>
   </w:num>
-  <w:num w:numId="21" w16cid:durableId="1810896200">
-    <w:abstractNumId w:val="11"/>
-  </w:num>
-  <w:num w:numId="22" w16cid:durableId="2004166016">
-    <w:abstractNumId w:val="18"/>
-  </w:num>
-  <w:num w:numId="23" w16cid:durableId="1782411956">
-    <w:abstractNumId w:val="14"/>
-  </w:num>
-  <w:num w:numId="24" w16cid:durableId="1316882556">
-    <w:abstractNumId w:val="8"/>
-  </w:num>
-  <w:num w:numId="25" w16cid:durableId="1999963641">
-    <w:abstractNumId w:val="22"/>
-  </w:num>
   <w:num w:numId="26" w16cid:durableId="2063551841">
-    <w:abstractNumId w:val="19"/>
+    <w:abstractNumId w:val="21"/>
   </w:num>
   <w:num w:numId="27" w16cid:durableId="1643846469">
-    <w:abstractNumId w:val="21"/>
+    <w:abstractNumId w:val="23"/>
   </w:num>
   <w:num w:numId="28" w16cid:durableId="63987397">
+    <w:abstractNumId w:val="32"/>
+  </w:num>
+  <w:num w:numId="29" w16cid:durableId="1975671783">
+    <w:abstractNumId w:val="33"/>
+  </w:num>
+  <w:num w:numId="30" w16cid:durableId="1503005578">
     <w:abstractNumId w:val="29"/>
   </w:num>
-  <w:num w:numId="29" w16cid:durableId="1975671783">
-    <w:abstractNumId w:val="30"/>
+  <w:num w:numId="31" w16cid:durableId="1483086811">
+    <w:abstractNumId w:val="25"/>
   </w:num>
-  <w:num w:numId="30" w16cid:durableId="1503005578">
+  <w:num w:numId="32" w16cid:durableId="2086142516">
     <w:abstractNumId w:val="26"/>
   </w:num>
-  <w:num w:numId="31" w16cid:durableId="1483086811">
-    <w:abstractNumId w:val="23"/>
+  <w:num w:numId="33" w16cid:durableId="401757339">
+    <w:abstractNumId w:val="5"/>
+  </w:num>
+  <w:num w:numId="34" w16cid:durableId="1085960088">
+    <w:abstractNumId w:val="4"/>
   </w:num>
 </w:numbering>
 </file>
@@ -8622,7 +9365,6 @@
     <w:name w:val="Normal (Web)"/>
     <w:basedOn w:val="Normal"/>
     <w:uiPriority w:val="99"/>
-    <w:semiHidden/>
     <w:unhideWhenUsed/>
     <w:rsid w:val="001E4D0D"/>
     <w:pPr>
@@ -8632,6 +9374,17 @@
       <w:rFonts w:ascii="Times New Roman" w:eastAsia="Times New Roman" w:hAnsi="Times New Roman" w:cs="Times New Roman"/>
       <w:kern w:val="0"/>
       <w14:ligatures w14:val="none"/>
+    </w:rPr>
+  </w:style>
+  <w:style w:type="character" w:styleId="Strong">
+    <w:name w:val="Strong"/>
+    <w:basedOn w:val="DefaultParagraphFont"/>
+    <w:uiPriority w:val="22"/>
+    <w:qFormat/>
+    <w:rsid w:val="00E24FC1"/>
+    <w:rPr>
+      <w:b/>
+      <w:bCs/>
     </w:rPr>
   </w:style>
 </w:styles>
@@ -8930,4 +9683,16 @@
     </a:ext>
   </a:extLst>
 </a:theme>
+</file>
+
+<file path=customXml/item1.xml><?xml version="1.0" encoding="utf-8"?>
+<b:Sources xmlns:b="http://schemas.openxmlformats.org/officeDocument/2006/bibliography" xmlns="http://schemas.openxmlformats.org/officeDocument/2006/bibliography" SelectedStyle="\APASixthEditionOfficeOnline.xsl" StyleName="APA" Version="6"/>
+</file>
+
+<file path=customXml/itemProps1.xml><?xml version="1.0" encoding="utf-8"?>
+<ds:datastoreItem xmlns:ds="http://schemas.openxmlformats.org/officeDocument/2006/customXml" ds:itemID="{62267681-EBF6-4001-9341-3AF82826022A}">
+  <ds:schemaRefs>
+    <ds:schemaRef ds:uri="http://schemas.openxmlformats.org/officeDocument/2006/bibliography"/>
+  </ds:schemaRefs>
+</ds:datastoreItem>
 </file>